--- a/paper/ISWA/submission/cas-sc-blinded.docx
+++ b/paper/ISWA/submission/cas-sc-blinded.docx
@@ -12119,13 +12119,19 @@
         <w:t xml:space="preserve"> </w:t>
       </w:r>
       <w:r>
-        <w:t xml:space="preserve">reproducibility capsule (MIT license) that accompanies this submission; the public repository and its</w:t>
-      </w:r>
-      <w:r>
-        <w:t xml:space="preserve"> </w:t>
-      </w:r>
-      <w:r>
-        <w:t xml:space="preserve">citable DOI are withheld here for double-blind review and will be provided on acceptance.</w:t>
+        <w:t xml:space="preserve">reproducibility capsule (MIT license) provided as anonymized supplementary material with this submission;</w:t>
+      </w:r>
+      <w:r>
+        <w:t xml:space="preserve"> </w:t>
+      </w:r>
+      <w:r>
+        <w:t xml:space="preserve">the public repository and its citable DOI are withheld here for double-blind review and will be provided</w:t>
+      </w:r>
+      <w:r>
+        <w:t xml:space="preserve"> </w:t>
+      </w:r>
+      <w:r>
+        <w:t xml:space="preserve">on acceptance.</w:t>
       </w:r>
       <w:r>
         <w:t xml:space="preserve"> </w:t>

--- a/paper/ISWA/submission/cas-sc-blinded.docx
+++ b/paper/ISWA/submission/cas-sc-blinded.docx
@@ -347,13 +347,103 @@
         <w:t xml:space="preserve"> </w:t>
       </w:r>
       <w:r>
+        <w:t xml:space="preserve">45</w:t>
+      </w:r>
+      <w:r>
+        <w:t xml:space="preserve"> </w:t>
+      </w:r>
+      <w:r>
+        <w:t xml:space="preserve">credit-health</w:t>
+      </w:r>
+      <w:r>
+        <w:t xml:space="preserve"> </w:t>
+      </w:r>
+      <w:r>
+        <w:t xml:space="preserve">profiles</w:t>
+      </w:r>
+      <w:r>
+        <w:t xml:space="preserve"> </w:t>
+      </w:r>
+      <w:r>
+        <w:t xml:space="preserve">across</w:t>
+      </w:r>
+      <w:r>
+        <w:t xml:space="preserve"> </w:t>
+      </w:r>
+      <w:r>
+        <w:t xml:space="preserve">32</w:t>
+      </w:r>
+      <w:r>
+        <w:t xml:space="preserve"> </w:t>
+      </w:r>
+      <w:r>
+        <w:t xml:space="preserve">specifications</w:t>
+      </w:r>
+      <w:r>
+        <w:t xml:space="preserve"> </w:t>
+      </w:r>
+      <w:r>
+        <w:t xml:space="preserve">and</w:t>
+      </w:r>
+      <w:r>
+        <w:t xml:space="preserve"> </w:t>
+      </w:r>
+      <w:r>
+        <w:t xml:space="preserve">three</w:t>
+      </w:r>
+      <w:r>
+        <w:t xml:space="preserve"> </w:t>
+      </w:r>
+      <w:r>
+        <w:t xml:space="preserve">seeds</w:t>
+      </w:r>
+      <w:r>
+        <w:t xml:space="preserve"> </w:t>
+      </w:r>
+      <w:r>
+        <w:t xml:space="preserve">(4</w:t>
+      </w:r>
+      <w:r>
+        <w:t xml:space="preserve">,</w:t>
+      </w:r>
+      <w:r>
+        <w:t xml:space="preserve">320</w:t>
+      </w:r>
+      <w:r>
+        <w:t xml:space="preserve"> </w:t>
+      </w:r>
+      <w:r>
+        <w:t xml:space="preserve">credit-rating</w:t>
+      </w:r>
+      <w:r>
+        <w:t xml:space="preserve"> </w:t>
+      </w:r>
+      <w:r>
+        <w:t xml:space="preserve">elicitations),</w:t>
+      </w:r>
+      <w:r>
+        <w:t xml:space="preserve"> </w:t>
+      </w:r>
+      <w:r>
+        <w:t xml:space="preserve">drawn</w:t>
+      </w:r>
+      <w:r>
+        <w:t xml:space="preserve"> </w:t>
+      </w:r>
+      <w:r>
+        <w:t xml:space="preserve">from</w:t>
+      </w:r>
+      <w:r>
+        <w:t xml:space="preserve"> </w:t>
+      </w:r>
+      <w:r>
         <w:t xml:space="preserve">a</w:t>
       </w:r>
       <w:r>
         <w:t xml:space="preserve"> </w:t>
       </w:r>
       <w:r>
-        <w:t xml:space="preserve">fixed</w:t>
+        <w:t xml:space="preserve">pre-registered</w:t>
       </w:r>
       <w:r>
         <w:t xml:space="preserve"> </w:t>
@@ -371,7 +461,7 @@
         <w:t xml:space="preserve"> </w:t>
       </w:r>
       <w:r>
-        <w:t xml:space="preserve">across</w:t>
+        <w:t xml:space="preserve">and</w:t>
       </w:r>
       <w:r>
         <w:t xml:space="preserve"> </w:t>
@@ -479,49 +569,610 @@
         <w:t xml:space="preserve"> </w:t>
       </w:r>
       <w:r>
+        <w:t xml:space="preserve">providers,</w:t>
+      </w:r>
+      <w:r>
+        <w:t xml:space="preserve"> </w:t>
+      </w:r>
+      <w:r>
+        <w:t xml:space="preserve">benchmarked</w:t>
+      </w:r>
+      <w:r>
+        <w:t xml:space="preserve"> </w:t>
+      </w:r>
+      <w:r>
+        <w:t xml:space="preserve">to</w:t>
+      </w:r>
+      <w:r>
+        <w:t xml:space="preserve"> </w:t>
+      </w:r>
+      <w:r>
+        <w:t xml:space="preserve">Altman</w:t>
+      </w:r>
+      <w:r>
+        <w:t xml:space="preserve"> </w:t>
+      </w:r>
+      <w:r>
+        <w:t xml:space="preserve">Z</w:t>
+      </w:r>
+      <m:oMath>
+        <m:r>
+          <m:t>″</m:t>
+        </m:r>
+      </m:oMath>
+      <w:r>
+        <w:t xml:space="preserve">.</w:t>
+      </w:r>
+      <w:r>
+        <w:t xml:space="preserve"> </w:t>
+      </w:r>
+      <w:r>
+        <w:t xml:space="preserve">Our</w:t>
+      </w:r>
+      <w:r>
+        <w:t xml:space="preserve"> </w:t>
+      </w:r>
+      <w:r>
+        <w:t xml:space="preserve">estimand</w:t>
+      </w:r>
+      <w:r>
+        <w:t xml:space="preserve"> </w:t>
+      </w:r>
+      <w:r>
+        <w:t xml:space="preserve">is</w:t>
+      </w:r>
+      <w:r>
+        <w:t xml:space="preserve"> </w:t>
+      </w:r>
+      <w:r>
+        <w:t xml:space="preserve">stability,</w:t>
+      </w:r>
+      <w:r>
+        <w:t xml:space="preserve"> </w:t>
+      </w:r>
+      <w:r>
+        <w:t xml:space="preserve">not</w:t>
+      </w:r>
+      <w:r>
+        <w:t xml:space="preserve"> </w:t>
+      </w:r>
+      <w:r>
+        <w:t xml:space="preserve">accuracy.</w:t>
+      </w:r>
+      <w:r>
+        <w:t xml:space="preserve"> </w:t>
+      </w:r>
+      <w:r>
+        <w:t xml:space="preserve">Under</w:t>
+      </w:r>
+      <w:r>
+        <w:t xml:space="preserve"> </w:t>
+      </w:r>
+      <w:r>
+        <w:t xml:space="preserve">a</w:t>
+      </w:r>
+      <w:r>
+        <w:t xml:space="preserve"> </w:t>
+      </w:r>
+      <w:r>
+        <w:t xml:space="preserve">descriptive</w:t>
+      </w:r>
+      <w:r>
+        <w:t xml:space="preserve"> </w:t>
+      </w:r>
+      <w:r>
+        <w:t xml:space="preserve">main</w:t>
+      </w:r>
+      <w:r>
+        <w:t xml:space="preserve"> </w:t>
+      </w:r>
+      <w:r>
+        <w:t xml:space="preserve">effects</w:t>
+      </w:r>
+      <w:r>
+        <w:t xml:space="preserve"> </w:t>
+      </w:r>
+      <w:r>
+        <w:t xml:space="preserve">decomposition,</w:t>
+      </w:r>
+      <w:r>
+        <w:t xml:space="preserve"> </w:t>
+      </w:r>
+      <w:r>
+        <w:t xml:space="preserve">no</w:t>
+      </w:r>
+      <w:r>
+        <w:t xml:space="preserve"> </w:t>
+      </w:r>
+      <w:r>
+        <w:t xml:space="preserve">controllable</w:t>
+      </w:r>
+      <w:r>
+        <w:t xml:space="preserve"> </w:t>
+      </w:r>
+      <w:r>
+        <w:t xml:space="preserve">axis</w:t>
+      </w:r>
+      <w:r>
+        <w:t xml:space="preserve"> </w:t>
+      </w:r>
+      <w:r>
+        <w:t xml:space="preserve">exceeds</w:t>
+      </w:r>
+      <w:r>
+        <w:t xml:space="preserve"> </w:t>
+      </w:r>
+      <w:r>
+        <w:t xml:space="preserve">about</w:t>
+      </w:r>
+      <w:r>
+        <w:t xml:space="preserve"> </w:t>
+      </w:r>
+      <w:r>
+        <w:t xml:space="preserve">5%</w:t>
+      </w:r>
+      <w:r>
+        <w:t xml:space="preserve"> </w:t>
+      </w:r>
+      <w:r>
+        <w:t xml:space="preserve">of</w:t>
+      </w:r>
+      <w:r>
+        <w:t xml:space="preserve"> </w:t>
+      </w:r>
+      <w:r>
+        <w:t xml:space="preserve">rating</w:t>
+      </w:r>
+      <w:r>
+        <w:t xml:space="preserve"> </w:t>
+      </w:r>
+      <w:r>
+        <w:t xml:space="preserve">variance,</w:t>
+      </w:r>
+      <w:r>
+        <w:t xml:space="preserve"> </w:t>
+      </w:r>
+      <w:r>
+        <w:t xml:space="preserve">and</w:t>
+      </w:r>
+      <w:r>
+        <w:t xml:space="preserve"> </w:t>
+      </w:r>
+      <w:r>
+        <w:t xml:space="preserve">pure</w:t>
+      </w:r>
+      <w:r>
+        <w:t xml:space="preserve"> </w:t>
+      </w:r>
+      <w:r>
+        <w:t xml:space="preserve">run-to-run</w:t>
+      </w:r>
+      <w:r>
+        <w:t xml:space="preserve"> </w:t>
+      </w:r>
+      <w:r>
+        <w:t xml:space="preserve">variation</w:t>
+      </w:r>
+      <w:r>
+        <w:t xml:space="preserve"> </w:t>
+      </w:r>
+      <w:r>
+        <w:t xml:space="preserve">accounts</w:t>
+      </w:r>
+      <w:r>
+        <w:t xml:space="preserve"> </w:t>
+      </w:r>
+      <w:r>
+        <w:t xml:space="preserve">for</w:t>
+      </w:r>
+      <w:r>
+        <w:t xml:space="preserve"> </w:t>
+      </w:r>
+      <w:r>
+        <w:t xml:space="preserve">about</w:t>
+      </w:r>
+      <w:r>
+        <w:t xml:space="preserve"> </w:t>
+      </w:r>
+      <w:r>
+        <w:t xml:space="preserve">8%;</w:t>
+      </w:r>
+      <w:r>
+        <w:t xml:space="preserve"> </w:t>
+      </w:r>
+      <w:r>
+        <w:t xml:space="preserve">instability</w:t>
+      </w:r>
+      <w:r>
+        <w:t xml:space="preserve"> </w:t>
+      </w:r>
+      <w:r>
+        <w:t xml:space="preserve">persists</w:t>
+      </w:r>
+      <w:r>
+        <w:t xml:space="preserve"> </w:t>
+      </w:r>
+      <w:r>
+        <w:t xml:space="preserve">on</w:t>
+      </w:r>
+      <w:r>
+        <w:t xml:space="preserve"> </w:t>
+      </w:r>
+      <w:r>
+        <w:t xml:space="preserve">the</w:t>
+      </w:r>
+      <w:r>
+        <w:t xml:space="preserve"> </w:t>
+      </w:r>
+      <w:r>
+        <w:t xml:space="preserve">temperature-0-honored</w:t>
+      </w:r>
+      <w:r>
+        <w:t xml:space="preserve"> </w:t>
+      </w:r>
+      <w:r>
+        <w:t xml:space="preserve">subgrid</w:t>
+      </w:r>
+      <w:r>
+        <w:t xml:space="preserve"> </w:t>
+      </w:r>
+      <w:r>
+        <w:t xml:space="preserve">(single</w:t>
+      </w:r>
+      <w:r>
+        <w:t xml:space="preserve"> </w:t>
+      </w:r>
+      <w:r>
+        <w:t xml:space="preserve">provider,</w:t>
+      </w:r>
+      <w:r>
+        <w:t xml:space="preserve"> </w:t>
+      </w:r>
+      <w:r>
+        <w:t xml:space="preserve">temperature</w:t>
+      </w:r>
+      <w:r>
+        <w:t xml:space="preserve"> </w:t>
+      </w:r>
+      <w:r>
+        <w:t xml:space="preserve">0;</w:t>
+      </w:r>
+      <w:r>
+        <w:t xml:space="preserve"> </w:t>
+      </w:r>
+      <w:r>
+        <w:t xml:space="preserve">permutation</w:t>
+      </w:r>
+      <w:r>
+        <w:t xml:space="preserve"> </w:t>
+      </w:r>
+      <m:oMath>
+        <m:r>
+          <m:t>p</m:t>
+        </m:r>
+        <m:r>
+          <m:t>=</m:t>
+        </m:r>
+        <m:r>
+          <m:t>0.0005</m:t>
+        </m:r>
+      </m:oMath>
+      <w:r>
+        <w:t xml:space="preserve">).</w:t>
+      </w:r>
+      <w:r>
+        <w:t xml:space="preserve"> </w:t>
+      </w:r>
+      <w:r>
+        <w:t xml:space="preserve">Cross-specification</w:t>
+      </w:r>
+      <w:r>
+        <w:t xml:space="preserve"> </w:t>
+      </w:r>
+      <w:r>
+        <w:t xml:space="preserve">agreement</w:t>
+      </w:r>
+      <w:r>
+        <w:t xml:space="preserve"> </w:t>
+      </w:r>
+      <w:r>
+        <w:t xml:space="preserve">remains</w:t>
+      </w:r>
+      <w:r>
+        <w:t xml:space="preserve"> </w:t>
+      </w:r>
+      <w:r>
+        <w:t xml:space="preserve">low</w:t>
+      </w:r>
+      <w:r>
+        <w:t xml:space="preserve"> </w:t>
+      </w:r>
+      <w:r>
+        <w:t xml:space="preserve">at</w:t>
+      </w:r>
+      <w:r>
+        <w:t xml:space="preserve"> </w:t>
+      </w:r>
+      <w:r>
+        <w:t xml:space="preserve">all</w:t>
+      </w:r>
+      <w:r>
+        <w:t xml:space="preserve"> </w:t>
+      </w:r>
+      <w:r>
+        <w:t xml:space="preserve">resolutions:</w:t>
+      </w:r>
+      <w:r>
+        <w:t xml:space="preserve"> </w:t>
+      </w:r>
+      <w:r>
+        <w:t xml:space="preserve">unweighted</w:t>
+      </w:r>
+      <w:r>
+        <w:t xml:space="preserve"> </w:t>
+      </w:r>
+      <w:r>
+        <w:t xml:space="preserve">Fleiss’</w:t>
+      </w:r>
+      <w:r>
+        <w:t xml:space="preserve"> </w:t>
+      </w:r>
+      <m:oMath>
+        <m:r>
+          <m:t>κ</m:t>
+        </m:r>
+      </m:oMath>
+      <w:r>
+        <w:t xml:space="preserve"> </w:t>
+      </w:r>
+      <w:r>
+        <w:t xml:space="preserve">reaches</w:t>
+      </w:r>
+      <w:r>
+        <w:t xml:space="preserve"> </w:t>
+      </w:r>
+      <w:r>
+        <w:t xml:space="preserve">at</w:t>
+      </w:r>
+      <w:r>
+        <w:t xml:space="preserve"> </w:t>
+      </w:r>
+      <w:r>
+        <w:t xml:space="preserve">most</w:t>
+      </w:r>
+      <w:r>
+        <w:t xml:space="preserve"> </w:t>
+      </w:r>
+      <w:r>
+        <w:t xml:space="preserve">0.49</w:t>
+      </w:r>
+      <w:r>
+        <w:t xml:space="preserve"> </w:t>
+      </w:r>
+      <w:r>
+        <w:t xml:space="preserve">at</w:t>
+      </w:r>
+      <w:r>
+        <w:t xml:space="preserve"> </w:t>
+      </w:r>
+      <w:r>
+        <w:t xml:space="preserve">the</w:t>
+      </w:r>
+      <w:r>
+        <w:t xml:space="preserve"> </w:t>
+      </w:r>
+      <w:r>
+        <w:t xml:space="preserve">investment-grade/high-yield</w:t>
+      </w:r>
+      <w:r>
+        <w:t xml:space="preserve"> </w:t>
+      </w:r>
+      <w:r>
+        <w:t xml:space="preserve">split,</w:t>
+      </w:r>
+      <w:r>
+        <w:t xml:space="preserve"> </w:t>
+      </w:r>
+      <w:r>
+        <w:t xml:space="preserve">where</w:t>
+      </w:r>
+      <w:r>
+        <w:t xml:space="preserve"> </w:t>
+      </w:r>
+      <w:r>
+        <w:t xml:space="preserve">25.2%</w:t>
+      </w:r>
+      <w:r>
+        <w:t xml:space="preserve"> </w:t>
+      </w:r>
+      <w:r>
+        <w:t xml:space="preserve">of</w:t>
+      </w:r>
+      <w:r>
+        <w:t xml:space="preserve"> </w:t>
+      </w:r>
+      <w:r>
+        <w:t xml:space="preserve">matched</w:t>
+      </w:r>
+      <w:r>
+        <w:t xml:space="preserve"> </w:t>
+      </w:r>
+      <w:r>
+        <w:t xml:space="preserve">pairs</w:t>
+      </w:r>
+      <w:r>
+        <w:t xml:space="preserve"> </w:t>
+      </w:r>
+      <w:r>
+        <w:t xml:space="preserve">disagree,</w:t>
+      </w:r>
+      <w:r>
+        <w:t xml:space="preserve"> </w:t>
+      </w:r>
+      <w:r>
+        <w:t xml:space="preserve">and</w:t>
+      </w:r>
+      <w:r>
+        <w:t xml:space="preserve"> </w:t>
+      </w:r>
+      <w:r>
+        <w:t xml:space="preserve">switching</w:t>
+      </w:r>
+      <w:r>
+        <w:t xml:space="preserve"> </w:t>
+      </w:r>
+      <w:r>
+        <w:t xml:space="preserve">or</w:t>
+      </w:r>
+      <w:r>
+        <w:t xml:space="preserve"> </w:t>
+      </w:r>
+      <w:r>
+        <w:t xml:space="preserve">pooling</w:t>
+      </w:r>
+      <w:r>
+        <w:t xml:space="preserve"> </w:t>
+      </w:r>
+      <w:r>
         <w:t xml:space="preserve">providers</w:t>
       </w:r>
       <w:r>
         <w:t xml:space="preserve"> </w:t>
       </w:r>
       <w:r>
-        <w:t xml:space="preserve">(four</w:t>
-      </w:r>
-      <w:r>
-        <w:t xml:space="preserve"> </w:t>
-      </w:r>
-      <w:r>
-        <w:t xml:space="preserve">snapshots;</w:t>
-      </w:r>
-      <w:r>
-        <w:t xml:space="preserve"> </w:t>
-      </w:r>
-      <w:r>
-        <w:t xml:space="preserve">8</w:t>
-      </w:r>
-      <w:r>
-        <w:t xml:space="preserve">,</w:t>
-      </w:r>
-      <w:r>
-        <w:t xml:space="preserve">640</w:t>
-      </w:r>
-      <w:r>
-        <w:t xml:space="preserve"> </w:t>
-      </w:r>
-      <w:r>
-        <w:t xml:space="preserve">elicitations,</w:t>
-      </w:r>
-      <w:r>
-        <w:t xml:space="preserve"> </w:t>
-      </w:r>
-      <w:r>
-        <w:t xml:space="preserve">4</w:t>
-      </w:r>
-      <w:r>
-        <w:t xml:space="preserve">,</w:t>
-      </w:r>
-      <w:r>
-        <w:t xml:space="preserve">320</w:t>
+        <w:t xml:space="preserve">does</w:t>
+      </w:r>
+      <w:r>
+        <w:t xml:space="preserve"> </w:t>
+      </w:r>
+      <w:r>
+        <w:t xml:space="preserve">not</w:t>
+      </w:r>
+      <w:r>
+        <w:t xml:space="preserve"> </w:t>
+      </w:r>
+      <w:r>
+        <w:t xml:space="preserve">remove</w:t>
+      </w:r>
+      <w:r>
+        <w:t xml:space="preserve"> </w:t>
+      </w:r>
+      <w:r>
+        <w:t xml:space="preserve">it.</w:t>
+      </w:r>
+      <w:r>
+        <w:t xml:space="preserve"> </w:t>
+      </w:r>
+      <w:r>
+        <w:t xml:space="preserve">Specification</w:t>
+      </w:r>
+      <w:r>
+        <w:t xml:space="preserve"> </w:t>
+      </w:r>
+      <w:r>
+        <w:t xml:space="preserve">variation</w:t>
+      </w:r>
+      <w:r>
+        <w:t xml:space="preserve"> </w:t>
+      </w:r>
+      <w:r>
+        <w:t xml:space="preserve">is</w:t>
+      </w:r>
+      <w:r>
+        <w:t xml:space="preserve"> </w:t>
+      </w:r>
+      <w:r>
+        <w:t xml:space="preserve">also</w:t>
+      </w:r>
+      <w:r>
+        <w:t xml:space="preserve"> </w:t>
+      </w:r>
+      <w:r>
+        <w:t xml:space="preserve">observed</w:t>
+      </w:r>
+      <w:r>
+        <w:t xml:space="preserve"> </w:t>
+      </w:r>
+      <w:r>
+        <w:t xml:space="preserve">in</w:t>
+      </w:r>
+      <w:r>
+        <w:t xml:space="preserve"> </w:t>
+      </w:r>
+      <w:r>
+        <w:t xml:space="preserve">31</w:t>
+      </w:r>
+      <w:r>
+        <w:t xml:space="preserve"> </w:t>
+      </w:r>
+      <w:r>
+        <w:t xml:space="preserve">perturbed</w:t>
+      </w:r>
+      <w:r>
+        <w:t xml:space="preserve"> </w:t>
+      </w:r>
+      <w:r>
+        <w:t xml:space="preserve">and</w:t>
+      </w:r>
+      <w:r>
+        <w:t xml:space="preserve"> </w:t>
+      </w:r>
+      <w:r>
+        <w:t xml:space="preserve">fingerprint-screened</w:t>
+      </w:r>
+      <w:r>
+        <w:t xml:space="preserve"> </w:t>
+      </w:r>
+      <w:r>
+        <w:t xml:space="preserve">real</w:t>
+      </w:r>
+      <w:r>
+        <w:t xml:space="preserve"> </w:t>
+      </w:r>
+      <w:r>
+        <w:t xml:space="preserve">issuers.</w:t>
+      </w:r>
+      <w:r>
+        <w:t xml:space="preserve"> </w:t>
+      </w:r>
+      <w:r>
+        <w:t xml:space="preserve">A</w:t>
+      </w:r>
+      <w:r>
+        <w:t xml:space="preserve"> </w:t>
+      </w:r>
+      <w:r>
+        <w:t xml:space="preserve">post-hoc</w:t>
+      </w:r>
+      <w:r>
+        <w:t xml:space="preserve"> </w:t>
+      </w:r>
+      <w:r>
+        <w:t xml:space="preserve">check</w:t>
+      </w:r>
+      <w:r>
+        <w:t xml:space="preserve"> </w:t>
+      </w:r>
+      <w:r>
+        <w:t xml:space="preserve">does</w:t>
+      </w:r>
+      <w:r>
+        <w:t xml:space="preserve"> </w:t>
+      </w:r>
+      <w:r>
+        <w:t xml:space="preserve">not</w:t>
+      </w:r>
+      <w:r>
+        <w:t xml:space="preserve"> </w:t>
+      </w:r>
+      <w:r>
+        <w:t xml:space="preserve">detect</w:t>
+      </w:r>
+      <w:r>
+        <w:t xml:space="preserve"> </w:t>
+      </w:r>
+      <w:r>
+        <w:t xml:space="preserve">attenuation</w:t>
       </w:r>
       <w:r>
         <w:t xml:space="preserve"> </w:t>
@@ -533,917 +1184,411 @@
         <w:t xml:space="preserve"> </w:t>
       </w:r>
       <w:r>
-        <w:t xml:space="preserve">credit-health</w:t>
-      </w:r>
-      <w:r>
-        <w:t xml:space="preserve"> </w:t>
-      </w:r>
-      <w:r>
-        <w:t xml:space="preserve">profiles</w:t>
-      </w:r>
-      <w:r>
-        <w:t xml:space="preserve"> </w:t>
-      </w:r>
-      <w:r>
-        <w:t xml:space="preserve">benchmarked</w:t>
-      </w:r>
-      <w:r>
-        <w:t xml:space="preserve"> </w:t>
-      </w:r>
-      <w:r>
-        <w:t xml:space="preserve">to</w:t>
-      </w:r>
-      <w:r>
-        <w:t xml:space="preserve"> </w:t>
-      </w:r>
-      <w:r>
-        <w:t xml:space="preserve">Altman</w:t>
-      </w:r>
-      <w:r>
-        <w:t xml:space="preserve"> </w:t>
-      </w:r>
-      <w:r>
-        <w:t xml:space="preserve">Z</w:t>
-      </w:r>
-      <m:oMath>
-        <m:r>
-          <m:t>″</m:t>
+        <w:t xml:space="preserve">flagship</w:t>
+      </w:r>
+      <w:r>
+        <w:t xml:space="preserve"> </w:t>
+      </w:r>
+      <w:r>
+        <w:t xml:space="preserve">models,</w:t>
+      </w:r>
+      <w:r>
+        <w:t xml:space="preserve"> </w:t>
+      </w:r>
+      <w:r>
+        <w:t xml:space="preserve">and</w:t>
+      </w:r>
+      <w:r>
+        <w:t xml:space="preserve"> </w:t>
+      </w:r>
+      <w:r>
+        <w:t xml:space="preserve">specification</w:t>
+      </w:r>
+      <w:r>
+        <w:t xml:space="preserve"> </w:t>
+      </w:r>
+      <w:r>
+        <w:t xml:space="preserve">sensitivity</w:t>
+      </w:r>
+      <w:r>
+        <w:t xml:space="preserve"> </w:t>
+      </w:r>
+      <w:r>
+        <w:t xml:space="preserve">is</w:t>
+      </w:r>
+      <w:r>
+        <w:t xml:space="preserve"> </w:t>
+      </w:r>
+      <w:r>
+        <w:t xml:space="preserve">also</w:t>
+      </w:r>
+      <w:r>
+        <w:t xml:space="preserve"> </w:t>
+      </w:r>
+      <w:r>
+        <w:t xml:space="preserve">observed</w:t>
+      </w:r>
+      <w:r>
+        <w:t xml:space="preserve"> </w:t>
+      </w:r>
+      <w:r>
+        <w:t xml:space="preserve">in</w:t>
+      </w:r>
+      <w:r>
+        <w:t xml:space="preserve"> </w:t>
+      </w:r>
+      <w:r>
+        <w:t xml:space="preserve">an</w:t>
+      </w:r>
+      <w:r>
+        <w:t xml:space="preserve"> </w:t>
+      </w:r>
+      <w:r>
+        <w:t xml:space="preserve">open-weight</w:t>
+      </w:r>
+      <w:r>
+        <w:t xml:space="preserve"> </w:t>
+      </w:r>
+      <w:r>
+        <w:t xml:space="preserve">reasoning</w:t>
+      </w:r>
+      <w:r>
+        <w:t xml:space="preserve"> </w:t>
+      </w:r>
+      <w:r>
+        <w:t xml:space="preserve">model.</w:t>
+      </w:r>
+      <w:r>
+        <w:t xml:space="preserve"> </w:t>
+      </w:r>
+      <w:r>
+        <w:t xml:space="preserve">We</w:t>
+      </w:r>
+      <w:r>
+        <w:t xml:space="preserve"> </w:t>
+      </w:r>
+      <w:r>
+        <w:t xml:space="preserve">frame</w:t>
+      </w:r>
+      <w:r>
+        <w:t xml:space="preserve"> </w:t>
+      </w:r>
+      <w:r>
+        <w:t xml:space="preserve">the</w:t>
+      </w:r>
+      <w:r>
+        <w:t xml:space="preserve"> </w:t>
+      </w:r>
+      <w:r>
+        <w:t xml:space="preserve">elicitation</w:t>
+      </w:r>
+      <w:r>
+        <w:t xml:space="preserve"> </w:t>
+      </w:r>
+      <w:r>
+        <w:t xml:space="preserve">specification</w:t>
+      </w:r>
+      <w:r>
+        <w:t xml:space="preserve"> </w:t>
+      </w:r>
+      <w:r>
+        <w:t xml:space="preserve">as</w:t>
+      </w:r>
+      <w:r>
+        <w:t xml:space="preserve"> </w:t>
+      </w:r>
+      <w:r>
+        <w:t xml:space="preserve">a</w:t>
+      </w:r>
+      <w:r>
+        <w:t xml:space="preserve"> </w:t>
+      </w:r>
+      <w:r>
+        <w:t xml:space="preserve">model-risk</w:t>
+      </w:r>
+      <w:r>
+        <w:t xml:space="preserve"> </w:t>
+      </w:r>
+      <w:r>
+        <w:t xml:space="preserve">parameter</w:t>
+      </w:r>
+      <w:r>
+        <w:t xml:space="preserve"> </w:t>
+      </w:r>
+      <w:r>
+        <w:t xml:space="preserve">and</w:t>
+      </w:r>
+      <w:r>
+        <w:t xml:space="preserve"> </w:t>
+      </w:r>
+      <w:r>
+        <w:t xml:space="preserve">develop</w:t>
+      </w:r>
+      <w:r>
+        <w:t xml:space="preserve"> </w:t>
+      </w:r>
+      <w:r>
+        <w:t xml:space="preserve">a</w:t>
+      </w:r>
+      <w:r>
+        <w:t xml:space="preserve"> </w:t>
+      </w:r>
+      <w:r>
+        <w:t xml:space="preserve">specification-instability</w:t>
+      </w:r>
+      <w:r>
+        <w:t xml:space="preserve"> </w:t>
+      </w:r>
+      <w:r>
+        <w:t xml:space="preserve">score</w:t>
+      </w:r>
+      <w:r>
+        <w:t xml:space="preserve"> </w:t>
+      </w:r>
+      <w:r>
+        <w:t xml:space="preserve">that</w:t>
+      </w:r>
+      <w:r>
+        <w:t xml:space="preserve"> </w:t>
+      </w:r>
+      <w:r>
+        <w:t xml:space="preserve">predicts</w:t>
+      </w:r>
+      <w:r>
+        <w:t xml:space="preserve"> </w:t>
+      </w:r>
+      <w:r>
+        <w:t xml:space="preserve">held-out</w:t>
+      </w:r>
+      <w:r>
+        <w:t xml:space="preserve"> </w:t>
+      </w:r>
+      <w:r>
+        <w:t xml:space="preserve">instability</w:t>
+      </w:r>
+      <w:r>
+        <w:t xml:space="preserve"> </w:t>
+      </w:r>
+      <w:r>
+        <w:t xml:space="preserve">(ROC-AUC</w:t>
+      </w:r>
+      <w:r>
+        <w:t xml:space="preserve"> </w:t>
+      </w:r>
+      <w:r>
+        <w:t xml:space="preserve">0.94;</w:t>
+      </w:r>
+      <w:r>
+        <w:t xml:space="preserve"> </w:t>
+      </w:r>
+      <w:r>
+        <w:t xml:space="preserve">0.70</w:t>
+      </w:r>
+      <w:r>
+        <w:t xml:space="preserve"> </w:t>
+      </w:r>
+      <w:r>
+        <w:t xml:space="preserve">on</w:t>
+      </w:r>
+      <w:r>
+        <w:t xml:space="preserve"> </w:t>
+      </w:r>
+      <w:r>
+        <w:t xml:space="preserve">real</w:t>
+      </w:r>
+      <w:r>
+        <w:t xml:space="preserve"> </w:t>
+      </w:r>
+      <w:r>
+        <w:t xml:space="preserve">issuers),</w:t>
+      </w:r>
+      <w:r>
+        <w:t xml:space="preserve"> </w:t>
+      </w:r>
+      <w:r>
+        <w:t xml:space="preserve">a</w:t>
+      </w:r>
+      <w:r>
+        <w:t xml:space="preserve"> </w:t>
+      </w:r>
+      <w:r>
+        <w:t xml:space="preserve">lightweight,</w:t>
+      </w:r>
+      <w:r>
+        <w:t xml:space="preserve"> </w:t>
+      </w:r>
+      <w:r>
+        <w:t xml:space="preserve">ground-truth-free</w:t>
+      </w:r>
+      <w:r>
+        <w:t xml:space="preserve"> </w:t>
+      </w:r>
+      <w:r>
+        <w:t xml:space="preserve">control.</w:t>
+      </w:r>
+    </w:p>
+    <w:p>
+      <w:pPr>
+        <w:pStyle w:val="FirstParagraph"/>
+      </w:pPr>
+      <w:r>
+        <w:t xml:space="preserve">In the evaluated systems, prompt and model choices move</w:t>
+      </w:r>
+      <w:r>
+        <w:t xml:space="preserve"> </w:t>
+      </w:r>
+      <m:oMath>
+        <m:r>
+          <m:t>∼</m:t>
+        </m:r>
+      </m:oMath>
+      <w:r>
+        <w:t xml:space="preserve">25% of AI credit ratings across the IG/HY line.</w:t>
+      </w:r>
+    </w:p>
+    <w:p>
+      <w:pPr>
+        <w:pStyle w:val="BodyText"/>
+      </w:pPr>
+      <w:r>
+        <w:t xml:space="preserve">Descriptive main-effects decomposition: no single elicitation axis accounts for &gt;</w:t>
+      </w:r>
+      <w:r>
+        <w:t xml:space="preserve"> </w:t>
+      </w:r>
+      <m:oMath>
+        <m:r>
+          <m:t>∼</m:t>
+        </m:r>
+      </m:oMath>
+      <w:r>
+        <w:t xml:space="preserve">5% variance. Pure seed noise is</w:t>
+      </w:r>
+      <w:r>
+        <w:t xml:space="preserve"> </w:t>
+      </w:r>
+      <m:oMath>
+        <m:r>
+          <m:t>∼</m:t>
+        </m:r>
+      </m:oMath>
+      <w:r>
+        <w:t xml:space="preserve">8%.</w:t>
+      </w:r>
+    </w:p>
+    <w:p>
+      <w:pPr>
+        <w:pStyle w:val="BodyText"/>
+      </w:pPr>
+      <w:r>
+        <w:t xml:space="preserve">Instability persists on the temperature-0-honored subgrid (one provider, temperature 0).</w:t>
+      </w:r>
+    </w:p>
+    <w:p>
+      <w:pPr>
+        <w:pStyle w:val="BodyText"/>
+      </w:pPr>
+      <w:r>
+        <w:t xml:space="preserve">Unweighted cross-specification agreement stays modest (Fleiss</w:t>
+      </w:r>
+      <w:r>
+        <w:t xml:space="preserve"> </w:t>
+      </w:r>
+      <m:oMath>
+        <m:r>
+          <m:t>κ</m:t>
+        </m:r>
+        <m:r>
+          <m:t>≤</m:t>
+        </m:r>
+        <m:r>
+          <m:t>0.49</m:t>
         </m:r>
       </m:oMath>
       <w:r>
         <w:t xml:space="preserve">).</w:t>
       </w:r>
-      <w:r>
-        <w:t xml:space="preserve"> </w:t>
-      </w:r>
-      <w:r>
-        <w:t xml:space="preserve">Our</w:t>
-      </w:r>
-      <w:r>
-        <w:t xml:space="preserve"> </w:t>
-      </w:r>
-      <w:r>
-        <w:t xml:space="preserve">estimand</w:t>
-      </w:r>
-      <w:r>
-        <w:t xml:space="preserve"> </w:t>
-      </w:r>
-      <w:r>
-        <w:t xml:space="preserve">is</w:t>
-      </w:r>
-      <w:r>
-        <w:t xml:space="preserve"> </w:t>
-      </w:r>
-      <w:r>
-        <w:t xml:space="preserve">stability,</w:t>
-      </w:r>
-      <w:r>
-        <w:t xml:space="preserve"> </w:t>
-      </w:r>
-      <w:r>
-        <w:t xml:space="preserve">not</w:t>
-      </w:r>
-      <w:r>
-        <w:t xml:space="preserve"> </w:t>
-      </w:r>
-      <w:r>
-        <w:t xml:space="preserve">accuracy.</w:t>
-      </w:r>
-      <w:r>
-        <w:t xml:space="preserve"> </w:t>
-      </w:r>
-      <w:r>
-        <w:t xml:space="preserve">No</w:t>
-      </w:r>
-      <w:r>
-        <w:t xml:space="preserve"> </w:t>
-      </w:r>
-      <w:r>
-        <w:t xml:space="preserve">controllable</w:t>
-      </w:r>
-      <w:r>
-        <w:t xml:space="preserve"> </w:t>
-      </w:r>
-      <w:r>
-        <w:t xml:space="preserve">axis</w:t>
-      </w:r>
-      <w:r>
-        <w:t xml:space="preserve"> </w:t>
-      </w:r>
-      <w:r>
-        <w:t xml:space="preserve">explains</w:t>
-      </w:r>
-      <w:r>
-        <w:t xml:space="preserve"> </w:t>
-      </w:r>
-      <w:r>
-        <w:t xml:space="preserve">more</w:t>
-      </w:r>
-      <w:r>
-        <w:t xml:space="preserve"> </w:t>
-      </w:r>
-      <w:r>
-        <w:t xml:space="preserve">than</w:t>
-      </w:r>
-      <w:r>
-        <w:t xml:space="preserve"> </w:t>
-      </w:r>
-      <w:r>
-        <w:t xml:space="preserve">about</w:t>
-      </w:r>
-      <w:r>
-        <w:t xml:space="preserve"> </w:t>
-      </w:r>
-      <w:r>
-        <w:t xml:space="preserve">5%</w:t>
-      </w:r>
-      <w:r>
-        <w:t xml:space="preserve"> </w:t>
-      </w:r>
-      <w:r>
-        <w:t xml:space="preserve">of</w:t>
-      </w:r>
-      <w:r>
-        <w:t xml:space="preserve"> </w:t>
-      </w:r>
-      <w:r>
-        <w:t xml:space="preserve">rating</w:t>
-      </w:r>
-      <w:r>
-        <w:t xml:space="preserve"> </w:t>
-      </w:r>
-      <w:r>
-        <w:t xml:space="preserve">variance,</w:t>
-      </w:r>
-      <w:r>
-        <w:t xml:space="preserve"> </w:t>
-      </w:r>
-      <w:r>
-        <w:t xml:space="preserve">and</w:t>
-      </w:r>
-      <w:r>
-        <w:t xml:space="preserve"> </w:t>
-      </w:r>
-      <w:r>
-        <w:t xml:space="preserve">pure</w:t>
-      </w:r>
-      <w:r>
-        <w:t xml:space="preserve"> </w:t>
-      </w:r>
-      <w:r>
-        <w:t xml:space="preserve">run-to-run</w:t>
-      </w:r>
-      <w:r>
-        <w:t xml:space="preserve"> </w:t>
-      </w:r>
-      <w:r>
-        <w:t xml:space="preserve">variation</w:t>
-      </w:r>
-      <w:r>
-        <w:t xml:space="preserve"> </w:t>
-      </w:r>
-      <w:r>
-        <w:t xml:space="preserve">contributes</w:t>
-      </w:r>
-      <w:r>
-        <w:t xml:space="preserve"> </w:t>
-      </w:r>
-      <w:r>
-        <w:t xml:space="preserve">about</w:t>
-      </w:r>
-      <w:r>
-        <w:t xml:space="preserve"> </w:t>
-      </w:r>
-      <w:r>
-        <w:t xml:space="preserve">8%;</w:t>
-      </w:r>
-      <w:r>
-        <w:t xml:space="preserve"> </w:t>
-      </w:r>
-      <w:r>
-        <w:t xml:space="preserve">instability</w:t>
-      </w:r>
-      <w:r>
-        <w:t xml:space="preserve"> </w:t>
-      </w:r>
-      <w:r>
-        <w:t xml:space="preserve">persists</w:t>
-      </w:r>
-      <w:r>
-        <w:t xml:space="preserve"> </w:t>
-      </w:r>
-      <w:r>
-        <w:t xml:space="preserve">under</w:t>
-      </w:r>
-      <w:r>
-        <w:t xml:space="preserve"> </w:t>
-      </w:r>
-      <w:r>
-        <w:t xml:space="preserve">deterministic</w:t>
-      </w:r>
-      <w:r>
-        <w:t xml:space="preserve"> </w:t>
-      </w:r>
-      <w:r>
-        <w:t xml:space="preserve">execution</w:t>
-      </w:r>
-      <w:r>
-        <w:t xml:space="preserve"> </w:t>
-      </w:r>
-      <w:r>
-        <w:t xml:space="preserve">(one</w:t>
-      </w:r>
-      <w:r>
-        <w:t xml:space="preserve"> </w:t>
-      </w:r>
-      <w:r>
-        <w:t xml:space="preserve">provider,</w:t>
-      </w:r>
-      <w:r>
-        <w:t xml:space="preserve"> </w:t>
-      </w:r>
-      <w:r>
-        <w:t xml:space="preserve">temperature</w:t>
-      </w:r>
-      <w:r>
-        <w:t xml:space="preserve"> </w:t>
-      </w:r>
-      <w:r>
-        <w:t xml:space="preserve">0;</w:t>
-      </w:r>
-      <w:r>
-        <w:t xml:space="preserve"> </w:t>
-      </w:r>
-      <w:r>
-        <w:t xml:space="preserve">permutation</w:t>
-      </w:r>
-      <w:r>
-        <w:t xml:space="preserve"> </w:t>
-      </w:r>
-      <m:oMath>
-        <m:r>
-          <m:t>p</m:t>
-        </m:r>
-        <m:r>
-          <m:t>=</m:t>
-        </m:r>
-        <m:r>
-          <m:t>0.001</m:t>
-        </m:r>
-      </m:oMath>
-      <w:r>
-        <w:t xml:space="preserve">).</w:t>
-      </w:r>
-      <w:r>
-        <w:t xml:space="preserve"> </w:t>
-      </w:r>
-      <w:r>
-        <w:t xml:space="preserve">Cross-specification</w:t>
-      </w:r>
-      <w:r>
-        <w:t xml:space="preserve"> </w:t>
-      </w:r>
-      <w:r>
-        <w:t xml:space="preserve">agreement</w:t>
-      </w:r>
-      <w:r>
-        <w:t xml:space="preserve"> </w:t>
-      </w:r>
-      <w:r>
-        <w:t xml:space="preserve">stays</w:t>
-      </w:r>
-      <w:r>
-        <w:t xml:space="preserve"> </w:t>
-      </w:r>
-      <w:r>
-        <w:t xml:space="preserve">limited</w:t>
-      </w:r>
-      <w:r>
-        <w:t xml:space="preserve"> </w:t>
-      </w:r>
-      <w:r>
-        <w:t xml:space="preserve">at</w:t>
-      </w:r>
-      <w:r>
-        <w:t xml:space="preserve"> </w:t>
-      </w:r>
-      <w:r>
-        <w:t xml:space="preserve">every</w:t>
-      </w:r>
-      <w:r>
-        <w:t xml:space="preserve"> </w:t>
-      </w:r>
-      <w:r>
-        <w:t xml:space="preserve">resolution:</w:t>
-      </w:r>
-      <w:r>
-        <w:t xml:space="preserve"> </w:t>
-      </w:r>
-      <w:r>
-        <w:t xml:space="preserve">unweighted</w:t>
-      </w:r>
-      <w:r>
-        <w:t xml:space="preserve"> </w:t>
-      </w:r>
-      <w:r>
-        <w:t xml:space="preserve">Fleiss’</w:t>
-      </w:r>
-      <w:r>
-        <w:t xml:space="preserve"> </w:t>
-      </w:r>
-      <m:oMath>
-        <m:r>
-          <m:t>κ</m:t>
-        </m:r>
-      </m:oMath>
-      <w:r>
-        <w:t xml:space="preserve"> </w:t>
-      </w:r>
-      <w:r>
-        <w:t xml:space="preserve">reaches</w:t>
-      </w:r>
-      <w:r>
-        <w:t xml:space="preserve"> </w:t>
-      </w:r>
-      <w:r>
-        <w:t xml:space="preserve">at</w:t>
-      </w:r>
-      <w:r>
-        <w:t xml:space="preserve"> </w:t>
-      </w:r>
-      <w:r>
-        <w:t xml:space="preserve">most</w:t>
-      </w:r>
-      <w:r>
-        <w:t xml:space="preserve"> </w:t>
-      </w:r>
-      <w:r>
-        <w:t xml:space="preserve">0.49</w:t>
-      </w:r>
-      <w:r>
-        <w:t xml:space="preserve"> </w:t>
-      </w:r>
-      <w:r>
-        <w:t xml:space="preserve">at</w:t>
-      </w:r>
-      <w:r>
-        <w:t xml:space="preserve"> </w:t>
-      </w:r>
-      <w:r>
-        <w:t xml:space="preserve">the</w:t>
-      </w:r>
-      <w:r>
-        <w:t xml:space="preserve"> </w:t>
-      </w:r>
-      <w:r>
-        <w:t xml:space="preserve">investment-grade/high-yield</w:t>
-      </w:r>
-      <w:r>
-        <w:t xml:space="preserve"> </w:t>
-      </w:r>
-      <w:r>
-        <w:t xml:space="preserve">split,</w:t>
-      </w:r>
-      <w:r>
-        <w:t xml:space="preserve"> </w:t>
-      </w:r>
-      <w:r>
-        <w:t xml:space="preserve">where</w:t>
-      </w:r>
-      <w:r>
-        <w:t xml:space="preserve"> </w:t>
-      </w:r>
-      <w:r>
-        <w:t xml:space="preserve">25.2%</w:t>
-      </w:r>
-      <w:r>
-        <w:t xml:space="preserve"> </w:t>
-      </w:r>
-      <w:r>
-        <w:t xml:space="preserve">of</w:t>
-      </w:r>
-      <w:r>
-        <w:t xml:space="preserve"> </w:t>
-      </w:r>
-      <w:r>
-        <w:t xml:space="preserve">matched</w:t>
-      </w:r>
-      <w:r>
-        <w:t xml:space="preserve"> </w:t>
-      </w:r>
-      <w:r>
-        <w:t xml:space="preserve">pairs</w:t>
-      </w:r>
-      <w:r>
-        <w:t xml:space="preserve"> </w:t>
-      </w:r>
-      <w:r>
-        <w:t xml:space="preserve">disagree,</w:t>
-      </w:r>
-      <w:r>
-        <w:t xml:space="preserve"> </w:t>
-      </w:r>
-      <w:r>
-        <w:t xml:space="preserve">and</w:t>
-      </w:r>
-      <w:r>
-        <w:t xml:space="preserve"> </w:t>
-      </w:r>
-      <w:r>
-        <w:t xml:space="preserve">switching</w:t>
-      </w:r>
-      <w:r>
-        <w:t xml:space="preserve"> </w:t>
-      </w:r>
-      <w:r>
-        <w:t xml:space="preserve">or</w:t>
-      </w:r>
-      <w:r>
-        <w:t xml:space="preserve"> </w:t>
-      </w:r>
-      <w:r>
-        <w:t xml:space="preserve">pooling</w:t>
-      </w:r>
-      <w:r>
-        <w:t xml:space="preserve"> </w:t>
-      </w:r>
-      <w:r>
-        <w:t xml:space="preserve">providers</w:t>
-      </w:r>
-      <w:r>
-        <w:t xml:space="preserve"> </w:t>
-      </w:r>
-      <w:r>
-        <w:t xml:space="preserve">does</w:t>
-      </w:r>
-      <w:r>
-        <w:t xml:space="preserve"> </w:t>
-      </w:r>
-      <w:r>
-        <w:t xml:space="preserve">not</w:t>
-      </w:r>
-      <w:r>
-        <w:t xml:space="preserve"> </w:t>
-      </w:r>
-      <w:r>
-        <w:t xml:space="preserve">remove</w:t>
-      </w:r>
-      <w:r>
-        <w:t xml:space="preserve"> </w:t>
-      </w:r>
-      <w:r>
-        <w:t xml:space="preserve">it.</w:t>
-      </w:r>
-      <w:r>
-        <w:t xml:space="preserve"> </w:t>
-      </w:r>
-      <w:r>
-        <w:t xml:space="preserve">Modal</w:t>
-      </w:r>
-      <w:r>
-        <w:t xml:space="preserve"> </w:t>
-      </w:r>
-      <w:r>
-        <w:t xml:space="preserve">calls</w:t>
-      </w:r>
-      <w:r>
-        <w:t xml:space="preserve"> </w:t>
-      </w:r>
-      <w:r>
-        <w:t xml:space="preserve">imply</w:t>
-      </w:r>
-      <w:r>
-        <w:t xml:space="preserve"> </w:t>
-      </w:r>
-      <w:r>
-        <w:t xml:space="preserve">53.5%</w:t>
-      </w:r>
-      <w:r>
-        <w:t xml:space="preserve"> </w:t>
-      </w:r>
-      <w:r>
-        <w:t xml:space="preserve">portfolio</w:t>
-      </w:r>
-      <w:r>
-        <w:t xml:space="preserve"> </w:t>
-      </w:r>
-      <w:r>
-        <w:t xml:space="preserve">turnover,</w:t>
-      </w:r>
-      <w:r>
-        <w:t xml:space="preserve"> </w:t>
-      </w:r>
-      <w:r>
-        <w:t xml:space="preserve">and</w:t>
-      </w:r>
-      <w:r>
-        <w:t xml:space="preserve"> </w:t>
-      </w:r>
-      <w:r>
-        <w:t xml:space="preserve">a</w:t>
-      </w:r>
-      <w:r>
-        <w:t xml:space="preserve"> </w:t>
-      </w:r>
-      <w:r>
-        <w:t xml:space="preserve">post-hoc</w:t>
-      </w:r>
-      <w:r>
-        <w:t xml:space="preserve"> </w:t>
-      </w:r>
-      <w:r>
-        <w:t xml:space="preserve">recast</w:t>
-      </w:r>
-      <w:r>
-        <w:t xml:space="preserve"> </w:t>
-      </w:r>
-      <w:r>
-        <w:t xml:space="preserve">swings</w:t>
-      </w:r>
-      <w:r>
-        <w:t xml:space="preserve"> </w:t>
-      </w:r>
-      <w:r>
-        <w:t xml:space="preserve">a</w:t>
-      </w:r>
-      <w:r>
-        <w:t xml:space="preserve"> </w:t>
-      </w:r>
-      <w:r>
-        <w:t xml:space="preserve">$45</w:t>
-      </w:r>
-      <w:r>
-        <w:t xml:space="preserve"> </w:t>
-      </w:r>
-      <w:r>
-        <w:t xml:space="preserve">billion</w:t>
-      </w:r>
-      <w:r>
-        <w:t xml:space="preserve"> </w:t>
-      </w:r>
-      <w:r>
-        <w:t xml:space="preserve">book</w:t>
-      </w:r>
-      <w:r>
-        <w:t xml:space="preserve"> </w:t>
-      </w:r>
-      <w:r>
-        <w:t xml:space="preserve">between</w:t>
-      </w:r>
-      <w:r>
-        <w:t xml:space="preserve"> </w:t>
-      </w:r>
-      <w:r>
-        <w:t xml:space="preserve">$2.0</w:t>
-      </w:r>
-      <w:r>
-        <w:t xml:space="preserve"> </w:t>
-      </w:r>
-      <w:r>
-        <w:t xml:space="preserve">and</w:t>
-      </w:r>
-      <w:r>
-        <w:t xml:space="preserve"> </w:t>
-      </w:r>
-      <w:r>
-        <w:t xml:space="preserve">$4.1</w:t>
-      </w:r>
-      <w:r>
-        <w:t xml:space="preserve"> </w:t>
-      </w:r>
-      <w:r>
-        <w:t xml:space="preserve">billion</w:t>
-      </w:r>
-      <w:r>
-        <w:t xml:space="preserve"> </w:t>
-      </w:r>
-      <w:r>
-        <w:t xml:space="preserve">of</w:t>
-      </w:r>
-      <w:r>
-        <w:t xml:space="preserve"> </w:t>
-      </w:r>
-      <w:r>
-        <w:t xml:space="preserve">Pillar-1</w:t>
-      </w:r>
-      <w:r>
-        <w:t xml:space="preserve"> </w:t>
-      </w:r>
-      <w:r>
-        <w:t xml:space="preserve">capital.</w:t>
-      </w:r>
-      <w:r>
-        <w:t xml:space="preserve"> </w:t>
-      </w:r>
-      <w:r>
-        <w:t xml:space="preserve">Substantial</w:t>
-      </w:r>
-      <w:r>
-        <w:t xml:space="preserve"> </w:t>
-      </w:r>
-      <w:r>
-        <w:t xml:space="preserve">instability</w:t>
-      </w:r>
-      <w:r>
-        <w:t xml:space="preserve"> </w:t>
-      </w:r>
-      <w:r>
-        <w:t xml:space="preserve">persists</w:t>
-      </w:r>
-      <w:r>
-        <w:t xml:space="preserve"> </w:t>
-      </w:r>
-      <w:r>
-        <w:t xml:space="preserve">on</w:t>
-      </w:r>
-      <w:r>
-        <w:t xml:space="preserve"> </w:t>
-      </w:r>
-      <w:r>
-        <w:t xml:space="preserve">31</w:t>
-      </w:r>
-      <w:r>
-        <w:t xml:space="preserve"> </w:t>
-      </w:r>
-      <w:r>
-        <w:t xml:space="preserve">decontaminated</w:t>
-      </w:r>
-      <w:r>
-        <w:t xml:space="preserve"> </w:t>
-      </w:r>
-      <w:r>
-        <w:t xml:space="preserve">real</w:t>
-      </w:r>
-      <w:r>
-        <w:t xml:space="preserve"> </w:t>
-      </w:r>
-      <w:r>
-        <w:t xml:space="preserve">issuers,</w:t>
-      </w:r>
-      <w:r>
-        <w:t xml:space="preserve"> </w:t>
-      </w:r>
-      <w:r>
-        <w:t xml:space="preserve">and</w:t>
-      </w:r>
-      <w:r>
-        <w:t xml:space="preserve"> </w:t>
-      </w:r>
-      <w:r>
-        <w:t xml:space="preserve">a</w:t>
-      </w:r>
-      <w:r>
-        <w:t xml:space="preserve"> </w:t>
-      </w:r>
-      <w:r>
-        <w:t xml:space="preserve">post-hoc</w:t>
-      </w:r>
-      <w:r>
-        <w:t xml:space="preserve"> </w:t>
-      </w:r>
-      <w:r>
-        <w:t xml:space="preserve">check</w:t>
-      </w:r>
-      <w:r>
-        <w:t xml:space="preserve"> </w:t>
-      </w:r>
-      <w:r>
-        <w:t xml:space="preserve">finds</w:t>
-      </w:r>
-      <w:r>
-        <w:t xml:space="preserve"> </w:t>
-      </w:r>
-      <w:r>
-        <w:t xml:space="preserve">no</w:t>
-      </w:r>
-      <w:r>
-        <w:t xml:space="preserve"> </w:t>
-      </w:r>
-      <w:r>
-        <w:t xml:space="preserve">evidence</w:t>
-      </w:r>
-      <w:r>
-        <w:t xml:space="preserve"> </w:t>
-      </w:r>
-      <w:r>
-        <w:t xml:space="preserve">that</w:t>
-      </w:r>
-      <w:r>
-        <w:t xml:space="preserve"> </w:t>
-      </w:r>
-      <w:r>
-        <w:t xml:space="preserve">it</w:t>
-      </w:r>
-      <w:r>
-        <w:t xml:space="preserve"> </w:t>
-      </w:r>
-      <w:r>
-        <w:t xml:space="preserve">attenuates</w:t>
-      </w:r>
-      <w:r>
-        <w:t xml:space="preserve"> </w:t>
-      </w:r>
-      <w:r>
-        <w:t xml:space="preserve">on</w:t>
-      </w:r>
-      <w:r>
-        <w:t xml:space="preserve"> </w:t>
-      </w:r>
-      <w:r>
-        <w:t xml:space="preserve">flagship</w:t>
-      </w:r>
-      <w:r>
-        <w:t xml:space="preserve"> </w:t>
-      </w:r>
-      <w:r>
-        <w:t xml:space="preserve">models.</w:t>
-      </w:r>
-      <w:r>
-        <w:t xml:space="preserve"> </w:t>
-      </w:r>
-      <w:r>
-        <w:t xml:space="preserve">We</w:t>
-      </w:r>
-      <w:r>
-        <w:t xml:space="preserve"> </w:t>
-      </w:r>
-      <w:r>
-        <w:t xml:space="preserve">frame</w:t>
-      </w:r>
-      <w:r>
-        <w:t xml:space="preserve"> </w:t>
-      </w:r>
-      <w:r>
-        <w:t xml:space="preserve">the</w:t>
-      </w:r>
-      <w:r>
-        <w:t xml:space="preserve"> </w:t>
-      </w:r>
-      <w:r>
-        <w:t xml:space="preserve">elicitation</w:t>
-      </w:r>
-      <w:r>
-        <w:t xml:space="preserve"> </w:t>
-      </w:r>
-      <w:r>
-        <w:t xml:space="preserve">specification</w:t>
-      </w:r>
-      <w:r>
-        <w:t xml:space="preserve"> </w:t>
-      </w:r>
-      <w:r>
-        <w:t xml:space="preserve">as</w:t>
-      </w:r>
-      <w:r>
-        <w:t xml:space="preserve"> </w:t>
-      </w:r>
-      <w:r>
-        <w:t xml:space="preserve">a</w:t>
-      </w:r>
-      <w:r>
-        <w:t xml:space="preserve"> </w:t>
-      </w:r>
-      <w:r>
-        <w:t xml:space="preserve">model-risk</w:t>
-      </w:r>
-      <w:r>
-        <w:t xml:space="preserve"> </w:t>
-      </w:r>
-      <w:r>
-        <w:t xml:space="preserve">parameter</w:t>
-      </w:r>
-      <w:r>
-        <w:t xml:space="preserve"> </w:t>
-      </w:r>
-      <w:r>
-        <w:t xml:space="preserve">and</w:t>
-      </w:r>
-      <w:r>
-        <w:t xml:space="preserve"> </w:t>
-      </w:r>
-      <w:r>
-        <w:t xml:space="preserve">develop</w:t>
-      </w:r>
-      <w:r>
-        <w:t xml:space="preserve"> </w:t>
-      </w:r>
-      <w:r>
-        <w:t xml:space="preserve">a</w:t>
-      </w:r>
-      <w:r>
-        <w:t xml:space="preserve"> </w:t>
-      </w:r>
-      <w:r>
-        <w:t xml:space="preserve">specification-instability</w:t>
-      </w:r>
-      <w:r>
-        <w:t xml:space="preserve"> </w:t>
-      </w:r>
-      <w:r>
-        <w:t xml:space="preserve">score</w:t>
-      </w:r>
-      <w:r>
-        <w:t xml:space="preserve"> </w:t>
-      </w:r>
-      <w:r>
-        <w:t xml:space="preserve">that</w:t>
-      </w:r>
-      <w:r>
-        <w:t xml:space="preserve"> </w:t>
-      </w:r>
-      <w:r>
-        <w:t xml:space="preserve">predicts</w:t>
-      </w:r>
-      <w:r>
-        <w:t xml:space="preserve"> </w:t>
-      </w:r>
-      <w:r>
-        <w:t xml:space="preserve">held-out</w:t>
-      </w:r>
-      <w:r>
-        <w:t xml:space="preserve"> </w:t>
-      </w:r>
-      <w:r>
-        <w:t xml:space="preserve">instability</w:t>
-      </w:r>
-      <w:r>
-        <w:t xml:space="preserve"> </w:t>
-      </w:r>
-      <w:r>
-        <w:t xml:space="preserve">(ROC-AUC</w:t>
-      </w:r>
-      <w:r>
-        <w:t xml:space="preserve"> </w:t>
-      </w:r>
-      <w:r>
-        <w:t xml:space="preserve">0.94;</w:t>
-      </w:r>
-      <w:r>
-        <w:t xml:space="preserve"> </w:t>
-      </w:r>
-      <w:r>
-        <w:t xml:space="preserve">0.70</w:t>
-      </w:r>
-      <w:r>
-        <w:t xml:space="preserve"> </w:t>
-      </w:r>
-      <w:r>
-        <w:t xml:space="preserve">on</w:t>
-      </w:r>
-      <w:r>
-        <w:t xml:space="preserve"> </w:t>
-      </w:r>
-      <w:r>
-        <w:t xml:space="preserve">real</w:t>
-      </w:r>
-      <w:r>
-        <w:t xml:space="preserve"> </w:t>
-      </w:r>
-      <w:r>
-        <w:t xml:space="preserve">issuers),</w:t>
-      </w:r>
-      <w:r>
-        <w:t xml:space="preserve"> </w:t>
-      </w:r>
-      <w:r>
-        <w:t xml:space="preserve">a</w:t>
-      </w:r>
-      <w:r>
-        <w:t xml:space="preserve"> </w:t>
-      </w:r>
-      <w:r>
-        <w:t xml:space="preserve">lightweight,</w:t>
-      </w:r>
-      <w:r>
-        <w:t xml:space="preserve"> </w:t>
-      </w:r>
-      <w:r>
-        <w:t xml:space="preserve">ground-truth-free</w:t>
-      </w:r>
-      <w:r>
-        <w:t xml:space="preserve"> </w:t>
-      </w:r>
-      <w:r>
-        <w:t xml:space="preserve">control.</w:t>
-      </w:r>
+    </w:p>
+    <w:p>
+      <w:pPr>
+        <w:pStyle w:val="BodyText"/>
+      </w:pPr>
+      <w:r>
+        <w:t xml:space="preserve">Score validated on held-out specs (ROC-AUC 0.94) gives a candidate operational model-risk control.</w:t>
+      </w:r>
+    </w:p>
+    <w:p>
+      <w:pPr>
+        <w:pStyle w:val="BodyText"/>
+      </w:pPr>
+      <w:r>
+        <w:t xml:space="preserve">large language models ,credit ratings ,specification-curve analysis ,model risk ,reproducibility ,investment grade</w:t>
+      </w:r>
+    </w:p>
+    <w:p>
+      <w:pPr>
+        <w:pStyle w:val="Heading1"/>
+      </w:pPr>
+      <w:bookmarkStart w:id="20" w:name="introduction"/>
+      <w:r>
+        <w:t xml:space="preserve">Introduction</w:t>
+      </w:r>
+      <w:bookmarkEnd w:id="20"/>
     </w:p>
     <w:p>
       <w:pPr>
         <w:pStyle w:val="FirstParagraph"/>
       </w:pPr>
       <w:r>
-        <w:t xml:space="preserve">Prompt and model choices move</w:t>
-      </w:r>
-      <w:r>
-        <w:t xml:space="preserve"> </w:t>
-      </w:r>
-      <m:oMath>
-        <m:r>
-          <m:t>∼</m:t>
-        </m:r>
-      </m:oMath>
-      <w:r>
-        <w:t xml:space="preserve">25% of AI credit ratings across the IG/HY line.</w:t>
+        <w:t xml:space="preserve">Large language models (LLMs) are increasingly used as an analytic tool in finance, including for</w:t>
+      </w:r>
+      <w:r>
+        <w:t xml:space="preserve"> </w:t>
+      </w:r>
+      <w:r>
+        <w:t xml:space="preserve">financial-statement interpretation, risk assessment, investment recommendations, and credit analysis</w:t>
+      </w:r>
+      <w:r>
+        <w:t xml:space="preserve"> </w:t>
+      </w:r>
+      <w:r>
+        <w:t xml:space="preserve">. In such applications a user usually provides financial information and asks</w:t>
+      </w:r>
+      <w:r>
+        <w:t xml:space="preserve"> </w:t>
+      </w:r>
+      <w:r>
+        <w:t xml:space="preserve">the model to make a judgment such as a credit rating, risk category, or trading recommendation. Implicit</w:t>
+      </w:r>
+      <w:r>
+        <w:t xml:space="preserve"> </w:t>
+      </w:r>
+      <w:r>
+        <w:t xml:space="preserve">in such use is the presumption that the model has a sufficiently stable underlying assessment, and that</w:t>
+      </w:r>
+      <w:r>
+        <w:t xml:space="preserve"> </w:t>
+      </w:r>
+      <w:r>
+        <w:t xml:space="preserve">reasonable changes to the phrasing of the question simply reveal that assessment. If this assumption is</w:t>
+      </w:r>
+      <w:r>
+        <w:t xml:space="preserve"> </w:t>
+      </w:r>
+      <w:r>
+        <w:t xml:space="preserve">correct, then choices such as prompt wording, output format, sampling temperature, or model provider are</w:t>
+      </w:r>
+      <w:r>
+        <w:t xml:space="preserve"> </w:t>
+      </w:r>
+      <w:r>
+        <w:t xml:space="preserve">mostly procedural. If it does not hold, then these choices are embedded in the measurement process</w:t>
+      </w:r>
+      <w:r>
+        <w:t xml:space="preserve"> </w:t>
+      </w:r>
+      <w:r>
+        <w:t xml:space="preserve">itself.</w:t>
       </w:r>
     </w:p>
     <w:p>
@@ -1451,29 +1596,61 @@
         <w:pStyle w:val="BodyText"/>
       </w:pPr>
       <w:r>
-        <w:t xml:space="preserve">No single elicitation axis explains</w:t>
-      </w:r>
-      <w:r>
-        <w:t xml:space="preserve"> </w:t>
-      </w:r>
-      <m:oMath>
-        <m:r>
-          <m:t>&gt;</m:t>
-        </m:r>
-      </m:oMath>
-      <w:r>
-        <w:t xml:space="preserve">5% of variance; pure seed noise is</w:t>
-      </w:r>
-      <w:r>
-        <w:t xml:space="preserve"> </w:t>
-      </w:r>
-      <m:oMath>
-        <m:r>
-          <m:t>∼</m:t>
-        </m:r>
-      </m:oMath>
-      <w:r>
-        <w:t xml:space="preserve">8%.</w:t>
+        <w:t xml:space="preserve">This distinction is of particular importance for credit evaluation. Credit ratings are categorical</w:t>
+      </w:r>
+      <w:r>
+        <w:t xml:space="preserve"> </w:t>
+      </w:r>
+      <w:r>
+        <w:t xml:space="preserve">decisions with economically important cut points. The investment-grade/high-yield split influences index</w:t>
+      </w:r>
+      <w:r>
+        <w:t xml:space="preserve"> </w:t>
+      </w:r>
+      <w:r>
+        <w:t xml:space="preserve">eligibility, ratings-based investment mandates, treatment of collateral, covenant provisions, cost of</w:t>
+      </w:r>
+      <w:r>
+        <w:t xml:space="preserve"> </w:t>
+      </w:r>
+      <w:r>
+        <w:t xml:space="preserve">financing, and regulatory capital. A model that reaches different assessments because the same financial</w:t>
+      </w:r>
+      <w:r>
+        <w:t xml:space="preserve"> </w:t>
+      </w:r>
+      <w:r>
+        <w:t xml:space="preserve">information is presented under a different but defensible elicitation specification can lead to materially</w:t>
+      </w:r>
+      <w:r>
+        <w:t xml:space="preserve"> </w:t>
+      </w:r>
+      <w:r>
+        <w:t xml:space="preserve">different downstream decisions even when the underlying firm fundamentals are unchanged. In our</w:t>
+      </w:r>
+      <w:r>
+        <w:t xml:space="preserve"> </w:t>
+      </w:r>
+      <w:r>
+        <w:t xml:space="preserve">experiments, around 25% of matched elicitation pairs place the same credit profile on opposite sides of</w:t>
+      </w:r>
+      <w:r>
+        <w:t xml:space="preserve"> </w:t>
+      </w:r>
+      <w:r>
+        <w:t xml:space="preserve">the investment-grade/high-yield boundary. The key question we ask is therefore not whether an LLM can</w:t>
+      </w:r>
+      <w:r>
+        <w:t xml:space="preserve"> </w:t>
+      </w:r>
+      <w:r>
+        <w:t xml:space="preserve">produce a plausible credit rating, but whether the rating is sufficiently stable when reasonable</w:t>
+      </w:r>
+      <w:r>
+        <w:t xml:space="preserve"> </w:t>
+      </w:r>
+      <w:r>
+        <w:t xml:space="preserve">elicitation choices change.</w:t>
       </w:r>
     </w:p>
     <w:p>
@@ -1481,7 +1658,73 @@
         <w:pStyle w:val="BodyText"/>
       </w:pPr>
       <w:r>
-        <w:t xml:space="preserve">Instability persists even under deterministic execution (one provider, temp 0).</w:t>
+        <w:t xml:space="preserve">Prompt sensitivity and run-to-run variability in LLMs have been well documented in computer science</w:t>
+      </w:r>
+      <w:r>
+        <w:t xml:space="preserve"> </w:t>
+      </w:r>
+      <w:r>
+        <w:t xml:space="preserve">, and recent work has shown related variability in</w:t>
+      </w:r>
+      <w:r>
+        <w:t xml:space="preserve"> </w:t>
+      </w:r>
+      <w:r>
+        <w:t xml:space="preserve">LLM-generated financial recommendations</w:t>
+      </w:r>
+      <w:r>
+        <w:t xml:space="preserve"> </w:t>
+      </w:r>
+      <w:r>
+        <w:t xml:space="preserve">. But three questions remain</w:t>
+      </w:r>
+      <w:r>
+        <w:t xml:space="preserve"> </w:t>
+      </w:r>
+      <w:r>
+        <w:t xml:space="preserve">unresolved for high-stakes credit applications. First, it is unclear how large this</w:t>
+      </w:r>
+      <w:r>
+        <w:t xml:space="preserve"> </w:t>
+      </w:r>
+      <w:r>
+        <w:t xml:space="preserve">instability is in the units used by credit practitioners, rather than generic measures of textual</w:t>
+      </w:r>
+      <w:r>
+        <w:t xml:space="preserve"> </w:t>
+      </w:r>
+      <w:r>
+        <w:t xml:space="preserve">variation. Second, the variation observed may be due to a small number of controllable design choices,</w:t>
+      </w:r>
+      <w:r>
+        <w:t xml:space="preserve"> </w:t>
+      </w:r>
+      <w:r>
+        <w:t xml:space="preserve">in which case the instability could be mitigated through an appropriate choice of prompt or model</w:t>
+      </w:r>
+      <w:r>
+        <w:t xml:space="preserve"> </w:t>
+      </w:r>
+      <w:r>
+        <w:t xml:space="preserve">configuration, or it may signal a broader noise floor that persists across the elicitation process. Third,</w:t>
+      </w:r>
+      <w:r>
+        <w:t xml:space="preserve"> </w:t>
+      </w:r>
+      <w:r>
+        <w:t xml:space="preserve">evaluation using real firms poses a further challenge: general-purpose LLMs may recognize issuers from</w:t>
+      </w:r>
+      <w:r>
+        <w:t xml:space="preserve"> </w:t>
+      </w:r>
+      <w:r>
+        <w:t xml:space="preserve">publicly available financial information, making it hard to distinguish independent credit assessment</w:t>
+      </w:r>
+      <w:r>
+        <w:t xml:space="preserve"> </w:t>
+      </w:r>
+      <w:r>
+        <w:t xml:space="preserve">from memorized issuer knowledge.</w:t>
       </w:r>
     </w:p>
     <w:p>
@@ -1489,24 +1732,67 @@
         <w:pStyle w:val="BodyText"/>
       </w:pPr>
       <w:r>
-        <w:t xml:space="preserve">Unweighted cross-specification agreement stays modest (Fleiss</w:t>
-      </w:r>
-      <w:r>
-        <w:t xml:space="preserve"> </w:t>
-      </w:r>
-      <m:oMath>
-        <m:r>
-          <m:t>κ</m:t>
-        </m:r>
-        <m:r>
-          <m:t>≤</m:t>
-        </m:r>
-        <m:r>
-          <m:t>0.49</m:t>
-        </m:r>
-      </m:oMath>
-      <w:r>
-        <w:t xml:space="preserve">).</w:t>
+        <w:t xml:space="preserve">We address these questions using a pre-registered specification-curve design based on the</w:t>
+      </w:r>
+      <w:r>
+        <w:t xml:space="preserve"> </w:t>
+      </w:r>
+      <w:r>
+        <w:t xml:space="preserve">multiverse-analysis literature</w:t>
+      </w:r>
+      <w:r>
+        <w:t xml:space="preserve"> </w:t>
+      </w:r>
+      <w:r>
+        <w:t xml:space="preserve">.</w:t>
+      </w:r>
+      <w:r>
+        <w:t xml:space="preserve"> </w:t>
+      </w:r>
+      <w:r>
+        <w:t xml:space="preserve">Specification-curve analysis considers a single defensible analytical pipeline as a member of a larger</w:t>
+      </w:r>
+      <w:r>
+        <w:t xml:space="preserve"> </w:t>
+      </w:r>
+      <w:r>
+        <w:t xml:space="preserve">family of reasonable specifications and tests whether the substantive result depends on the particular</w:t>
+      </w:r>
+      <w:r>
+        <w:t xml:space="preserve"> </w:t>
+      </w:r>
+      <w:r>
+        <w:t xml:space="preserve">choice. Related approaches have been used to study researcher degrees of freedom and annotation</w:t>
+      </w:r>
+      <w:r>
+        <w:t xml:space="preserve"> </w:t>
+      </w:r>
+      <w:r>
+        <w:t xml:space="preserve">variability</w:t>
+      </w:r>
+      <w:r>
+        <w:t xml:space="preserve"> </w:t>
+      </w:r>
+      <w:r>
+        <w:t xml:space="preserve">. We extend this logic to machine elicitation, where the</w:t>
+      </w:r>
+      <w:r>
+        <w:t xml:space="preserve"> </w:t>
+      </w:r>
+      <w:r>
+        <w:t xml:space="preserve">elicitation specification is varied systematically while the financial information and the underlying</w:t>
+      </w:r>
+      <w:r>
+        <w:t xml:space="preserve"> </w:t>
+      </w:r>
+      <w:r>
+        <w:t xml:space="preserve">task are held fixed. The distribution of ratings obtained is a direct measure of the dependence of the</w:t>
+      </w:r>
+      <w:r>
+        <w:t xml:space="preserve"> </w:t>
+      </w:r>
+      <w:r>
+        <w:t xml:space="preserve">machine-generated credit opinion on the way it is asked.</w:t>
       </w:r>
     </w:p>
     <w:p>
@@ -1514,275 +1800,7 @@
         <w:pStyle w:val="BodyText"/>
       </w:pPr>
       <w:r>
-        <w:t xml:space="preserve">Score validated on held-out specs (ROC-AUC 0.94) gives a deployable model-risk control.</w:t>
-      </w:r>
-    </w:p>
-    <w:p>
-      <w:pPr>
-        <w:pStyle w:val="BodyText"/>
-      </w:pPr>
-      <w:r>
-        <w:t xml:space="preserve">large language models ,credit ratings ,specification-curve analysis ,model risk ,reproducibility ,investment grade</w:t>
-      </w:r>
-    </w:p>
-    <w:p>
-      <w:pPr>
-        <w:pStyle w:val="Heading1"/>
-      </w:pPr>
-      <w:bookmarkStart w:id="20" w:name="introduction"/>
-      <w:r>
-        <w:t xml:space="preserve">Introduction</w:t>
-      </w:r>
-      <w:bookmarkEnd w:id="20"/>
-    </w:p>
-    <w:p>
-      <w:pPr>
-        <w:pStyle w:val="FirstParagraph"/>
-      </w:pPr>
-      <w:r>
-        <w:t xml:space="preserve">Large language models (LLMs) are increasingly used as an analytic tool in finance, including for</w:t>
-      </w:r>
-      <w:r>
-        <w:t xml:space="preserve"> </w:t>
-      </w:r>
-      <w:r>
-        <w:t xml:space="preserve">financial-statement interpretation, risk assessment, investment recommendations, and credit analysis</w:t>
-      </w:r>
-      <w:r>
-        <w:t xml:space="preserve"> </w:t>
-      </w:r>
-      <w:r>
-        <w:t xml:space="preserve">(Hens and Nordlie, 2025). In such applications a user usually provides financial information and asks</w:t>
-      </w:r>
-      <w:r>
-        <w:t xml:space="preserve"> </w:t>
-      </w:r>
-      <w:r>
-        <w:t xml:space="preserve">the model to make a judgment such as a credit rating, risk category, or trading recommendation. Implicit</w:t>
-      </w:r>
-      <w:r>
-        <w:t xml:space="preserve"> </w:t>
-      </w:r>
-      <w:r>
-        <w:t xml:space="preserve">in such use is the presumption that the model has a sufficiently stable underlying assessment, and that</w:t>
-      </w:r>
-      <w:r>
-        <w:t xml:space="preserve"> </w:t>
-      </w:r>
-      <w:r>
-        <w:t xml:space="preserve">reasonable changes to the phrasing of the question simply reveal that assessment. If this assumption is</w:t>
-      </w:r>
-      <w:r>
-        <w:t xml:space="preserve"> </w:t>
-      </w:r>
-      <w:r>
-        <w:t xml:space="preserve">correct, then choices such as prompt wording, output format, sampling temperature, or model provider are</w:t>
-      </w:r>
-      <w:r>
-        <w:t xml:space="preserve"> </w:t>
-      </w:r>
-      <w:r>
-        <w:t xml:space="preserve">mostly procedural. If it does not hold, then these choices are embedded in the measurement process</w:t>
-      </w:r>
-      <w:r>
-        <w:t xml:space="preserve"> </w:t>
-      </w:r>
-      <w:r>
-        <w:t xml:space="preserve">itself.</w:t>
-      </w:r>
-    </w:p>
-    <w:p>
-      <w:pPr>
-        <w:pStyle w:val="BodyText"/>
-      </w:pPr>
-      <w:r>
-        <w:t xml:space="preserve">This distinction is of particular importance for credit evaluation. Credit ratings are categorical</w:t>
-      </w:r>
-      <w:r>
-        <w:t xml:space="preserve"> </w:t>
-      </w:r>
-      <w:r>
-        <w:t xml:space="preserve">decisions with economically important cut points. The investment-grade/high-yield split influences index</w:t>
-      </w:r>
-      <w:r>
-        <w:t xml:space="preserve"> </w:t>
-      </w:r>
-      <w:r>
-        <w:t xml:space="preserve">eligibility, ratings-based investment mandates, treatment of collateral, covenant provisions, cost of</w:t>
-      </w:r>
-      <w:r>
-        <w:t xml:space="preserve"> </w:t>
-      </w:r>
-      <w:r>
-        <w:t xml:space="preserve">financing, and regulatory capital. A model that reaches different assessments because the same financial</w:t>
-      </w:r>
-      <w:r>
-        <w:t xml:space="preserve"> </w:t>
-      </w:r>
-      <w:r>
-        <w:t xml:space="preserve">information is presented under a different but defensible elicitation specification can lead to materially</w:t>
-      </w:r>
-      <w:r>
-        <w:t xml:space="preserve"> </w:t>
-      </w:r>
-      <w:r>
-        <w:t xml:space="preserve">different downstream decisions even when the underlying firm fundamentals are unchanged. In our</w:t>
-      </w:r>
-      <w:r>
-        <w:t xml:space="preserve"> </w:t>
-      </w:r>
-      <w:r>
-        <w:t xml:space="preserve">experiments, around 25% of matched elicitation pairs place the same credit profile on opposite sides of</w:t>
-      </w:r>
-      <w:r>
-        <w:t xml:space="preserve"> </w:t>
-      </w:r>
-      <w:r>
-        <w:t xml:space="preserve">the investment-grade/high-yield boundary. The key question we ask is therefore not whether an LLM can</w:t>
-      </w:r>
-      <w:r>
-        <w:t xml:space="preserve"> </w:t>
-      </w:r>
-      <w:r>
-        <w:t xml:space="preserve">produce a plausible credit rating, but whether the rating is sufficiently stable when reasonable</w:t>
-      </w:r>
-      <w:r>
-        <w:t xml:space="preserve"> </w:t>
-      </w:r>
-      <w:r>
-        <w:t xml:space="preserve">elicitation choices change.</w:t>
-      </w:r>
-    </w:p>
-    <w:p>
-      <w:pPr>
-        <w:pStyle w:val="BodyText"/>
-      </w:pPr>
-      <w:r>
-        <w:t xml:space="preserve">Prompt sensitivity and run-to-run variability in LLMs have been well documented in computer science</w:t>
-      </w:r>
-      <w:r>
-        <w:t xml:space="preserve"> </w:t>
-      </w:r>
-      <w:r>
-        <w:t xml:space="preserve">(Atil et al., 2024; Kaplan et al., 2020), and recent work has shown related variability in</w:t>
-      </w:r>
-      <w:r>
-        <w:t xml:space="preserve"> </w:t>
-      </w:r>
-      <w:r>
-        <w:t xml:space="preserve">LLM-generated financial recommendations (Chon et al., 2025). But three questions remain</w:t>
-      </w:r>
-      <w:r>
-        <w:t xml:space="preserve"> </w:t>
-      </w:r>
-      <w:r>
-        <w:t xml:space="preserve">unresolved for high-stakes credit applications. First, it is unclear how large this</w:t>
-      </w:r>
-      <w:r>
-        <w:t xml:space="preserve"> </w:t>
-      </w:r>
-      <w:r>
-        <w:t xml:space="preserve">instability is in the units used by credit practitioners, rather than generic measures of textual</w:t>
-      </w:r>
-      <w:r>
-        <w:t xml:space="preserve"> </w:t>
-      </w:r>
-      <w:r>
-        <w:t xml:space="preserve">variation. Second, the variation observed may be due to a small number of controllable design choices,</w:t>
-      </w:r>
-      <w:r>
-        <w:t xml:space="preserve"> </w:t>
-      </w:r>
-      <w:r>
-        <w:t xml:space="preserve">in which case the instability could be mitigated through an appropriate choice of prompt or model</w:t>
-      </w:r>
-      <w:r>
-        <w:t xml:space="preserve"> </w:t>
-      </w:r>
-      <w:r>
-        <w:t xml:space="preserve">configuration, or it may signal a broader noise floor that persists across the elicitation process. Third,</w:t>
-      </w:r>
-      <w:r>
-        <w:t xml:space="preserve"> </w:t>
-      </w:r>
-      <w:r>
-        <w:t xml:space="preserve">evaluation using real firms poses a further challenge: general-purpose LLMs may recognize issuers from</w:t>
-      </w:r>
-      <w:r>
-        <w:t xml:space="preserve"> </w:t>
-      </w:r>
-      <w:r>
-        <w:t xml:space="preserve">publicly available financial information, making it hard to distinguish independent credit assessment</w:t>
-      </w:r>
-      <w:r>
-        <w:t xml:space="preserve"> </w:t>
-      </w:r>
-      <w:r>
-        <w:t xml:space="preserve">from memorized issuer knowledge.</w:t>
-      </w:r>
-    </w:p>
-    <w:p>
-      <w:pPr>
-        <w:pStyle w:val="BodyText"/>
-      </w:pPr>
-      <w:r>
-        <w:t xml:space="preserve">We address these questions using a pre-registered specification-curve design based on the</w:t>
-      </w:r>
-      <w:r>
-        <w:t xml:space="preserve"> </w:t>
-      </w:r>
-      <w:r>
-        <w:t xml:space="preserve">multiverse-analysis literature (Simonsohn et al., 2020; Steegen et al., 2016).</w:t>
-      </w:r>
-      <w:r>
-        <w:t xml:space="preserve"> </w:t>
-      </w:r>
-      <w:r>
-        <w:t xml:space="preserve">Specification-curve analysis considers a single defensible analytical pipeline as a member of a larger</w:t>
-      </w:r>
-      <w:r>
-        <w:t xml:space="preserve"> </w:t>
-      </w:r>
-      <w:r>
-        <w:t xml:space="preserve">family of reasonable specifications and tests whether the substantive result depends on the particular</w:t>
-      </w:r>
-      <w:r>
-        <w:t xml:space="preserve"> </w:t>
-      </w:r>
-      <w:r>
-        <w:t xml:space="preserve">choice. Related approaches have been used to study researcher degrees of freedom and annotation</w:t>
-      </w:r>
-      <w:r>
-        <w:t xml:space="preserve"> </w:t>
-      </w:r>
-      <w:r>
-        <w:t xml:space="preserve">variability (Camuffo et al., 2026). We extend this logic to machine elicitation, where the</w:t>
-      </w:r>
-      <w:r>
-        <w:t xml:space="preserve"> </w:t>
-      </w:r>
-      <w:r>
-        <w:t xml:space="preserve">elicitation specification is varied systematically while the financial information and the underlying</w:t>
-      </w:r>
-      <w:r>
-        <w:t xml:space="preserve"> </w:t>
-      </w:r>
-      <w:r>
-        <w:t xml:space="preserve">task are held fixed. The distribution of ratings obtained is a direct measure of the dependence of the</w:t>
-      </w:r>
-      <w:r>
-        <w:t xml:space="preserve"> </w:t>
-      </w:r>
-      <w:r>
-        <w:t xml:space="preserve">machine-generated credit opinion on the way it is asked.</w:t>
-      </w:r>
-    </w:p>
-    <w:p>
-      <w:pPr>
-        <w:pStyle w:val="BodyText"/>
-      </w:pPr>
-      <w:r>
-        <w:t xml:space="preserve">This paper makes two co-equal contributions: an</w:t>
+        <w:t xml:space="preserve">This paper has two co-equal contributions: an</w:t>
       </w:r>
       <w:r>
         <w:t xml:space="preserve"> </w:t>
@@ -1791,7 +1809,7 @@
         <w:rPr>
           <w:i/>
         </w:rPr>
-        <w:t xml:space="preserve">intelligent-systems reliability framework</w:t>
+        <w:t xml:space="preserve">elicitation-reliability evaluation framework</w:t>
       </w:r>
       <w:r>
         <w:t xml:space="preserve"> </w:t>
@@ -1803,7 +1821,7 @@
         <w:t xml:space="preserve"> </w:t>
       </w:r>
       <w:r>
-        <w:t xml:space="preserve">quantifies how LLM-based credit ratings depend on elicitation, and a</w:t>
+        <w:t xml:space="preserve">measures how LLM-based credit ratings depend on the linguistic and procedural specification, and a</w:t>
       </w:r>
       <w:r>
         <w:t xml:space="preserve"> </w:t>
@@ -1812,13 +1830,13 @@
         <w:rPr>
           <w:i/>
         </w:rPr>
-        <w:t xml:space="preserve">deployable model-risk control</w:t>
-      </w:r>
-      <w:r>
-        <w:t xml:space="preserve"> </w:t>
-      </w:r>
-      <w:r>
-        <w:t xml:space="preserve">derived from it. Concretely, we (i) quantify the</w:t>
+        <w:t xml:space="preserve">candidate operational model-risk control</w:t>
+      </w:r>
+      <w:r>
+        <w:t xml:space="preserve"> </w:t>
+      </w:r>
+      <w:r>
+        <w:t xml:space="preserve">derived from it. In particular we (i) quantify the</w:t>
       </w:r>
       <w:r>
         <w:t xml:space="preserve"> </w:t>
@@ -1836,37 +1854,43 @@
         <w:t xml:space="preserve"> </w:t>
       </w:r>
       <w:r>
-        <w:t xml:space="preserve">components; (ii) test the persistence of the instability under two natural remedies, deterministic</w:t>
-      </w:r>
-      <w:r>
-        <w:t xml:space="preserve"> </w:t>
-      </w:r>
-      <w:r>
-        <w:t xml:space="preserve">execution and provider selection, and across rating resolutions from the full letter scale to the</w:t>
-      </w:r>
-      <w:r>
-        <w:t xml:space="preserve"> </w:t>
-      </w:r>
-      <w:r>
-        <w:t xml:space="preserve">investment-grade/high-yield split; (iii) translate the instability into decision-relevant quantities</w:t>
-      </w:r>
-      <w:r>
-        <w:t xml:space="preserve"> </w:t>
-      </w:r>
-      <w:r>
-        <w:t xml:space="preserve">(boundary migration, portfolio turnover, implied spread, and an illustrative regulatory-capital recast);</w:t>
-      </w:r>
-      <w:r>
-        <w:t xml:space="preserve"> </w:t>
-      </w:r>
-      <w:r>
-        <w:t xml:space="preserve">(iv) test external validity on a decontaminated real-issuer arm that first demonstrates, and then</w:t>
-      </w:r>
-      <w:r>
-        <w:t xml:space="preserve"> </w:t>
-      </w:r>
-      <w:r>
-        <w:t xml:space="preserve">controls for, contamination by model memorization; and (v) develop a deployable model-risk control, a</w:t>
+        <w:t xml:space="preserve">components; (ii) test the persistence of the instability under two natural remedies, the temperature-0-honored</w:t>
+      </w:r>
+      <w:r>
+        <w:t xml:space="preserve"> </w:t>
+      </w:r>
+      <w:r>
+        <w:t xml:space="preserve">setting and provider selection, and across rating resolutions from the full letter scale to the</w:t>
+      </w:r>
+      <w:r>
+        <w:t xml:space="preserve"> </w:t>
+      </w:r>
+      <w:r>
+        <w:t xml:space="preserve">investment-grade/high-yield split; (iii) translate the instability into the decision-relevant unit of</w:t>
+      </w:r>
+      <w:r>
+        <w:t xml:space="preserve"> </w:t>
+      </w:r>
+      <w:r>
+        <w:t xml:space="preserve">investment-grade/high-yield boundary migration;</w:t>
+      </w:r>
+      <w:r>
+        <w:t xml:space="preserve"> </w:t>
+      </w:r>
+      <w:r>
+        <w:t xml:space="preserve">(iv) explore external validity descriptively on a perturbed real-issuer arm that first demonstrates</w:t>
+      </w:r>
+      <w:r>
+        <w:t xml:space="preserve"> </w:t>
+      </w:r>
+      <w:r>
+        <w:t xml:space="preserve">issuer-recognition risk and then mitigates exact-figure recognition through scaling and fingerprint</w:t>
+      </w:r>
+      <w:r>
+        <w:t xml:space="preserve"> </w:t>
+      </w:r>
+      <w:r>
+        <w:t xml:space="preserve">screening; and (v) develop a candidate operational model-risk control, a</w:t>
       </w:r>
       <w:r>
         <w:t xml:space="preserve"> </w:t>
@@ -1940,7 +1964,13 @@
         <w:t xml:space="preserve"> </w:t>
       </w:r>
       <w:r>
-        <w:t xml:space="preserve">accounting-based benchmark (Altman, 1968), which provides a fixed,</w:t>
+        <w:t xml:space="preserve">accounting-based benchmark</w:t>
+      </w:r>
+      <w:r>
+        <w:t xml:space="preserve"> </w:t>
+      </w:r>
+      <w:r>
+        <w:t xml:space="preserve">, which provides a fixed,</w:t>
       </w:r>
       <w:r>
         <w:t xml:space="preserve"> </w:t>
@@ -2004,7 +2034,7 @@
         <w:t xml:space="preserve"> </w:t>
       </w:r>
       <w:r>
-        <w:t xml:space="preserve">(Vaswani et al., 2017; Devlin et al., 2019; Bommasani and others, 2021). Prior work has demonstrated that</w:t>
+        <w:t xml:space="preserve">. Prior work has demonstrated that</w:t>
       </w:r>
       <w:r>
         <w:t xml:space="preserve"> </w:t>
@@ -2022,7 +2052,13 @@
         <w:t xml:space="preserve"> </w:t>
       </w:r>
       <w:r>
-        <w:t xml:space="preserve">even when the underlying task is unchanged (Atil et al., 2024; Sclar et al., 2024).</w:t>
+        <w:t xml:space="preserve">even when the underlying task is unchanged</w:t>
+      </w:r>
+      <w:r>
+        <w:t xml:space="preserve"> </w:t>
+      </w:r>
+      <w:r>
+        <w:t xml:space="preserve">.</w:t>
       </w:r>
       <w:r>
         <w:t xml:space="preserve"> </w:t>
@@ -2034,7 +2070,7 @@
         <w:t xml:space="preserve"> </w:t>
       </w:r>
       <w:r>
-        <w:t xml:space="preserve">(Atil et al., 2024).</w:t>
+        <w:t xml:space="preserve">.</w:t>
       </w:r>
     </w:p>
     <w:p>
@@ -2054,7 +2090,10 @@
         <w:t xml:space="preserve"> </w:t>
       </w:r>
       <w:r>
-        <w:t xml:space="preserve">the elicitation specification rather than a stable underlying assessment. Mizrahi et al. (2024)</w:t>
+        <w:t xml:space="preserve">the elicitation specification rather than a stable underlying assessment.</w:t>
+      </w:r>
+      <w:r>
+        <w:t xml:space="preserve"> </w:t>
       </w:r>
       <w:r>
         <w:t xml:space="preserve"> </w:t>
@@ -2066,7 +2105,16 @@
         <w:t xml:space="preserve"> </w:t>
       </w:r>
       <w:r>
-        <w:t xml:space="preserve">multiple prompt formulations. In finance, Chon et al. (2025) likewise find large variation in</w:t>
+        <w:t xml:space="preserve">multiple prompt formulations. In finance,</w:t>
+      </w:r>
+      <w:r>
+        <w:t xml:space="preserve"> </w:t>
+      </w:r>
+      <w:r>
+        <w:t xml:space="preserve"> </w:t>
+      </w:r>
+      <w:r>
+        <w:t xml:space="preserve">likewise find large variation in</w:t>
       </w:r>
       <w:r>
         <w:t xml:space="preserve"> </w:t>
@@ -2102,19 +2150,34 @@
         <w:t xml:space="preserve"> </w:t>
       </w:r>
       <w:r>
-        <w:t xml:space="preserve">(Wang et al., 2023). Semantic-entropy methods cluster semantically equivalent generations and</w:t>
-      </w:r>
-      <w:r>
-        <w:t xml:space="preserve"> </w:t>
-      </w:r>
-      <w:r>
-        <w:t xml:space="preserve">measure entropy over meanings to detect unreliable answers (Kuhn et al., 2023). Others elicit</w:t>
-      </w:r>
-      <w:r>
-        <w:t xml:space="preserve"> </w:t>
-      </w:r>
-      <w:r>
-        <w:t xml:space="preserve">confidence directly, teaching models to verbalize calibrated uncertainty (Lin et al., 2022) or</w:t>
+        <w:t xml:space="preserve">. Semantic-entropy methods cluster semantically equivalent generations and</w:t>
+      </w:r>
+      <w:r>
+        <w:t xml:space="preserve"> </w:t>
+      </w:r>
+      <w:r>
+        <w:t xml:space="preserve">measure entropy over meanings to detect unreliable answers</w:t>
+      </w:r>
+      <w:r>
+        <w:t xml:space="preserve"> </w:t>
+      </w:r>
+      <w:r>
+        <w:t xml:space="preserve">. Others elicit</w:t>
+      </w:r>
+      <w:r>
+        <w:t xml:space="preserve"> </w:t>
+      </w:r>
+      <w:r>
+        <w:t xml:space="preserve">confidence directly, teaching models to verbalize calibrated uncertainty</w:t>
+      </w:r>
+      <w:r>
+        <w:t xml:space="preserve"> </w:t>
+      </w:r>
+      <w:r>
+        <w:t xml:space="preserve"> </w:t>
+      </w:r>
+      <w:r>
+        <w:t xml:space="preserve">or</w:t>
       </w:r>
       <w:r>
         <w:t xml:space="preserve"> </w:t>
@@ -2138,7 +2201,7 @@
         <w:t xml:space="preserve"> </w:t>
       </w:r>
       <w:r>
-        <w:t xml:space="preserve">(Kadavath et al., 2022). These methods largely target</w:t>
+        <w:t xml:space="preserve">. These methods largely target</w:t>
       </w:r>
       <w:r>
         <w:t xml:space="preserve"> </w:t>
@@ -2234,7 +2297,13 @@
         <w:t xml:space="preserve"> </w:t>
       </w:r>
       <w:r>
-        <w:t xml:space="preserve">specification search (Gelman and Loken, 2014; Simmons et al., 2011). Multiverse analysis and</w:t>
+        <w:t xml:space="preserve">specification search</w:t>
+      </w:r>
+      <w:r>
+        <w:t xml:space="preserve"> </w:t>
+      </w:r>
+      <w:r>
+        <w:t xml:space="preserve">. Multiverse analysis and</w:t>
       </w:r>
       <w:r>
         <w:t xml:space="preserve"> </w:t>
@@ -2252,7 +2321,7 @@
         <w:t xml:space="preserve"> </w:t>
       </w:r>
       <w:r>
-        <w:t xml:space="preserve">(Steegen et al., 2016; Simonsohn et al., 2020).</w:t>
+        <w:t xml:space="preserve">.</w:t>
       </w:r>
     </w:p>
     <w:p>
@@ -2278,7 +2347,16 @@
         <w:t xml:space="preserve"> </w:t>
       </w:r>
       <w:r>
-        <w:t xml:space="preserve">outcome. Similarly, Camuffo et al. (2026) introduce a variance-aware approach for</w:t>
+        <w:t xml:space="preserve">outcome. Similarly,</w:t>
+      </w:r>
+      <w:r>
+        <w:t xml:space="preserve"> </w:t>
+      </w:r>
+      <w:r>
+        <w:t xml:space="preserve"> </w:t>
+      </w:r>
+      <w:r>
+        <w:t xml:space="preserve">introduce a variance-aware approach for</w:t>
       </w:r>
       <w:r>
         <w:t xml:space="preserve"> </w:t>
@@ -2352,31 +2430,61 @@
         <w:t xml:space="preserve"> </w:t>
       </w:r>
       <w:r>
-        <w:t xml:space="preserve">(Brown and others, 2020; Ouyang and others, 2022; OpenAI, 2023) and finance-specific</w:t>
-      </w:r>
-      <w:r>
-        <w:t xml:space="preserve"> </w:t>
-      </w:r>
-      <w:r>
-        <w:t xml:space="preserve">(Wu et al., 2023; Xie et al., 2023) language models have been evaluated for</w:t>
-      </w:r>
-      <w:r>
-        <w:t xml:space="preserve"> </w:t>
-      </w:r>
-      <w:r>
-        <w:t xml:space="preserve">return prediction (Lopez-Lira and Tang, 2023), analysis of central-bank</w:t>
-      </w:r>
-      <w:r>
-        <w:t xml:space="preserve"> </w:t>
-      </w:r>
-      <w:r>
-        <w:t xml:space="preserve">communication (Hansen and Kazinnik, 2024), risk profiling (Hens and Nordlie, 2025), banking supervision</w:t>
-      </w:r>
-      <w:r>
-        <w:t xml:space="preserve"> </w:t>
-      </w:r>
-      <w:r>
-        <w:t xml:space="preserve">(García-Llorente and Olmeda, 2026), and credit-rating prediction (Drinkall et al., 2025).</w:t>
+        <w:t xml:space="preserve"> </w:t>
+      </w:r>
+      <w:r>
+        <w:t xml:space="preserve">and finance-specific</w:t>
+      </w:r>
+      <w:r>
+        <w:t xml:space="preserve"> </w:t>
+      </w:r>
+      <w:r>
+        <w:t xml:space="preserve"> </w:t>
+      </w:r>
+      <w:r>
+        <w:t xml:space="preserve">language models have been evaluated for</w:t>
+      </w:r>
+      <w:r>
+        <w:t xml:space="preserve"> </w:t>
+      </w:r>
+      <w:r>
+        <w:t xml:space="preserve">return prediction</w:t>
+      </w:r>
+      <w:r>
+        <w:t xml:space="preserve"> </w:t>
+      </w:r>
+      <w:r>
+        <w:t xml:space="preserve">, analysis of central-bank</w:t>
+      </w:r>
+      <w:r>
+        <w:t xml:space="preserve"> </w:t>
+      </w:r>
+      <w:r>
+        <w:t xml:space="preserve">communication</w:t>
+      </w:r>
+      <w:r>
+        <w:t xml:space="preserve"> </w:t>
+      </w:r>
+      <w:r>
+        <w:t xml:space="preserve">, risk profiling</w:t>
+      </w:r>
+      <w:r>
+        <w:t xml:space="preserve"> </w:t>
+      </w:r>
+      <w:r>
+        <w:t xml:space="preserve">, banking supervision</w:t>
+      </w:r>
+      <w:r>
+        <w:t xml:space="preserve"> </w:t>
+      </w:r>
+      <w:r>
+        <w:t xml:space="preserve">, and credit-rating prediction</w:t>
+      </w:r>
+      <w:r>
+        <w:t xml:space="preserve"> </w:t>
+      </w:r>
+      <w:r>
+        <w:t xml:space="preserve">.</w:t>
       </w:r>
     </w:p>
     <w:p>
@@ -2414,7 +2522,13 @@
         <w:t xml:space="preserve"> </w:t>
       </w:r>
       <w:r>
-        <w:t xml:space="preserve">and finds that conventional methods can retain an accuracy advantage (Drinkall et al., 2025).</w:t>
+        <w:t xml:space="preserve">and finds that conventional methods can retain an accuracy advantage</w:t>
+      </w:r>
+      <w:r>
+        <w:t xml:space="preserve"> </w:t>
+      </w:r>
+      <w:r>
+        <w:t xml:space="preserve">.</w:t>
       </w:r>
       <w:r>
         <w:t xml:space="preserve"> </w:t>
@@ -2494,7 +2608,19 @@
         <w:t xml:space="preserve"> </w:t>
       </w:r>
       <w:r>
-        <w:t xml:space="preserve">(Altman, 1968) and later probabilistic approaches such as Ohlson’s model (Ohlson, 1980) showed</w:t>
+        <w:t xml:space="preserve"> </w:t>
+      </w:r>
+      <w:r>
+        <w:t xml:space="preserve">and later probabilistic approaches such as Ohlson’s model</w:t>
+      </w:r>
+      <w:r>
+        <w:t xml:space="preserve"> </w:t>
+      </w:r>
+      <w:r>
+        <w:t xml:space="preserve"> </w:t>
+      </w:r>
+      <w:r>
+        <w:t xml:space="preserve">showed</w:t>
       </w:r>
       <w:r>
         <w:t xml:space="preserve"> </w:t>
@@ -2518,7 +2644,7 @@
         <w:t xml:space="preserve"> </w:t>
       </w:r>
       <w:r>
-        <w:t xml:space="preserve">(Cantor and Packer, 1997; Kliger and Sarig, 2000; Tang, 2009).</w:t>
+        <w:t xml:space="preserve">.</w:t>
       </w:r>
     </w:p>
     <w:p>
@@ -2538,7 +2664,13 @@
         <w:t xml:space="preserve"> </w:t>
       </w:r>
       <w:r>
-        <w:t xml:space="preserve">market pricing (Kliger and Sarig, 2000; Tang, 2009; Cornaggia et al., 2018), and migration across the</w:t>
+        <w:t xml:space="preserve">market pricing</w:t>
+      </w:r>
+      <w:r>
+        <w:t xml:space="preserve"> </w:t>
+      </w:r>
+      <w:r>
+        <w:t xml:space="preserve">, and migration across the</w:t>
       </w:r>
       <w:r>
         <w:t xml:space="preserve"> </w:t>
@@ -2562,13 +2694,19 @@
         <w:t xml:space="preserve"> </w:t>
       </w:r>
       <w:r>
-        <w:t xml:space="preserve">(Basel Committee on Banking Supervision, 2019), and supervisory exercises have documented considerable dispersion in risk-weighted</w:t>
-      </w:r>
-      <w:r>
-        <w:t xml:space="preserve"> </w:t>
-      </w:r>
-      <w:r>
-        <w:t xml:space="preserve">assets even for common portfolios (Basel Committee on Banking Supervision, 2013).</w:t>
+        <w:t xml:space="preserve">, and supervisory exercises have documented considerable dispersion in risk-weighted</w:t>
+      </w:r>
+      <w:r>
+        <w:t xml:space="preserve"> </w:t>
+      </w:r>
+      <w:r>
+        <w:t xml:space="preserve">assets even for common portfolios</w:t>
+      </w:r>
+      <w:r>
+        <w:t xml:space="preserve"> </w:t>
+      </w:r>
+      <w:r>
+        <w:t xml:space="preserve">.</w:t>
       </w:r>
     </w:p>
     <w:p>
@@ -2588,7 +2726,13 @@
         <w:t xml:space="preserve"> </w:t>
       </w:r>
       <w:r>
-        <w:t xml:space="preserve">appropriately characterized (Board of Governors of the Federal Reserve System and Currency, 2011). If the elicitation specification for an LLM-generated</w:t>
+        <w:t xml:space="preserve">appropriately characterized</w:t>
+      </w:r>
+      <w:r>
+        <w:t xml:space="preserve"> </w:t>
+      </w:r>
+      <w:r>
+        <w:t xml:space="preserve">. If the elicitation specification for an LLM-generated</w:t>
       </w:r>
       <w:r>
         <w:t xml:space="preserve"> </w:t>
@@ -2606,13 +2750,13 @@
         <w:t xml:space="preserve"> </w:t>
       </w:r>
       <w:r>
-        <w:t xml:space="preserve">quantifying it not only through statistical disagreement but also through rating migration, portfolio</w:t>
-      </w:r>
-      <w:r>
-        <w:t xml:space="preserve"> </w:t>
-      </w:r>
-      <w:r>
-        <w:t xml:space="preserve">turnover, spread implications, and regulatory-capital translations.</w:t>
+        <w:t xml:space="preserve">quantifying it both through statistical disagreement and through investment-grade/high-yield rating</w:t>
+      </w:r>
+      <w:r>
+        <w:t xml:space="preserve"> </w:t>
+      </w:r>
+      <w:r>
+        <w:t xml:space="preserve">migration, the decision-relevant unit of the categorical credit limit.</w:t>
       </w:r>
     </w:p>
     <w:p>
@@ -2655,7 +2799,7 @@
           <w:rPr>
             <w:rStyle w:val="Hyperlink"/>
           </w:rPr>
-          <w:t xml:space="preserve">7</w:t>
+          <w:t xml:space="preserve">9</w:t>
         </w:r>
       </w:hyperlink>
       <w:r>
@@ -2746,13 +2890,13 @@
         </m:r>
       </m:oMath>
       <w:r>
-        <w:t xml:space="preserve">4.6%), and the model-provider main</w:t>
-      </w:r>
-      <w:r>
-        <w:t xml:space="preserve"> </w:t>
-      </w:r>
-      <w:r>
-        <w:t xml:space="preserve">effect contributes only</w:t>
+        <w:t xml:space="preserve">4.6%, descriptive, under the assumed</w:t>
+      </w:r>
+      <w:r>
+        <w:t xml:space="preserve"> </w:t>
+      </w:r>
+      <w:r>
+        <w:t xml:space="preserve">main-effects model), and the model-provider main effect contributes only</w:t>
       </w:r>
       <w:r>
         <w:t xml:space="preserve"> </w:t>
@@ -2763,7 +2907,13 @@
         </m:r>
       </m:oMath>
       <w:r>
-        <w:t xml:space="preserve">0.3%, with a provider-by-item interaction of</w:t>
+        <w:t xml:space="preserve">0.3%, with a</w:t>
+      </w:r>
+      <w:r>
+        <w:t xml:space="preserve"> </w:t>
+      </w:r>
+      <w:r>
+        <w:t xml:space="preserve">provider-by-item interaction of</w:t>
       </w:r>
       <w:r>
         <w:t xml:space="preserve"> </w:t>
@@ -2829,7 +2979,7 @@
         <w:t xml:space="preserve"> </w:t>
       </w:r>
       <w:r>
-        <w:t xml:space="preserve">6.4–10.8%), while the remaining</w:t>
+        <w:t xml:space="preserve">6.4–10.8%), leaving the remaining</w:t>
       </w:r>
       <w:r>
         <w:t xml:space="preserve"> </w:t>
@@ -2840,41 +2990,131 @@
         </m:r>
       </m:oMath>
       <w:r>
-        <w:t xml:space="preserve">17% reflects unmodeled interactions (for example</w:t>
-      </w:r>
-      <w:r>
-        <w:t xml:space="preserve"> </w:t>
-      </w:r>
-      <w:r>
-        <w:t xml:space="preserve">item</w:t>
-      </w:r>
-      <m:oMath>
-        <m:r>
-          <m:t>×</m:t>
-        </m:r>
-      </m:oMath>
-      <w:r>
-        <w:t xml:space="preserve">prompt or presentation</w:t>
-      </w:r>
-      <m:oMath>
-        <m:r>
-          <m:t>×</m:t>
-        </m:r>
-      </m:oMath>
-      <w:r>
-        <w:t xml:space="preserve">item) not captured by the main-effects model. Run-to-run</w:t>
-      </w:r>
-      <w:r>
-        <w:t xml:space="preserve"> </w:t>
-      </w:r>
-      <w:r>
-        <w:t xml:space="preserve">sampling noise is therefore a real but minority component; most residual variation is structured</w:t>
-      </w:r>
-      <w:r>
-        <w:t xml:space="preserve"> </w:t>
-      </w:r>
-      <w:r>
-        <w:t xml:space="preserve">sensitivity to how the rating is elicited.</w:t>
+        <w:t xml:space="preserve">17% as variation not explained by the main-effects model.</w:t>
+      </w:r>
+      <w:r>
+        <w:t xml:space="preserve"> </w:t>
+      </w:r>
+      <w:r>
+        <w:t xml:space="preserve">That part of the residual is not identified as to source under this resolution-limited D-optimal design</w:t>
+      </w:r>
+      <w:r>
+        <w:t xml:space="preserve"> </w:t>
+      </w:r>
+      <w:r>
+        <w:t xml:space="preserve">(see Limitations): it may combine real unmodeled interactions with main effects aliased into two-factor</w:t>
+      </w:r>
+      <w:r>
+        <w:t xml:space="preserve"> </w:t>
+      </w:r>
+      <w:r>
+        <w:t xml:space="preserve">interactions—so we interpret it descriptively instead of attributing it to structured sensitivity.</w:t>
+      </w:r>
+      <w:r>
+        <w:t xml:space="preserve"> </w:t>
+      </w:r>
+      <w:r>
+        <w:t xml:space="preserve">Run-to-run sampling noise is a real but minor part of the residual.</w:t>
+      </w:r>
+    </w:p>
+    <w:p>
+      <w:pPr>
+        <w:pStyle w:val="BodyText"/>
+      </w:pPr>
+      <w:r>
+        <w:t xml:space="preserve">We report the variance the</w:t>
+      </w:r>
+      <w:r>
+        <w:t xml:space="preserve"> </w:t>
+      </w:r>
+      <w:r>
+        <w:t xml:space="preserve">elicitation axes explain under three alternatives (Table </w:t>
+      </w:r>
+      <w:hyperlink w:anchor="tab:varrange">
+        <w:r>
+          <w:rPr>
+            <w:rStyle w:val="Hyperlink"/>
+          </w:rPr>
+          <w:t xml:space="preserve">2</w:t>
+        </w:r>
+      </w:hyperlink>
+      <w:r>
+        <w:t xml:space="preserve">): a main-effects-only model,</w:t>
+      </w:r>
+      <w:r>
+        <w:t xml:space="preserve"> </w:t>
+      </w:r>
+      <w:r>
+        <w:t xml:space="preserve">a model adding all two-way interactions, and an issuer-out-of-sample regularized version of the latter.</w:t>
+      </w:r>
+      <w:r>
+        <w:t xml:space="preserve"> </w:t>
+      </w:r>
+      <w:r>
+        <w:t xml:space="preserve">The apparent explained variance is dependent on the modeling choice, but is low for all three</w:t>
+      </w:r>
+      <w:r>
+        <w:t xml:space="preserve"> </w:t>
+      </w:r>
+      <w:r>
+        <w:t xml:space="preserve">(</w:t>
+      </w:r>
+      <m:oMath>
+        <m:sSup>
+          <m:e>
+            <m:r>
+              <m:t>R</m:t>
+            </m:r>
+          </m:e>
+          <m:sup>
+            <m:r>
+              <m:t>2</m:t>
+            </m:r>
+          </m:sup>
+        </m:sSup>
+      </m:oMath>
+      <w:r>
+        <w:t xml:space="preserve"> </w:t>
+      </w:r>
+      <w:r>
+        <w:t xml:space="preserve">between</w:t>
+      </w:r>
+      <w:r>
+        <w:t xml:space="preserve"> </w:t>
+      </w:r>
+      <m:oMath>
+        <m:r>
+          <m:t>0.08</m:t>
+        </m:r>
+      </m:oMath>
+      <w:r>
+        <w:t xml:space="preserve"> </w:t>
+      </w:r>
+      <w:r>
+        <w:t xml:space="preserve">and</w:t>
+      </w:r>
+      <w:r>
+        <w:t xml:space="preserve"> </w:t>
+      </w:r>
+      <m:oMath>
+        <m:r>
+          <m:t>0.12</m:t>
+        </m:r>
+      </m:oMath>
+      <w:r>
+        <w:t xml:space="preserve">), and the in-sample gain from interactions does not fully generalize out</w:t>
+      </w:r>
+      <w:r>
+        <w:t xml:space="preserve"> </w:t>
+      </w:r>
+      <w:r>
+        <w:t xml:space="preserve">of sample, confirming that individual-axis attribution is not identified and that the decomposition should</w:t>
+      </w:r>
+      <w:r>
+        <w:t xml:space="preserve"> </w:t>
+      </w:r>
+      <w:r>
+        <w:t xml:space="preserve">be read in a descriptive way.</w:t>
       </w:r>
     </w:p>
     <w:p>
@@ -2919,13 +3159,13 @@
         <w:t xml:space="preserve"> </w:t>
       </w:r>
       <w:r>
-        <w:t xml:space="preserve">pooled, and each point is a pre-registered specification, ordered by benchmark-consistent credit-band</w:t>
-      </w:r>
-      <w:r>
-        <w:t xml:space="preserve"> </w:t>
-      </w:r>
-      <w:r>
-        <w:t xml:space="preserve">accuracy against the frozen Altman Z</w:t>
+        <w:t xml:space="preserve">pooled, and each point is a pre-registered specification, sorted by how consistently it recovers the</w:t>
+      </w:r>
+      <w:r>
+        <w:t xml:space="preserve"> </w:t>
+      </w:r>
+      <w:r>
+        <w:t xml:space="preserve">constructed Altman Z</w:t>
       </w:r>
       <m:oMath>
         <m:r>
@@ -2936,37 +3176,37 @@
         <w:t xml:space="preserve"> </w:t>
       </w:r>
       <w:r>
-        <w:t xml:space="preserve">reference. Even when the underlying firm profiles are identical,</w:t>
-      </w:r>
-      <w:r>
-        <w:t xml:space="preserve"> </w:t>
-      </w:r>
-      <w:r>
-        <w:t xml:space="preserve">performance varies substantially across defensible specifications: the specifications split roughly</w:t>
-      </w:r>
-      <w:r>
-        <w:t xml:space="preserve"> </w:t>
-      </w:r>
-      <w:r>
-        <w:t xml:space="preserve">56/44 around the pre-registered majority-accuracy threshold, with about 56% yielding a</w:t>
-      </w:r>
-      <w:r>
-        <w:t xml:space="preserve"> </w:t>
-      </w:r>
-      <w:r>
-        <w:t xml:space="preserve">majority-incorrect credit-band verdict and 44% a majority-correct one. The</w:t>
-      </w:r>
-      <w:r>
-        <w:t xml:space="preserve"> </w:t>
-      </w:r>
-      <w:r>
-        <w:t xml:space="preserve">specification curve therefore demonstrates that conclusions drawn from a single elicitation configuration</w:t>
-      </w:r>
-      <w:r>
-        <w:t xml:space="preserve"> </w:t>
-      </w:r>
-      <w:r>
-        <w:t xml:space="preserve">do not necessarily generalize to other plausible configurations.</w:t>
+        <w:t xml:space="preserve">design labels. Because the profiles were constructed to satisfy those strata,</w:t>
+      </w:r>
+      <w:r>
+        <w:t xml:space="preserve"> </w:t>
+      </w:r>
+      <w:r>
+        <w:t xml:space="preserve">we interpret this panel as a diagnostic of design-label recovery, not external credit-rating accuracy.</w:t>
+      </w:r>
+      <w:r>
+        <w:t xml:space="preserve"> </w:t>
+      </w:r>
+      <w:r>
+        <w:t xml:space="preserve">Even when the basic firm profiles are the same, label recovery varies quite a bit across</w:t>
+      </w:r>
+      <w:r>
+        <w:t xml:space="preserve"> </w:t>
+      </w:r>
+      <w:r>
+        <w:t xml:space="preserve">defensible specs: specs split approximately 56/44 around the pre-registered majority</w:t>
+      </w:r>
+      <w:r>
+        <w:t xml:space="preserve"> </w:t>
+      </w:r>
+      <w:r>
+        <w:t xml:space="preserve">threshold. Thus, the specification curve shows that conclusions drawn from a single</w:t>
+      </w:r>
+      <w:r>
+        <w:t xml:space="preserve"> </w:t>
+      </w:r>
+      <w:r>
+        <w:t xml:space="preserve">elicitation configuration do not necessarily generalize to other plausible configurations.</w:t>
       </w:r>
     </w:p>
     <w:p>
@@ -2979,7 +3219,7 @@
           <wp:inline>
             <wp:extent cx="5334000" cy="2378675"/>
             <wp:effectExtent b="0" l="0" r="0" t="0"/>
-            <wp:docPr descr="Specification curves of the machine credit rating; each point is one pre-registered specification (three seeds pooled), specifications sorted independently in each panel. (a) Benchmark-referenced: majority-correct credit-band accuracy against the Altman Z'' reference; the specifications split about 56/44 around the majority-accuracy threshold. (b) Benchmark-free: the share of a specification’s credit elicitations rated investment grade, which needs no ground truth and ranges widely across specifications, direct evidence that the verdict, not merely its accuracy, moves with the elicitation. This is the multiverse the method is named for." title="" id="1" name="Picture"/>
+            <wp:docPr descr="Specification curves of the machine credit rating; each point is one pre-registered specification (three seeds pooled), specifications sorted independently in each panel. (a) Design-label recovery: agreement with the constructed Altman Z'' strata (the profiles were built to satisfy these strata, so this is label recovery, not external accuracy) the specs split about 56/44 around the majority line. (b) Benchmark-free: the share of a specification’s credit elicitations rated investment grade, which needs no ground truth and ranges widely across specifications, direct evidence that the verdict, not merely its accuracy, moves with the elicitation. This is the multiverse the method is named for." title="" id="1" name="Picture"/>
             <a:graphic>
               <a:graphicData uri="http://schemas.openxmlformats.org/drawingml/2006/picture">
                 <pic:pic>
@@ -3044,7 +3284,7 @@
         <w:t xml:space="preserve"> </w:t>
       </w:r>
       <w:r>
-        <w:t xml:space="preserve">Benchmark-referenced: majority-correct credit-band accuracy against the Altman Z</w:t>
+        <w:t xml:space="preserve">Design-label recovery: agreement with the constructed Altman Z</w:t>
       </w:r>
       <m:oMath>
         <m:r>
@@ -3055,13 +3295,19 @@
         <w:t xml:space="preserve"> </w:t>
       </w:r>
       <w:r>
-        <w:t xml:space="preserve">reference; the</w:t>
-      </w:r>
-      <w:r>
-        <w:t xml:space="preserve"> </w:t>
-      </w:r>
-      <w:r>
-        <w:t xml:space="preserve">specifications split about 56/44 around the majority-accuracy threshold.</w:t>
+        <w:t xml:space="preserve">strata (the profiles were built to</w:t>
+      </w:r>
+      <w:r>
+        <w:t xml:space="preserve"> </w:t>
+      </w:r>
+      <w:r>
+        <w:t xml:space="preserve">satisfy these strata, so this is label recovery, not external accuracy) the specs split about</w:t>
+      </w:r>
+      <w:r>
+        <w:t xml:space="preserve"> </w:t>
+      </w:r>
+      <w:r>
+        <w:t xml:space="preserve">56/44 around the majority line.</w:t>
       </w:r>
       <w:r>
         <w:t xml:space="preserve"> </w:t>
@@ -3129,7 +3375,7 @@
         <w:t xml:space="preserve"> </w:t>
       </w:r>
       <w:r>
-        <w:t xml:space="preserve">Parenthetical values are issuer-clustered bootstrap 95% confidence intervals.</w:t>
+        <w:t xml:space="preserve">Confidence intervals (profile-clustered bootstrap, 95%) are reported only for the item and pure-seed components; the per-axis shares are descriptive and carry no intervals.</w:t>
       </w:r>
     </w:p>
     <w:tbl>
@@ -3137,7 +3383,7 @@
         <w:tblStyle w:val="Table"/>
         <w:tblW w:type="pct" w:w="0.0"/>
         <w:tblLook w:firstRow="1"/>
-        <w:tblCaption w:val="Variance shares of the machine credit letter-rank (OLS decomposition with Type-II ANOVA; n=45 items). The residual is split into pure within-cell seed variance and other unexplained variance. Parenthetical values are issuer-clustered bootstrap 95% confidence intervals."/>
+        <w:tblCaption w:val="Variance shares of the machine credit letter-rank (OLS decomposition with Type-II ANOVA; n=45 items). The residual is split into pure within-cell seed variance and other unexplained variance. Confidence intervals (profile-clustered bootstrap, 95%) are reported only for the item and pure-seed components; the per-axis shares are descriptive and carry no intervals."/>
       </w:tblPr>
       <w:tblGrid/>
       <w:tr>
@@ -3367,7 +3613,7 @@
               <w:jc w:val="left"/>
             </w:pPr>
             <w:r>
-              <w:t xml:space="preserve">Prompt paraphrase / few-shot / format / version</w:t>
+              <w:t xml:space="preserve">Temperature / prompt paraphrase / few-shot / format / version</w:t>
             </w:r>
           </w:p>
         </w:tc>
@@ -3439,18 +3685,225 @@
         <w:t xml:space="preserve"> </w:t>
       </w:r>
       <w:r>
-        <w:t xml:space="preserve">of the residual, not additional components.</w:t>
-      </w:r>
-    </w:p>
+        <w:t xml:space="preserve">of the residual, not additional components. Design diagnostics: main-effect columns are near-orthogonal</w:t>
+      </w:r>
+      <w:r>
+        <w:t xml:space="preserve"> </w:t>
+      </w:r>
+      <w:r>
+        <w:t xml:space="preserve">(maximum off-diagonal correlation</w:t>
+      </w:r>
+      <w:r>
+        <w:t xml:space="preserve"> </w:t>
+      </w:r>
+      <m:oMath>
+        <m:r>
+          <m:t>0.062</m:t>
+        </m:r>
+      </m:oMath>
+      <w:r>
+        <w:t xml:space="preserve">), while the maximum absolute correlation between main-effect and</w:t>
+      </w:r>
+      <w:r>
+        <w:t xml:space="preserve"> </w:t>
+      </w:r>
+      <w:r>
+        <w:t xml:space="preserve">two-factor-interaction columns is</w:t>
+      </w:r>
+      <w:r>
+        <w:t xml:space="preserve"> </w:t>
+      </w:r>
+      <m:oMath>
+        <m:r>
+          <m:t>0.333</m:t>
+        </m:r>
+      </m:oMath>
+      <w:r>
+        <w:t xml:space="preserve">; non-negligible aliasing remains, so per-axis shares are</w:t>
+      </w:r>
+      <w:r>
+        <w:t xml:space="preserve"> </w:t>
+      </w:r>
+      <w:r>
+        <w:t xml:space="preserve">descriptive, not identified.</w:t>
+      </w:r>
+    </w:p>
+    <w:bookmarkStart w:id="32" w:name="tab:varrange"/>
+    <w:p>
+      <w:pPr>
+        <w:pStyle w:val="TableCaption"/>
+      </w:pPr>
+      <w:r>
+        <w:t xml:space="preserve">Variance in the machine letter rating explained by the elicitation axes under different model</w:t>
+      </w:r>
+      <w:r>
+        <w:t xml:space="preserve"> </w:t>
+      </w:r>
+      <w:r>
+        <w:t xml:space="preserve">specifications (credit-health task; issuer identity removed to isolate the axes). The estimate is changing</w:t>
+      </w:r>
+      <w:r>
+        <w:t xml:space="preserve"> </w:t>
+      </w:r>
+      <w:r>
+        <w:t xml:space="preserve">with the model and remains small throughout. This illustrates that per-axis attribution is not identified under the design.</w:t>
+      </w:r>
+    </w:p>
+    <w:tbl>
+      <w:tblPr>
+        <w:tblStyle w:val="Table"/>
+        <w:tblW w:type="pct" w:w="0.0"/>
+        <w:tblLook w:firstRow="1"/>
+        <w:tblCaption w:val="Variance in the machine letter rating explained by the elicitation axes under different model specifications (credit-health task; issuer identity removed to isolate the axes). The estimate is changing with the model and remains small throughout. This illustrates that per-axis attribution is not identified under the design."/>
+      </w:tblPr>
+      <w:tblGrid/>
+      <w:tr>
+        <w:trPr>
+          <w:cnfStyle w:firstRow="1"/>
+        </w:trPr>
+        <w:tc>
+          <w:tcPr>
+            <w:tcBorders>
+              <w:bottom w:val="single"/>
+            </w:tcBorders>
+            <w:vAlign w:val="bottom"/>
+          </w:tcPr>
+          <w:p>
+            <w:pPr>
+              <w:pStyle w:val="Compact"/>
+              <w:jc w:val="left"/>
+            </w:pPr>
+            <w:r>
+              <w:t xml:space="preserve">Model specification</w:t>
+            </w:r>
+          </w:p>
+        </w:tc>
+        <w:tc>
+          <w:tcPr>
+            <w:tcBorders>
+              <w:bottom w:val="single"/>
+            </w:tcBorders>
+            <w:vAlign w:val="bottom"/>
+          </w:tcPr>
+          <w:p>
+            <w:pPr>
+              <w:pStyle w:val="Compact"/>
+              <w:jc w:val="center"/>
+            </w:pPr>
+            <m:oMath>
+              <m:sSup>
+                <m:e>
+                  <m:r>
+                    <m:t>R</m:t>
+                  </m:r>
+                </m:e>
+                <m:sup>
+                  <m:r>
+                    <m:t>2</m:t>
+                  </m:r>
+                </m:sup>
+              </m:sSup>
+            </m:oMath>
+          </w:p>
+        </w:tc>
+      </w:tr>
+      <w:tr>
+        <w:tc>
+          <w:p>
+            <w:pPr>
+              <w:pStyle w:val="Compact"/>
+              <w:jc w:val="left"/>
+            </w:pPr>
+            <w:r>
+              <w:t xml:space="preserve">Main effects only</w:t>
+            </w:r>
+          </w:p>
+        </w:tc>
+        <w:tc>
+          <w:p>
+            <w:pPr>
+              <w:pStyle w:val="Compact"/>
+              <w:jc w:val="center"/>
+            </w:pPr>
+            <w:r>
+              <w:t xml:space="preserve">0.083 (in-sample)</w:t>
+            </w:r>
+          </w:p>
+        </w:tc>
+      </w:tr>
+      <w:tr>
+        <w:tc>
+          <w:p>
+            <w:pPr>
+              <w:pStyle w:val="Compact"/>
+              <w:jc w:val="left"/>
+            </w:pPr>
+            <w:r>
+              <w:t xml:space="preserve">Main effects</w:t>
+            </w:r>
+            <w:r>
+              <w:t xml:space="preserve"> </w:t>
+            </w:r>
+            <m:oMath>
+              <m:r>
+                <m:t>+</m:t>
+              </m:r>
+            </m:oMath>
+            <w:r>
+              <w:t xml:space="preserve"> </w:t>
+            </w:r>
+            <w:r>
+              <w:t xml:space="preserve">all two-way interactions</w:t>
+            </w:r>
+          </w:p>
+        </w:tc>
+        <w:tc>
+          <w:p>
+            <w:pPr>
+              <w:pStyle w:val="Compact"/>
+              <w:jc w:val="center"/>
+            </w:pPr>
+            <w:r>
+              <w:t xml:space="preserve">0.119 (in-sample)</w:t>
+            </w:r>
+          </w:p>
+        </w:tc>
+      </w:tr>
+      <w:tr>
+        <w:tc>
+          <w:p>
+            <w:pPr>
+              <w:pStyle w:val="Compact"/>
+              <w:jc w:val="left"/>
+            </w:pPr>
+            <w:r>
+              <w:t xml:space="preserve">Regularized two-way (ridge), issuer out-of-sample</w:t>
+            </w:r>
+          </w:p>
+        </w:tc>
+        <w:tc>
+          <w:p>
+            <w:pPr>
+              <w:pStyle w:val="Compact"/>
+              <w:jc w:val="center"/>
+            </w:pPr>
+            <w:r>
+              <w:t xml:space="preserve">0.101 (5-fold, issuer group)</w:t>
+            </w:r>
+          </w:p>
+        </w:tc>
+      </w:tr>
+    </w:tbl>
+    <w:bookmarkEnd w:id="32"/>
     <w:p>
       <w:pPr>
         <w:pStyle w:val="Heading2"/>
       </w:pPr>
-      <w:bookmarkStart w:id="32" w:name="Xbbb5a40575d6b28e60fbe2c2efe587619ec44e6"/>
-      <w:r>
-        <w:t xml:space="preserve">Specification fragility under deterministic execution</w:t>
-      </w:r>
-      <w:bookmarkEnd w:id="32"/>
+      <w:bookmarkStart w:id="33" w:name="X5c5a1aefcf1087b89aefa7fefbdfbf58adf9ad6"/>
+      <w:r>
+        <w:t xml:space="preserve">Specification fragility on the temperature-0-honored subgrid</w:t>
+      </w:r>
+      <w:bookmarkEnd w:id="33"/>
     </w:p>
     <w:p>
       <w:pPr>
@@ -3483,31 +3936,31 @@
         <w:t xml:space="preserve"> </w:t>
       </w:r>
       <w:r>
-        <w:t xml:space="preserve">provider-setting combination for which the returned metadata confirm deterministic execution: Google at</w:t>
-      </w:r>
-      <w:r>
-        <w:t xml:space="preserve"> </w:t>
-      </w:r>
-      <w:r>
-        <w:t xml:space="preserve">temperature 0. This subgrid removes repeated-call sampling variation but retains substantial</w:t>
-      </w:r>
-      <w:r>
-        <w:t xml:space="preserve"> </w:t>
-      </w:r>
-      <w:r>
-        <w:t xml:space="preserve">specification dependence. In it, 62.5% of specifications fall on opposite sides of the majority-accuracy</w:t>
-      </w:r>
-      <w:r>
-        <w:t xml:space="preserve"> </w:t>
-      </w:r>
-      <w:r>
-        <w:t xml:space="preserve">threshold, and benchmark-consistent credit-band accuracy ranges from 0.36 to 0.69 across deterministic</w:t>
-      </w:r>
-      <w:r>
-        <w:t xml:space="preserve"> </w:t>
-      </w:r>
-      <w:r>
-        <w:t xml:space="preserve">prompt configurations.</w:t>
+        <w:t xml:space="preserve">provider-setting combination for which the returned metadata confirm that temperature was honored: Google</w:t>
+      </w:r>
+      <w:r>
+        <w:t xml:space="preserve"> </w:t>
+      </w:r>
+      <w:r>
+        <w:t xml:space="preserve">at temperature 0. This temperature-0-honored subgrid sharply reduces repeated-call sampling variation but</w:t>
+      </w:r>
+      <w:r>
+        <w:t xml:space="preserve"> </w:t>
+      </w:r>
+      <w:r>
+        <w:t xml:space="preserve">retains substantial specification dependence. In it, 62.5% of specifications are on opposite side of the majority</w:t>
+      </w:r>
+      <w:r>
+        <w:t xml:space="preserve"> </w:t>
+      </w:r>
+      <w:r>
+        <w:t xml:space="preserve">label-recovery threshold, and consistency with the constructed credit-band design labels ranges from 0.36 to</w:t>
+      </w:r>
+      <w:r>
+        <w:t xml:space="preserve"> </w:t>
+      </w:r>
+      <w:r>
+        <w:t xml:space="preserve">0.69 across temperature-0 prompt configurations.</w:t>
       </w:r>
     </w:p>
     <w:p>
@@ -3515,25 +3968,114 @@
         <w:pStyle w:val="BodyText"/>
       </w:pPr>
       <w:r>
-        <w:t xml:space="preserve">A one-sided permutation test rejects the null of specification invariance: specification labels are</w:t>
-      </w:r>
-      <w:r>
-        <w:t xml:space="preserve"> </w:t>
-      </w:r>
-      <w:r>
-        <w:t xml:space="preserve">shuffled across the deterministic subgrid, breaking the specification–outcome association. Across 999</w:t>
-      </w:r>
-      <w:r>
-        <w:t xml:space="preserve"> </w:t>
-      </w:r>
-      <w:r>
-        <w:t xml:space="preserve">permutations, no permuted labeling produced a between-specification spread as large as the observed</w:t>
-      </w:r>
-      <w:r>
-        <w:t xml:space="preserve"> </w:t>
-      </w:r>
-      <w:r>
-        <w:t xml:space="preserve">statistic, giving</w:t>
+        <w:t xml:space="preserve">A one-sided permutation test rejects the null of specification invariance of the</w:t>
+      </w:r>
+      <w:r>
+        <w:t xml:space="preserve"> </w:t>
+      </w:r>
+      <w:r>
+        <w:rPr>
+          <w:i/>
+        </w:rPr>
+        <w:t xml:space="preserve">rating</w:t>
+      </w:r>
+      <w:r>
+        <w:t xml:space="preserve"> </w:t>
+      </w:r>
+      <w:r>
+        <w:t xml:space="preserve">itself.</w:t>
+      </w:r>
+      <w:r>
+        <w:t xml:space="preserve"> </w:t>
+      </w:r>
+      <w:r>
+        <w:t xml:space="preserve">The test permutes specification-condition assignments across profiles (a null of rating invariance, rather</w:t>
+      </w:r>
+      <w:r>
+        <w:t xml:space="preserve"> </w:t>
+      </w:r>
+      <w:r>
+        <w:t xml:space="preserve">than permuting accuracy labels), with the statistic the between-specification spread of the item-centred</w:t>
+      </w:r>
+      <w:r>
+        <w:t xml:space="preserve"> </w:t>
+      </w:r>
+      <w:r>
+        <w:t xml:space="preserve">letter grade. On the temperature-0-honored Google subgrid, the observed spread is</w:t>
+      </w:r>
+      <w:r>
+        <w:t xml:space="preserve"> </w:t>
+      </w:r>
+      <m:oMath>
+        <m:r>
+          <m:t>1.59</m:t>
+        </m:r>
+      </m:oMath>
+      <w:r>
+        <w:t xml:space="preserve"> </w:t>
+      </w:r>
+      <w:r>
+        <w:t xml:space="preserve">notches, versus</w:t>
+      </w:r>
+      <w:r>
+        <w:t xml:space="preserve"> </w:t>
+      </w:r>
+      <w:r>
+        <w:t xml:space="preserve">a permutation-null mean of</w:t>
+      </w:r>
+      <w:r>
+        <w:t xml:space="preserve"> </w:t>
+      </w:r>
+      <m:oMath>
+        <m:r>
+          <m:t>0.18</m:t>
+        </m:r>
+      </m:oMath>
+      <w:r>
+        <w:t xml:space="preserve"> </w:t>
+      </w:r>
+      <w:r>
+        <w:t xml:space="preserve">notches and standard deviation</w:t>
+      </w:r>
+      <w:r>
+        <w:t xml:space="preserve"> </w:t>
+      </w:r>
+      <m:oMath>
+        <m:r>
+          <m:t>0.050</m:t>
+        </m:r>
+      </m:oMath>
+      <w:r>
+        <w:t xml:space="preserve"> </w:t>
+      </w:r>
+      <w:r>
+        <w:t xml:space="preserve">notches; across</w:t>
+      </w:r>
+      <w:r>
+        <w:t xml:space="preserve"> </w:t>
+      </w:r>
+      <m:oMath>
+        <m:r>
+          <m:t>2</m:t>
+        </m:r>
+        <m:r>
+          <m:t>,</m:t>
+        </m:r>
+        <m:r>
+          <m:t>000</m:t>
+        </m:r>
+      </m:oMath>
+      <w:r>
+        <w:t xml:space="preserve"> </w:t>
+      </w:r>
+      <w:r>
+        <w:t xml:space="preserve">permutations</w:t>
+      </w:r>
+      <w:r>
+        <w:t xml:space="preserve"> </w:t>
+      </w:r>
+      <w:r>
+        <w:t xml:space="preserve">none achieved the value observed, giving</w:t>
       </w:r>
       <w:r>
         <w:t xml:space="preserve"> </w:t>
@@ -3546,47 +4088,66 @@
           <m:t>=</m:t>
         </m:r>
         <m:r>
-          <m:t>(</m:t>
-        </m:r>
-        <m:r>
-          <m:t>k</m:t>
-        </m:r>
-        <m:r>
-          <m:t>+</m:t>
-        </m:r>
-        <m:r>
-          <m:t>1</m:t>
-        </m:r>
-        <m:r>
-          <m:t>)</m:t>
-        </m:r>
-        <m:r>
-          <m:t>/</m:t>
-        </m:r>
-        <m:r>
-          <m:t>(</m:t>
-        </m:r>
-        <m:r>
-          <m:t>n</m:t>
-        </m:r>
-        <m:r>
-          <m:t>+</m:t>
-        </m:r>
-        <m:r>
-          <m:t>1</m:t>
-        </m:r>
-        <m:r>
-          <m:t>)</m:t>
-        </m:r>
+          <m:t>0.0005</m:t>
+        </m:r>
+      </m:oMath>
+      <w:r>
+        <w:t xml:space="preserve"> </w:t>
+      </w:r>
+      <w:r>
+        <w:t xml:space="preserve">(specification</w:t>
+      </w:r>
+      <w:r>
+        <w:t xml:space="preserve"> </w:t>
+      </w:r>
+      <m:oMath>
+        <m:sSup>
+          <m:e>
+            <m:r>
+              <m:t>η</m:t>
+            </m:r>
+          </m:e>
+          <m:sup>
+            <m:r>
+              <m:t>2</m:t>
+            </m:r>
+          </m:sup>
+        </m:sSup>
         <m:r>
           <m:t>=</m:t>
         </m:r>
         <m:r>
-          <m:t>0.001</m:t>
-        </m:r>
-      </m:oMath>
-      <w:r>
-        <w:t xml:space="preserve">, the minimum attainable with 999 permutations. Deterministic execution thus removes run-to-run jitter but does not eliminate</w:t>
+          <m:t>0.46</m:t>
+        </m:r>
+      </m:oMath>
+      <w:r>
+        <w:t xml:space="preserve"> </w:t>
+      </w:r>
+      <w:r>
+        <w:t xml:space="preserve">on the item-centred</w:t>
+      </w:r>
+      <w:r>
+        <w:t xml:space="preserve"> </w:t>
+      </w:r>
+      <w:r>
+        <w:t xml:space="preserve">rating, a specification-level aggregate not comparable to the individual-rating partition of</w:t>
+      </w:r>
+      <w:r>
+        <w:t xml:space="preserve"> </w:t>
+      </w:r>
+      <w:r>
+        <w:t xml:space="preserve">Table </w:t>
+      </w:r>
+      <w:hyperlink w:anchor="tab:var">
+        <w:r>
+          <w:rPr>
+            <w:rStyle w:val="Hyperlink"/>
+          </w:rPr>
+          <w:t xml:space="preserve">1</w:t>
+        </w:r>
+      </w:hyperlink>
+      <w:r>
+        <w:t xml:space="preserve">). Holding temperature at 0 thus removes much of the run-to-run jitter but does not eliminate</w:t>
       </w:r>
       <w:r>
         <w:t xml:space="preserve"> </w:t>
@@ -3598,7 +4159,7 @@
         <w:t xml:space="preserve"> </w:t>
       </w:r>
       <w:r>
-        <w:t xml:space="preserve">deterministic subgrid is higher than the pooled estimate. The instability therefore cannot be ascribed</w:t>
+        <w:t xml:space="preserve">temperature-0-honored subgrid is higher than the pooled estimate. The instability therefore cannot be ascribed</w:t>
       </w:r>
       <w:r>
         <w:t xml:space="preserve"> </w:t>
@@ -3617,11 +4178,11 @@
       <w:pPr>
         <w:pStyle w:val="Heading2"/>
       </w:pPr>
-      <w:bookmarkStart w:id="33" w:name="agreement-within-and-between-providers"/>
+      <w:bookmarkStart w:id="34" w:name="sec:agreement"/>
       <w:r>
         <w:t xml:space="preserve">Agreement within and between providers</w:t>
       </w:r>
-      <w:bookmarkEnd w:id="33"/>
+      <w:bookmarkEnd w:id="34"/>
     </w:p>
     <w:p>
       <w:pPr>
@@ -3725,11 +4286,11 @@
       <w:pPr>
         <w:pStyle w:val="Heading2"/>
       </w:pPr>
-      <w:bookmarkStart w:id="34" w:name="stability-across-rating-resolutions"/>
+      <w:bookmarkStart w:id="35" w:name="stability-across-rating-resolutions"/>
       <w:r>
         <w:t xml:space="preserve">Stability across rating resolutions</w:t>
       </w:r>
-      <w:bookmarkEnd w:id="34"/>
+      <w:bookmarkEnd w:id="35"/>
     </w:p>
     <w:p>
       <w:pPr>
@@ -3761,7 +4322,7 @@
           <w:rPr>
             <w:rStyle w:val="Hyperlink"/>
           </w:rPr>
-          <w:t xml:space="preserve">6</w:t>
+          <w:t xml:space="preserve">8</w:t>
         </w:r>
       </w:hyperlink>
       <w:r>
@@ -4031,13 +4592,7 @@
         <w:pStyle w:val="BodyText"/>
       </w:pPr>
       <w:r>
-        <w:t xml:space="preserve">This boundary instability is not uniform across the credit spectrum; it concentrates near the</w:t>
-      </w:r>
-      <w:r>
-        <w:t xml:space="preserve"> </w:t>
-      </w:r>
-      <w:r>
-        <w:t xml:space="preserve">investment-grade cut. The per-comparison IG/HY flip is 13.0% among benchmark-SAFE profiles, rises to</w:t>
+        <w:t xml:space="preserve">This boundary instability is not uniform across the credit spectrum. The per-comparison IG/HY flip is 13.0% among benchmark-SAFE profiles, rises to</w:t>
       </w:r>
       <w:r>
         <w:t xml:space="preserve"> </w:t>
@@ -4057,29 +4612,92 @@
       <w:r>
         <w:t xml:space="preserve">pooled 25.2% is the average over strata rather than an artifact of oversampling near-boundary firms.</w:t>
       </w:r>
+      <w:r>
+        <w:t xml:space="preserve"> </w:t>
+      </w:r>
+      <w:r>
+        <w:t xml:space="preserve">The flip is elevated in the near-boundary WATCH stratum, but when we treat distance from the boundary</w:t>
+      </w:r>
+      <w:r>
+        <w:t xml:space="preserve"> </w:t>
+      </w:r>
+      <w:r>
+        <w:t xml:space="preserve">continuously it does not decline monotonically with that distance (Spearman between per-item flip and</w:t>
+      </w:r>
+      <w:r>
+        <w:t xml:space="preserve"> </w:t>
+      </w:r>
+      <m:oMath>
+        <m:r>
+          <m:t>|</m:t>
+        </m:r>
+      </m:oMath>
+      <w:r>
+        <w:t xml:space="preserve">Z</w:t>
+      </w:r>
+      <m:oMath>
+        <m:r>
+          <m:t>″</m:t>
+        </m:r>
+        <m:r>
+          <m:t>−</m:t>
+        </m:r>
+        <m:r>
+          <m:t>2.60</m:t>
+        </m:r>
+        <m:r>
+          <m:t>|</m:t>
+        </m:r>
+      </m:oMath>
+      <w:r>
+        <w:t xml:space="preserve"> </w:t>
+      </w:r>
+      <w:r>
+        <w:t xml:space="preserve">is</w:t>
+      </w:r>
+      <w:r>
+        <w:t xml:space="preserve"> </w:t>
+      </w:r>
+      <m:oMath>
+        <m:r>
+          <m:t>−</m:t>
+        </m:r>
+        <m:r>
+          <m:t>0.05</m:t>
+        </m:r>
+      </m:oMath>
+      <w:r>
+        <w:t xml:space="preserve">), so the instability is broadly distributed across the credit spectrum rather</w:t>
+      </w:r>
+      <w:r>
+        <w:t xml:space="preserve"> </w:t>
+      </w:r>
+      <w:r>
+        <w:t xml:space="preserve">than confined to a narrow near-boundary band.</w:t>
+      </w:r>
     </w:p>
     <w:p>
       <w:pPr>
         <w:pStyle w:val="CaptionedFigure"/>
       </w:pPr>
-      <w:bookmarkStart w:id="36" w:name="fig:ighy"/>
+      <w:bookmarkStart w:id="37" w:name="fig:ighy"/>
       <w:r>
         <w:drawing>
           <wp:inline>
-            <wp:extent cx="5146371" cy="3124582"/>
+            <wp:extent cx="5118100" cy="3098800"/>
             <wp:effectExtent b="0" l="0" r="0" t="0"/>
             <wp:docPr descr="Share of matched elicitation pairs whose credit verdicts differ, by rating granularity, where the two elicitations of a firm may differ on any grid axis (provider, model version, temperature, paraphrase, format, few-shot, presentation) and seed. Even at the coarse investment-grade/high-yield split, the most consequential line in credit, about 25% of matched pairs disagree." title="" id="1" name="Picture"/>
             <a:graphic>
               <a:graphicData uri="http://schemas.openxmlformats.org/drawingml/2006/picture">
                 <pic:pic>
                   <pic:nvPicPr>
-                    <pic:cNvPr descr="figure1_ighy.png" id="0" name="Picture"/>
+                    <pic:cNvPr descr="figure1_ighy.pdf" id="0" name="Picture"/>
                     <pic:cNvPicPr>
                       <a:picLocks noChangeArrowheads="1" noChangeAspect="1"/>
                     </pic:cNvPicPr>
                   </pic:nvPicPr>
                   <pic:blipFill>
-                    <a:blip r:embed="rId35"/>
+                    <a:blip r:embed="rId36"/>
                     <a:stretch>
                       <a:fillRect/>
                     </a:stretch>
@@ -4087,7 +4705,7 @@
                   <pic:spPr bwMode="auto">
                     <a:xfrm>
                       <a:off x="0" y="0"/>
-                      <a:ext cx="5146371" cy="3124582"/>
+                      <a:ext cx="5118100" cy="3098800"/>
                     </a:xfrm>
                     <a:prstGeom prst="rect">
                       <a:avLst/>
@@ -4105,7 +4723,7 @@
           </wp:inline>
         </w:drawing>
       </w:r>
-      <w:bookmarkEnd w:id="36"/>
+      <w:bookmarkEnd w:id="37"/>
     </w:p>
     <w:p>
       <w:pPr>
@@ -4137,24 +4755,24 @@
       <w:pPr>
         <w:pStyle w:val="CaptionedFigure"/>
       </w:pPr>
-      <w:bookmarkStart w:id="38" w:name="fig:kappa"/>
+      <w:bookmarkStart w:id="39" w:name="fig:kappa"/>
       <w:r>
         <w:drawing>
           <wp:inline>
-            <wp:extent cx="5146371" cy="3124582"/>
+            <wp:extent cx="5118100" cy="3098800"/>
             <wp:effectExtent b="0" l="0" r="0" t="0"/>
             <wp:docPr descr="Chance-corrected cross-specification agreement (unweighted Fleiss \kappa) by granularity; agreement peaks at 0.49 on the IG/HY split and no resolution reaches the \kappa=0.6 substantial threshold under unweighted scoring. Ordinal weighting raises letter-scale agreement (Krippendorff’s \alpha=0.65 quadratic), but the binary IG/HY flip is unaffected by weighting." title="" id="1" name="Picture"/>
             <a:graphic>
               <a:graphicData uri="http://schemas.openxmlformats.org/drawingml/2006/picture">
                 <pic:pic>
                   <pic:nvPicPr>
-                    <pic:cNvPr descr="figureA_kappa.png" id="0" name="Picture"/>
+                    <pic:cNvPr descr="figureA_kappa.pdf" id="0" name="Picture"/>
                     <pic:cNvPicPr>
                       <a:picLocks noChangeArrowheads="1" noChangeAspect="1"/>
                     </pic:cNvPicPr>
                   </pic:nvPicPr>
                   <pic:blipFill>
-                    <a:blip r:embed="rId37"/>
+                    <a:blip r:embed="rId38"/>
                     <a:stretch>
                       <a:fillRect/>
                     </a:stretch>
@@ -4162,7 +4780,7 @@
                   <pic:spPr bwMode="auto">
                     <a:xfrm>
                       <a:off x="0" y="0"/>
-                      <a:ext cx="5146371" cy="3124582"/>
+                      <a:ext cx="5118100" cy="3098800"/>
                     </a:xfrm>
                     <a:prstGeom prst="rect">
                       <a:avLst/>
@@ -4180,7 +4798,7 @@
           </wp:inline>
         </w:drawing>
       </w:r>
-      <w:bookmarkEnd w:id="38"/>
+      <w:bookmarkEnd w:id="39"/>
     </w:p>
     <w:p>
       <w:pPr>
@@ -4257,11 +4875,11 @@
       <w:pPr>
         <w:pStyle w:val="Heading2"/>
       </w:pPr>
-      <w:bookmarkStart w:id="39" w:name="X550f5210f40dfd123c9f40984dcf8431bc8b469"/>
-      <w:r>
-        <w:t xml:space="preserve">Economic implications of elicitation instability</w:t>
-      </w:r>
-      <w:bookmarkEnd w:id="39"/>
+      <w:bookmarkStart w:id="40" w:name="X03bd0237bfbf0239e1d22cff0fbcb8743ebdc41"/>
+      <w:r>
+        <w:t xml:space="preserve">Migration from investment-grade to high-yield</w:t>
+      </w:r>
+      <w:bookmarkEnd w:id="40"/>
     </w:p>
     <w:p>
       <w:pPr>
@@ -4274,19 +4892,13 @@
         <w:t xml:space="preserve"> </w:t>
       </w:r>
       <w:r>
-        <w:t xml:space="preserve">opposite sides of consequential credit boundaries. We translate the observed rating instability into</w:t>
-      </w:r>
-      <w:r>
-        <w:t xml:space="preserve"> </w:t>
-      </w:r>
-      <w:r>
-        <w:t xml:space="preserve">three decision-relevant quantities: investment-grade/high-yield migration, portfolio turnover, and</w:t>
-      </w:r>
-      <w:r>
-        <w:t xml:space="preserve"> </w:t>
-      </w:r>
-      <w:r>
-        <w:t xml:space="preserve">illustrative spread and capital implications.</w:t>
+        <w:t xml:space="preserve">opposite sides of material credit boundaries. The observed rating instability is understood as the</w:t>
+      </w:r>
+      <w:r>
+        <w:t xml:space="preserve"> </w:t>
+      </w:r>
+      <w:r>
+        <w:t xml:space="preserve">decision-relevant unit of investment-grade/high-yield migration.</w:t>
       </w:r>
     </w:p>
     <w:p>
@@ -4338,162 +4950,45 @@
         <w:t xml:space="preserve"> </w:t>
       </w:r>
       <w:r>
-        <w:t xml:space="preserve">boundary the profile falls.</w:t>
-      </w:r>
-    </w:p>
-    <w:p>
-      <w:pPr>
-        <w:pStyle w:val="BodyText"/>
-      </w:pPr>
-      <w:r>
-        <w:t xml:space="preserve">The implication for the directional task is similar. A strategy that mechanically follows the modal</w:t>
-      </w:r>
-      <w:r>
-        <w:t xml:space="preserve"> </w:t>
-      </w:r>
-      <w:r>
-        <w:t xml:space="preserve">buy/hold/sell call across specifications would incur 53.5% implied turnover (95% CI 47.4–58.9%) due</w:t>
-      </w:r>
-      <w:r>
-        <w:t xml:space="preserve"> </w:t>
-      </w:r>
-      <w:r>
-        <w:t xml:space="preserve">solely to elicitation choices. With the financial inputs unchanged, this turnover reflects specification</w:t>
-      </w:r>
-      <w:r>
-        <w:t xml:space="preserve"> </w:t>
-      </w:r>
-      <w:r>
-        <w:t xml:space="preserve">instability rather than new economic information.</w:t>
-      </w:r>
-    </w:p>
-    <w:p>
-      <w:pPr>
-        <w:pStyle w:val="BodyText"/>
-      </w:pPr>
-      <w:r>
-        <w:t xml:space="preserve">We also offer two post-hoc economic calibrations. Across all profiles, the median within-name spread</w:t>
-      </w:r>
-      <w:r>
-        <w:t xml:space="preserve"> </w:t>
-      </w:r>
-      <w:r>
-        <w:t xml:space="preserve">range is about 275 basis points under the rating-spread schedule of Cornaggia et al. (2018), rising to</w:t>
-      </w:r>
-      <w:r>
-        <w:t xml:space="preserve"> </w:t>
-      </w:r>
-      <w:r>
-        <w:t xml:space="preserve">about 860 basis points for names saturating in the CCC region; for non-saturating profiles the median</w:t>
-      </w:r>
-      <w:r>
-        <w:t xml:space="preserve"> </w:t>
-      </w:r>
-      <w:r>
-        <w:t xml:space="preserve">range is about 261 basis points, with a floor near 42 basis points. Mapping each specification’s rating</w:t>
-      </w:r>
-      <w:r>
-        <w:t xml:space="preserve"> </w:t>
-      </w:r>
-      <w:r>
-        <w:t xml:space="preserve">through the Basel standardized external-ratings risk-weight framework (Basel Committee on Banking Supervision, 2019) for a single</w:t>
-      </w:r>
-      <w:r>
-        <w:t xml:space="preserve"> </w:t>
-      </w:r>
-      <w:r>
-        <w:t xml:space="preserve">hypothetical $45 billion equal-weight corporate portfolio, the resulting Pillar-1 minimum-capital</w:t>
-      </w:r>
-      <w:r>
-        <w:t xml:space="preserve"> </w:t>
-      </w:r>
-      <w:r>
-        <w:t xml:space="preserve">requirement, driven only by the elicitation specification, ranges from approximately $2.0 billion to</w:t>
-      </w:r>
-      <w:r>
-        <w:t xml:space="preserve"> </w:t>
-      </w:r>
-      <w:r>
-        <w:t xml:space="preserve">$4.1 billion (median $3.1 billion; interquartile range $2.9–3.6 billion), so the dispersion is not</w:t>
-      </w:r>
-      <w:r>
-        <w:t xml:space="preserve"> </w:t>
-      </w:r>
-      <w:r>
-        <w:t xml:space="preserve">driven only by extreme specifications. Two randomly drawn specifications differ by about $0.57 billion on</w:t>
-      </w:r>
-      <w:r>
-        <w:t xml:space="preserve"> </w:t>
-      </w:r>
-      <w:r>
-        <w:t xml:space="preserve">average, or 18.3% of the median computed capital requirement; under value-weighting this pairwise</w:t>
-      </w:r>
-      <w:r>
-        <w:t xml:space="preserve"> </w:t>
-      </w:r>
-      <w:r>
-        <w:t xml:space="preserve">dispersion is 20.5%, comparable to the</w:t>
-      </w:r>
-      <w:r>
-        <w:t xml:space="preserve"> </w:t>
-      </w:r>
-      <m:oMath>
-        <m:r>
-          <m:t>∼</m:t>
-        </m:r>
-      </m:oMath>
-      <w:r>
-        <w:t xml:space="preserve">20% relative dispersion the Basel RCAP exercise found</w:t>
-      </w:r>
-      <w:r>
-        <w:t xml:space="preserve"> </w:t>
-      </w:r>
-      <w:r>
-        <w:t xml:space="preserve">across internal-model banks holding identical portfolios (Basel Committee on Banking Supervision, 2013). Although these spread and</w:t>
-      </w:r>
-      <w:r>
-        <w:t xml:space="preserve"> </w:t>
-      </w:r>
-      <w:r>
-        <w:t xml:space="preserve">capital calculations are explicitly post-hoc calibrations rather than confirmatory tests, they indicate</w:t>
-      </w:r>
-      <w:r>
-        <w:t xml:space="preserve"> </w:t>
-      </w:r>
-      <w:r>
-        <w:t xml:space="preserve">that the magnitude of specification-induced rating dispersion is economically non-trivial</w:t>
-      </w:r>
-      <w:r>
-        <w:t xml:space="preserve"> </w:t>
-      </w:r>
-      <w:r>
-        <w:t xml:space="preserve">(Table </w:t>
+        <w:t xml:space="preserve">boundary the profile falls (Table </w:t>
       </w:r>
       <w:hyperlink w:anchor="tab:frag">
         <w:r>
           <w:rPr>
             <w:rStyle w:val="Hyperlink"/>
           </w:rPr>
-          <w:t xml:space="preserve">2</w:t>
+          <w:t xml:space="preserve">3</w:t>
         </w:r>
       </w:hyperlink>
       <w:r>
-        <w:t xml:space="preserve">).</w:t>
-      </w:r>
-    </w:p>
-    <w:bookmarkStart w:id="40" w:name="tab:frag"/>
+        <w:t xml:space="preserve">). Because the boundary governs index eligibility,</w:t>
+      </w:r>
+      <w:r>
+        <w:t xml:space="preserve"> </w:t>
+      </w:r>
+      <w:r>
+        <w:t xml:space="preserve">mandate constraints, collateral treatment, and cost of financing, migration of this magnitude driven</w:t>
+      </w:r>
+      <w:r>
+        <w:t xml:space="preserve"> </w:t>
+      </w:r>
+      <w:r>
+        <w:t xml:space="preserve">solely by the elicitation specification is economically consequential.</w:t>
+      </w:r>
+    </w:p>
+    <w:bookmarkStart w:id="41" w:name="tab:frag"/>
     <w:p>
       <w:pPr>
         <w:pStyle w:val="TableCaption"/>
       </w:pPr>
       <w:r>
-        <w:t xml:space="preserve">Fragility in decision and economic units. Parenthetical values are 95% confidence intervals</w:t>
-      </w:r>
-      <w:r>
-        <w:t xml:space="preserve"> </w:t>
-      </w:r>
-      <w:r>
-        <w:t xml:space="preserve">(issuer-clustered percentile bootstrap).</w:t>
+        <w:t xml:space="preserve">Fragility in decision and rating units. Parenthetical values are 95% confidence intervals</w:t>
+      </w:r>
+      <w:r>
+        <w:t xml:space="preserve"> </w:t>
+      </w:r>
+      <w:r>
+        <w:t xml:space="preserve">(profile-clustered percentile bootstrapping)</w:t>
       </w:r>
     </w:p>
     <w:tbl>
@@ -4501,7 +4996,7 @@
         <w:tblStyle w:val="Table"/>
         <w:tblW w:type="pct" w:w="0.0"/>
         <w:tblLook w:firstRow="1"/>
-        <w:tblCaption w:val="Fragility in decision and economic units. Parenthetical values are 95% confidence intervals (issuer-clustered percentile bootstrap)."/>
+        <w:tblCaption w:val="Fragility in decision and rating units. Parenthetical values are 95% confidence intervals (profile-clustered percentile bootstrapping)"/>
       </w:tblPr>
       <w:tblGrid/>
       <w:tr>
@@ -4595,7 +5090,7 @@
               <w:jc w:val="left"/>
             </w:pPr>
             <w:r>
-              <w:t xml:space="preserve">Credit-band accuracy range, honored-determinism subgrid</w:t>
+              <w:t xml:space="preserve">Design-label recovery range, temperature-0-honored subgrid</w:t>
             </w:r>
           </w:p>
         </w:tc>
@@ -4619,7 +5114,7 @@
               <w:jc w:val="left"/>
             </w:pPr>
             <w:r>
-              <w:t xml:space="preserve">Permutation test, determinism subgrid</w:t>
+              <w:t xml:space="preserve">Permutation test, temperature-0-honored subgrid (rating-invariance null)</w:t>
             </w:r>
           </w:p>
         </w:tc>
@@ -4637,14 +5132,20 @@
                 <m:t>=</m:t>
               </m:r>
               <m:r>
-                <m:t>0.001</m:t>
+                <m:t>0.0005</m:t>
               </m:r>
             </m:oMath>
             <w:r>
               <w:t xml:space="preserve"> </w:t>
             </w:r>
             <w:r>
-              <w:t xml:space="preserve">(999 perms)</w:t>
+              <w:t xml:space="preserve">(2</w:t>
+            </w:r>
+            <w:r>
+              <w:t xml:space="preserve">,</w:t>
+            </w:r>
+            <w:r>
+              <w:t xml:space="preserve">000 perms)</w:t>
             </w:r>
           </w:p>
         </w:tc>
@@ -4760,105 +5261,17 @@
           </w:p>
         </w:tc>
       </w:tr>
-      <w:tr>
-        <w:tc>
-          <w:p>
-            <w:pPr>
-              <w:pStyle w:val="Compact"/>
-              <w:jc w:val="left"/>
-            </w:pPr>
-            <w:r>
-              <w:t xml:space="preserve">Implied turnover (modal-call instability)</w:t>
-            </w:r>
-          </w:p>
-        </w:tc>
-        <w:tc>
-          <w:p>
-            <w:pPr>
-              <w:pStyle w:val="Compact"/>
-              <w:jc w:val="right"/>
-            </w:pPr>
-            <w:r>
-              <w:t xml:space="preserve">53.5% (95% CI 47.4–58.9%)</w:t>
-            </w:r>
-          </w:p>
-        </w:tc>
-      </w:tr>
-      <w:tr>
-        <w:tc>
-          <w:p>
-            <w:pPr>
-              <w:pStyle w:val="Compact"/>
-              <w:jc w:val="left"/>
-            </w:pPr>
-            <w:r>
-              <w:t xml:space="preserve">Implied spread range per name (non-saturating / median)</w:t>
-            </w:r>
-          </w:p>
-        </w:tc>
-        <w:tc>
-          <w:p>
-            <w:pPr>
-              <w:pStyle w:val="Compact"/>
-              <w:jc w:val="right"/>
-            </w:pPr>
-            <m:oMath>
-              <m:r>
-                <m:t>∼</m:t>
-              </m:r>
-            </m:oMath>
-            <w:r>
-              <w:t xml:space="preserve">261 /</w:t>
-            </w:r>
-            <w:r>
-              <w:t xml:space="preserve"> </w:t>
-            </w:r>
-            <m:oMath>
-              <m:r>
-                <m:t>∼</m:t>
-              </m:r>
-            </m:oMath>
-            <w:r>
-              <w:t xml:space="preserve">275 bps</w:t>
-            </w:r>
-          </w:p>
-        </w:tc>
-      </w:tr>
-      <w:tr>
-        <w:tc>
-          <w:p>
-            <w:pPr>
-              <w:pStyle w:val="Compact"/>
-              <w:jc w:val="left"/>
-            </w:pPr>
-            <w:r>
-              <w:t xml:space="preserve">Pillar-1 capital range, same $45bn book (post-hoc cut)</w:t>
-            </w:r>
-          </w:p>
-        </w:tc>
-        <w:tc>
-          <w:p>
-            <w:pPr>
-              <w:pStyle w:val="Compact"/>
-              <w:jc w:val="right"/>
-            </w:pPr>
-            <w:r>
-              <w:t xml:space="preserve">$2.0–4.1bn (IQR 2.9–3.6)</w:t>
-            </w:r>
-          </w:p>
-        </w:tc>
-      </w:tr>
     </w:tbl>
-    <w:bookmarkEnd w:id="40"/>
+    <w:bookmarkEnd w:id="41"/>
     <w:p>
       <w:pPr>
         <w:pStyle w:val="Heading2"/>
       </w:pPr>
-      <w:bookmarkStart w:id="41" w:name="sec:realarm"/>
-      <w:r>
-        <w:t xml:space="preserve">Robustness on decontaminated real issuers</w:t>
-      </w:r>
-      <w:bookmarkEnd w:id="41"/>
+      <w:bookmarkStart w:id="42" w:name="sec:realarm"/>
+      <w:r>
+        <w:t xml:space="preserve">Illustrative check on perturbed and fingerprint-screened real issuers</w:t>
+      </w:r>
+      <w:bookmarkEnd w:id="42"/>
     </w:p>
     <w:p>
       <w:pPr>
@@ -4891,7 +5304,7 @@
         <w:pStyle w:val="BodyText"/>
       </w:pPr>
       <w:r>
-        <w:t xml:space="preserve">We test this possibility first, before using real issuers as a robustness sample. When presented with</w:t>
+        <w:t xml:space="preserve">We test this possibility, and then use the real issuers as a descriptive external check. When presented with</w:t>
       </w:r>
       <w:r>
         <w:t xml:space="preserve"> </w:t>
@@ -4929,7 +5342,7 @@
         <w:t xml:space="preserve"> </w:t>
       </w:r>
       <w:r>
-        <w:t xml:space="preserve">the pre-specified 5% threshold. The decontaminated firms are then rated on a frozen 12-specification grid</w:t>
+        <w:t xml:space="preserve">the pre-specified 5% threshold. The retained perturbed firms are then rated on a frozen 12-specification grid</w:t>
       </w:r>
       <w:r>
         <w:t xml:space="preserve"> </w:t>
@@ -5007,40 +5420,154 @@
           <w:rPr>
             <w:rStyle w:val="Hyperlink"/>
           </w:rPr>
-          <w:t xml:space="preserve">3</w:t>
+          <w:t xml:space="preserve">4</w:t>
         </w:r>
       </w:hyperlink>
       <w:r>
-        <w:t xml:space="preserve">). The difference is not statistically distinguishable from zero, and</w:t>
-      </w:r>
-      <w:r>
-        <w:t xml:space="preserve"> </w:t>
-      </w:r>
-      <w:r>
-        <w:t xml:space="preserve">the pre-registered two-one-sided-tests (TOST) equivalence test at the</w:t>
-      </w:r>
-      <w:r>
-        <w:t xml:space="preserve"> </w:t>
-      </w:r>
-      <m:oMath>
-        <m:r>
-          <m:t>±</m:t>
-        </m:r>
-        <m:r>
-          <m:t>0.15</m:t>
-        </m:r>
-      </m:oMath>
-      <w:r>
-        <w:t xml:space="preserve"> </w:t>
-      </w:r>
-      <w:r>
-        <w:t xml:space="preserve">margin does not establish</w:t>
-      </w:r>
-      <w:r>
-        <w:t xml:space="preserve"> </w:t>
-      </w:r>
-      <w:r>
-        <w:t xml:space="preserve">quantitative equivalence (</w:t>
+        <w:t xml:space="preserve">), not statistically distinguishable from zero. We treat this arm as an</w:t>
+      </w:r>
+      <w:r>
+        <w:t xml:space="preserve"> </w:t>
+      </w:r>
+      <w:r>
+        <w:t xml:space="preserve">illustrative external-validity check, presented descriptively: specification variation is also observed</w:t>
+      </w:r>
+      <w:r>
+        <w:t xml:space="preserve"> </w:t>
+      </w:r>
+      <w:r>
+        <w:t xml:space="preserve">in the perturbed and fingerprint-screened real issuers under the same elicitation conditions, but the small sample (16 real, 15</w:t>
+      </w:r>
+      <w:r>
+        <w:t xml:space="preserve"> </w:t>
+      </w:r>
+      <w:r>
+        <w:t xml:space="preserve">battery WATCH observations) cannot establish that its magnitude equals the constructed battery’s.</w:t>
+      </w:r>
+    </w:p>
+    <w:p>
+      <w:pPr>
+        <w:pStyle w:val="BodyText"/>
+      </w:pPr>
+      <w:r>
+        <w:t xml:space="preserve">We also discuss the relevant concern that the perturbation-and-screening procedure or the selection of the external</w:t>
+      </w:r>
+      <w:r>
+        <w:t xml:space="preserve"> </w:t>
+      </w:r>
+      <w:r>
+        <w:t xml:space="preserve">benchmark may be driving the result. First, the per-issuer scaling is uniform, meaning all financial</w:t>
+      </w:r>
+      <w:r>
+        <w:t xml:space="preserve"> </w:t>
+      </w:r>
+      <w:r>
+        <w:t xml:space="preserve">ratios and the Altman Z</w:t>
+      </w:r>
+      <m:oMath>
+        <m:r>
+          <m:t>″</m:t>
+        </m:r>
+      </m:oMath>
+      <w:r>
+        <w:t xml:space="preserve"> </w:t>
+      </w:r>
+      <w:r>
+        <w:t xml:space="preserve">are invariant by construction (Z</w:t>
+      </w:r>
+      <m:oMath>
+        <m:r>
+          <m:t>″</m:t>
+        </m:r>
+      </m:oMath>
+      <w:r>
+        <w:t xml:space="preserve"> </w:t>
+      </w:r>
+      <w:r>
+        <w:t xml:space="preserve">transformed-vs-original correlation</w:t>
+      </w:r>
+      <w:r>
+        <w:t xml:space="preserve"> </w:t>
+      </w:r>
+      <m:oMath>
+        <m:r>
+          <m:t>1.000000</m:t>
+        </m:r>
+      </m:oMath>
+      <w:r>
+        <w:t xml:space="preserve">;</w:t>
+      </w:r>
+      <w:r>
+        <w:t xml:space="preserve"> </w:t>
+      </w:r>
+      <m:oMath>
+        <m:r>
+          <m:t>100</m:t>
+        </m:r>
+        <m:r>
+          <m:t>%</m:t>
+        </m:r>
+      </m:oMath>
+      <w:r>
+        <w:t xml:space="preserve"> </w:t>
+      </w:r>
+      <w:r>
+        <w:t xml:space="preserve">of issuers retain their original stratum), and the realized scale factors, which span</w:t>
+      </w:r>
+      <w:r>
+        <w:t xml:space="preserve"> </w:t>
+      </w:r>
+      <w:r>
+        <w:t xml:space="preserve">the full pre-registered</w:t>
+      </w:r>
+      <w:r>
+        <w:t xml:space="preserve"> </w:t>
+      </w:r>
+      <m:oMath>
+        <m:r>
+          <m:t>[</m:t>
+        </m:r>
+        <m:r>
+          <m:t>0.6</m:t>
+        </m:r>
+        <m:r>
+          <m:t>,</m:t>
+        </m:r>
+        <m:r>
+          <m:t>1.7</m:t>
+        </m:r>
+        <m:r>
+          <m:t>]</m:t>
+        </m:r>
+      </m:oMath>
+      <w:r>
+        <w:t xml:space="preserve"> </w:t>
+      </w:r>
+      <w:r>
+        <w:t xml:space="preserve">range across the 31 issuers, show no association with per-issuer</w:t>
+      </w:r>
+      <w:r>
+        <w:t xml:space="preserve"> </w:t>
+      </w:r>
+      <w:r>
+        <w:t xml:space="preserve">instability or rating level (Spearman</w:t>
+      </w:r>
+      <w:r>
+        <w:t xml:space="preserve"> </w:t>
+      </w:r>
+      <m:oMath>
+        <m:r>
+          <m:t>−</m:t>
+        </m:r>
+        <m:r>
+          <m:t>0.035</m:t>
+        </m:r>
+      </m:oMath>
+      <w:r>
+        <w:t xml:space="preserve">, permutation</w:t>
+      </w:r>
+      <w:r>
+        <w:t xml:space="preserve"> </w:t>
       </w:r>
       <m:oMath>
         <m:r>
@@ -5050,41 +5577,144 @@
           <m:t>=</m:t>
         </m:r>
         <m:r>
-          <m:t>0.179</m:t>
-        </m:r>
-      </m:oMath>
-      <w:r>
-        <w:t xml:space="preserve">), consistent with limited power at 16 real and 15 battery WATCH</w:t>
-      </w:r>
-      <w:r>
-        <w:t xml:space="preserve"> </w:t>
-      </w:r>
-      <w:r>
-        <w:t xml:space="preserve">observations. We therefore treat this arm as an illustrative external-validity check rather than a</w:t>
-      </w:r>
-      <w:r>
-        <w:t xml:space="preserve"> </w:t>
-      </w:r>
-      <w:r>
-        <w:t xml:space="preserve">formal equivalence claim: substantial specification instability remains observable in decontaminated real</w:t>
-      </w:r>
-      <w:r>
-        <w:t xml:space="preserve"> </w:t>
-      </w:r>
-      <w:r>
-        <w:t xml:space="preserve">issuers under the same elicitation conditions, but the small sample cannot certify that its magnitude</w:t>
-      </w:r>
-      <w:r>
-        <w:t xml:space="preserve"> </w:t>
-      </w:r>
-      <w:r>
-        <w:t xml:space="preserve">equals the constructed battery’s. As a separate descriptive reference, machine-generated credit bands</w:t>
-      </w:r>
-      <w:r>
-        <w:t xml:space="preserve"> </w:t>
-      </w:r>
-      <w:r>
-        <w:t xml:space="preserve">match the disclosed agency ratings about 54% of the time, above the</w:t>
+          <m:t>0.85</m:t>
+        </m:r>
+      </m:oMath>
+      <w:r>
+        <w:t xml:space="preserve">); a single draw per issuer means</w:t>
+      </w:r>
+      <w:r>
+        <w:t xml:space="preserve"> </w:t>
+      </w:r>
+      <w:r>
+        <w:t xml:space="preserve">scale is confounded with issuer identity, so we read this as within-support evidence rather than a</w:t>
+      </w:r>
+      <w:r>
+        <w:t xml:space="preserve"> </w:t>
+      </w:r>
+      <w:r>
+        <w:t xml:space="preserve">scale-invariance proof. Second, using the disclosed agency ratings as an external benchmark not used to</w:t>
+      </w:r>
+      <w:r>
+        <w:t xml:space="preserve"> </w:t>
+      </w:r>
+      <w:r>
+        <w:t xml:space="preserve">construct the profiles, per-specification credit-band accuracy on the real issuers (the SAFE and WATCH</w:t>
+      </w:r>
+      <w:r>
+        <w:t xml:space="preserve"> </w:t>
+      </w:r>
+      <w:r>
+        <w:t xml:space="preserve">strata, i.e. 30 of the 31 issuers; the single DISTRESS issuer is a singleton excluded from this</w:t>
+      </w:r>
+      <w:r>
+        <w:t xml:space="preserve"> </w:t>
+      </w:r>
+      <w:r>
+        <w:t xml:space="preserve">three-band accuracy comparison) ranges from</w:t>
+      </w:r>
+      <w:r>
+        <w:t xml:space="preserve"> </w:t>
+      </w:r>
+      <m:oMath>
+        <m:r>
+          <m:t>42.2</m:t>
+        </m:r>
+        <m:r>
+          <m:t>%</m:t>
+        </m:r>
+      </m:oMath>
+      <w:r>
+        <w:t xml:space="preserve"> </w:t>
+      </w:r>
+      <w:r>
+        <w:t xml:space="preserve">to</w:t>
+      </w:r>
+      <w:r>
+        <w:t xml:space="preserve"> </w:t>
+      </w:r>
+      <m:oMath>
+        <m:r>
+          <m:t>61.1</m:t>
+        </m:r>
+        <m:r>
+          <m:t>%</m:t>
+        </m:r>
+      </m:oMath>
+      <w:r>
+        <w:t xml:space="preserve"> </w:t>
+      </w:r>
+      <w:r>
+        <w:t xml:space="preserve">across the 12 specifications (mean</w:t>
+      </w:r>
+      <w:r>
+        <w:t xml:space="preserve"> </w:t>
+      </w:r>
+      <m:oMath>
+        <m:r>
+          <m:t>53.7</m:t>
+        </m:r>
+        <m:r>
+          <m:t>%</m:t>
+        </m:r>
+      </m:oMath>
+      <w:r>
+        <w:t xml:space="preserve">); an issuer-preserving permutation test (specification</w:t>
+      </w:r>
+      <w:r>
+        <w:t xml:space="preserve"> </w:t>
+      </w:r>
+      <w:r>
+        <w:t xml:space="preserve">labels permuted within issuer) finds this between-specification spread beyond chance (</w:t>
+      </w:r>
+      <m:oMath>
+        <m:r>
+          <m:t>p</m:t>
+        </m:r>
+        <m:r>
+          <m:t>=</m:t>
+        </m:r>
+        <m:r>
+          <m:t>0.021</m:t>
+        </m:r>
+      </m:oMath>
+      <w:r>
+        <w:t xml:space="preserve">). Specification</w:t>
+      </w:r>
+      <w:r>
+        <w:t xml:space="preserve"> </w:t>
+      </w:r>
+      <w:r>
+        <w:t xml:space="preserve">sensitivity is therefore visible against a genuinely external benchmark, not only against the constructed</w:t>
+      </w:r>
+      <w:r>
+        <w:t xml:space="preserve"> </w:t>
+      </w:r>
+      <w:r>
+        <w:t xml:space="preserve">labels. Machine-generated credit bands correspond to disclosed agency ratings</w:t>
+      </w:r>
+      <w:r>
+        <w:t xml:space="preserve"> </w:t>
+      </w:r>
+      <w:r>
+        <w:t xml:space="preserve">about</w:t>
+      </w:r>
+      <w:r>
+        <w:t xml:space="preserve"> </w:t>
+      </w:r>
+      <m:oMath>
+        <m:r>
+          <m:t>54</m:t>
+        </m:r>
+        <m:r>
+          <m:t>%</m:t>
+        </m:r>
+      </m:oMath>
+      <w:r>
+        <w:t xml:space="preserve"> </w:t>
+      </w:r>
+      <w:r>
+        <w:t xml:space="preserve">of the time, above the</w:t>
       </w:r>
       <w:r>
         <w:t xml:space="preserve"> </w:t>
@@ -5095,22 +5725,22 @@
         </m:r>
       </m:oMath>
       <w:r>
-        <w:t xml:space="preserve">33% expected by chance on</w:t>
-      </w:r>
-      <w:r>
-        <w:t xml:space="preserve"> </w:t>
-      </w:r>
-      <w:r>
-        <w:t xml:space="preserve">three bands, but far from reliable agreement.</w:t>
-      </w:r>
-    </w:p>
-    <w:bookmarkStart w:id="42" w:name="tab:realarm"/>
+        <w:t xml:space="preserve">33% expected by chance on 3 bands but far from reliable</w:t>
+      </w:r>
+      <w:r>
+        <w:t xml:space="preserve"> </w:t>
+      </w:r>
+      <w:r>
+        <w:t xml:space="preserve">accord.</w:t>
+      </w:r>
+    </w:p>
+    <w:bookmarkStart w:id="43" w:name="tab:realarm"/>
     <w:p>
       <w:pPr>
         <w:pStyle w:val="TableCaption"/>
       </w:pPr>
       <w:r>
-        <w:t xml:space="preserve">Real-firm arm: 31 decontaminated business-to-business issuers, agency-rating benchmark.</w:t>
+        <w:t xml:space="preserve">Real-firm arm: 31 perturbed and fingerprint-screened business-to-business issuers, agency-rating benchmark.</w:t>
       </w:r>
       <w:r>
         <w:t xml:space="preserve"> </w:t>
@@ -5124,7 +5754,7 @@
         <w:tblStyle w:val="Table"/>
         <w:tblW w:type="pct" w:w="0.0"/>
         <w:tblLook w:firstRow="1"/>
-        <w:tblCaption w:val="Real-firm arm: 31 decontaminated business-to-business issuers, agency-rating benchmark. Parenthetical values are 95% confidence intervals (issuer-clustered percentile bootstrap)."/>
+        <w:tblCaption w:val="Real-firm arm: 31 perturbed and fingerprint-screened business-to-business issuers, agency-rating benchmark. Parenthetical values are 95% confidence intervals (issuer-clustered percentile bootstrap)."/>
       </w:tblPr>
       <w:tblGrid/>
       <w:tr>
@@ -5198,7 +5828,7 @@
               <w:jc w:val="left"/>
             </w:pPr>
             <w:r>
-              <w:t xml:space="preserve">Fingerprint identification, decontaminated (gate)</w:t>
+              <w:t xml:space="preserve">Fingerprint identification, after perturbation and screening</w:t>
             </w:r>
           </w:p>
         </w:tc>
@@ -5341,33 +5971,22 @@
               <w:jc w:val="left"/>
             </w:pPr>
             <w:r>
-              <w:t xml:space="preserve">Equivalence test (TOST,</w:t>
+              <w:t xml:space="preserve">external-benchmark spec. curve, per-spec accuracy range</w:t>
+            </w:r>
+          </w:p>
+        </w:tc>
+        <w:tc>
+          <w:p>
+            <w:pPr>
+              <w:pStyle w:val="Compact"/>
+              <w:jc w:val="right"/>
+            </w:pPr>
+            <w:r>
+              <w:t xml:space="preserve">42.2–61.1% (spread perm.</w:t>
             </w:r>
             <w:r>
               <w:t xml:space="preserve"> </w:t>
             </w:r>
-            <m:oMath>
-              <m:r>
-                <m:t>±</m:t>
-              </m:r>
-              <m:r>
-                <m:t>0.15</m:t>
-              </m:r>
-            </m:oMath>
-            <w:r>
-              <w:t xml:space="preserve"> </w:t>
-            </w:r>
-            <w:r>
-              <w:t xml:space="preserve">margin)</w:t>
-            </w:r>
-          </w:p>
-        </w:tc>
-        <w:tc>
-          <w:p>
-            <w:pPr>
-              <w:pStyle w:val="Compact"/>
-              <w:jc w:val="right"/>
-            </w:pPr>
             <m:oMath>
               <m:r>
                 <m:t>p</m:t>
@@ -5376,14 +5995,11 @@
                 <m:t>=</m:t>
               </m:r>
               <m:r>
-                <m:t>0.179</m:t>
+                <m:t>0.021</m:t>
               </m:r>
             </m:oMath>
             <w:r>
-              <w:t xml:space="preserve"> </w:t>
-            </w:r>
-            <w:r>
-              <w:t xml:space="preserve">(not established; underpowered)</w:t>
+              <w:t xml:space="preserve">)</w:t>
             </w:r>
           </w:p>
         </w:tc>
@@ -5407,7 +6023,7 @@
               <w:jc w:val="right"/>
             </w:pPr>
             <w:r>
-              <w:t xml:space="preserve">illustrative external check; equivalence not established</w:t>
+              <w:t xml:space="preserve">illustrative external check, presented descriptively</w:t>
             </w:r>
           </w:p>
         </w:tc>
@@ -5445,16 +6061,16 @@
         </w:tc>
       </w:tr>
     </w:tbl>
-    <w:bookmarkEnd w:id="42"/>
+    <w:bookmarkEnd w:id="43"/>
     <w:p>
       <w:pPr>
         <w:pStyle w:val="Heading2"/>
       </w:pPr>
-      <w:bookmarkStart w:id="43" w:name="sec:tier"/>
+      <w:bookmarkStart w:id="44" w:name="sec:tier"/>
       <w:r>
         <w:t xml:space="preserve">Robustness across model tiers (post-hoc)</w:t>
       </w:r>
-      <w:bookmarkEnd w:id="43"/>
+      <w:bookmarkEnd w:id="44"/>
     </w:p>
     <w:p>
       <w:pPr>
@@ -5479,7 +6095,7 @@
         <w:t xml:space="preserve"> </w:t>
       </w:r>
       <w:r>
-        <w:t xml:space="preserve">separate run on 30 August 2026, after the confirmatory corpus was frozen (7 July 2026), to address the</w:t>
+        <w:t xml:space="preserve">separate run after the confirmatory corpus was frozen, to address the</w:t>
       </w:r>
       <w:r>
         <w:t xml:space="preserve"> </w:t>
@@ -5600,7 +6216,7 @@
           <w:rPr>
             <w:rStyle w:val="Hyperlink"/>
           </w:rPr>
-          <w:t xml:space="preserve">4</w:t>
+          <w:t xml:space="preserve">5</w:t>
         </w:r>
       </w:hyperlink>
       <w:r>
@@ -5667,25 +6283,76 @@
         <w:t xml:space="preserve"> </w:t>
       </w:r>
       <w:r>
-        <w:t xml:space="preserve">stable across elicitation choices. We find no evidence that specification sensitivity attenuates at the</w:t>
-      </w:r>
-      <w:r>
-        <w:t xml:space="preserve"> </w:t>
-      </w:r>
-      <w:r>
-        <w:t xml:space="preserve">flagship tier: the paired difference is small and statistically indistinguishable from zero, consistent</w:t>
-      </w:r>
-      <w:r>
-        <w:t xml:space="preserve"> </w:t>
-      </w:r>
-      <w:r>
-        <w:t xml:space="preserve">with the instability being a property of how the categorical judgment is elicited rather than of model</w:t>
-      </w:r>
-      <w:r>
-        <w:t xml:space="preserve"> </w:t>
-      </w:r>
-      <w:r>
-        <w:t xml:space="preserve">scale.</w:t>
+        <w:t xml:space="preserve">consistent across elicitation choices. We do not detect attenuation of specification sensitivity at the</w:t>
+      </w:r>
+      <w:r>
+        <w:t xml:space="preserve"> </w:t>
+      </w:r>
+      <w:r>
+        <w:t xml:space="preserve">flagship tier: the paired difference is small and statistically indistinguishable from zero, with a wide</w:t>
+      </w:r>
+      <w:r>
+        <w:t xml:space="preserve"> </w:t>
+      </w:r>
+      <w:r>
+        <w:t xml:space="preserve">interval (</w:t>
+      </w:r>
+      <m:oMath>
+        <m:r>
+          <m:t>−</m:t>
+        </m:r>
+        <m:r>
+          <m:t>1.1</m:t>
+        </m:r>
+      </m:oMath>
+      <w:r>
+        <w:t xml:space="preserve"> </w:t>
+      </w:r>
+      <w:r>
+        <w:t xml:space="preserve">pp, 95% CI</w:t>
+      </w:r>
+      <w:r>
+        <w:t xml:space="preserve"> </w:t>
+      </w:r>
+      <m:oMath>
+        <m:r>
+          <m:t>−</m:t>
+        </m:r>
+        <m:r>
+          <m:t>7.6</m:t>
+        </m:r>
+      </m:oMath>
+      <w:r>
+        <w:t xml:space="preserve"> </w:t>
+      </w:r>
+      <w:r>
+        <w:t xml:space="preserve">to</w:t>
+      </w:r>
+      <w:r>
+        <w:t xml:space="preserve"> </w:t>
+      </w:r>
+      <m:oMath>
+        <m:r>
+          <m:t>+</m:t>
+        </m:r>
+        <m:r>
+          <m:t>6.0</m:t>
+        </m:r>
+      </m:oMath>
+      <w:r>
+        <w:t xml:space="preserve">). This is an absence-of-evidence result, not evidence of</w:t>
+      </w:r>
+      <w:r>
+        <w:t xml:space="preserve"> </w:t>
+      </w:r>
+      <w:r>
+        <w:t xml:space="preserve">absence, and is consistent with the instability being a property of how the categorical judgment is</w:t>
+      </w:r>
+      <w:r>
+        <w:t xml:space="preserve"> </w:t>
+      </w:r>
+      <w:r>
+        <w:t xml:space="preserve">elicited rather than of model scale.</w:t>
       </w:r>
     </w:p>
     <w:p>
@@ -5771,13 +6438,13 @@
         <w:t xml:space="preserve">gpt-5.4-nano</w:t>
       </w:r>
       <w:r>
-        <w:t xml:space="preserve">) is generation-matched. Finally, the flagship models are not more accurate against</w:t>
-      </w:r>
-      <w:r>
-        <w:t xml:space="preserve"> </w:t>
-      </w:r>
-      <w:r>
-        <w:t xml:space="preserve">the Altman benchmark despite their leniency: flagship credit-band accuracy is 36.7% versus 44.3% for</w:t>
+        <w:t xml:space="preserve">) is generation-matched. Finally, the flagship models do not recover the built</w:t>
+      </w:r>
+      <w:r>
+        <w:t xml:space="preserve"> </w:t>
+      </w:r>
+      <w:r>
+        <w:t xml:space="preserve">Altman labels more often despite being easier to meet: flagship design-label recovery is 36.7% compared to 44.3% for</w:t>
       </w:r>
       <w:r>
         <w:t xml:space="preserve"> </w:t>
@@ -5789,10 +6456,10 @@
         <w:t xml:space="preserve"> </w:t>
       </w:r>
       <w:r>
-        <w:t xml:space="preserve">not better benchmark agreement.</w:t>
-      </w:r>
-    </w:p>
-    <w:bookmarkStart w:id="44" w:name="tab:tier"/>
+        <w:t xml:space="preserve">less close correspondence with the constructed labels.</w:t>
+      </w:r>
+    </w:p>
+    <w:bookmarkStart w:id="45" w:name="tab:tier"/>
     <w:p>
       <w:pPr>
         <w:pStyle w:val="TableCaption"/>
@@ -5821,7 +6488,7 @@
         <w:t xml:space="preserve"> </w:t>
       </w:r>
       <w:r>
-        <w:t xml:space="preserve">issuer-clustered bootstrap confidence intervals; the difference is paired by item.</w:t>
+        <w:t xml:space="preserve">profile-clustered bootstrap confidence intervals. The difference is paired by item.</w:t>
       </w:r>
     </w:p>
     <w:tbl>
@@ -5829,7 +6496,7 @@
         <w:tblStyle w:val="Table"/>
         <w:tblW w:type="pct" w:w="0.0"/>
         <w:tblLook w:firstRow="1"/>
-        <w:tblCaption w:val="Model-tier robustness (post-hoc; not pre-registered): per-comparison flip share on the same frozen 12-specification grid (45 credit-health items, three seeds). Parenthetical values are 95% issuer-clustered bootstrap confidence intervals; the difference is paired by item."/>
+        <w:tblCaption w:val="Model-tier robustness (post-hoc; not pre-registered): per-comparison flip share on the same frozen 12-specification grid (45 credit-health items, three seeds). Parenthetical values are 95% profile-clustered bootstrap confidence intervals. The difference is paired by item."/>
       </w:tblPr>
       <w:tblGrid/>
       <w:tr>
@@ -5849,7 +6516,7 @@
               <w:jc w:val="left"/>
             </w:pPr>
             <w:r>
-              <w:t xml:space="preserve">Flip share</w:t>
+              <w:t xml:space="preserve">Metric</w:t>
             </w:r>
           </w:p>
         </w:tc>
@@ -5913,7 +6580,7 @@
               <w:jc w:val="left"/>
             </w:pPr>
             <w:r>
-              <w:t xml:space="preserve">IG/HY (pooled)</w:t>
+              <w:t xml:space="preserve">IG/HY flip (pooled)</w:t>
             </w:r>
           </w:p>
         </w:tc>
@@ -5995,7 +6662,7 @@
               <w:jc w:val="left"/>
             </w:pPr>
             <w:r>
-              <w:t xml:space="preserve">IG/HY, OpenAI</w:t>
+              <w:t xml:space="preserve">IG/HY flip, OpenAI</w:t>
             </w:r>
           </w:p>
         </w:tc>
@@ -6033,7 +6700,7 @@
               <w:jc w:val="left"/>
             </w:pPr>
             <w:r>
-              <w:t xml:space="preserve">IG/HY, Google</w:t>
+              <w:t xml:space="preserve">IG/HY flip, Google</w:t>
             </w:r>
           </w:p>
         </w:tc>
@@ -6071,7 +6738,7 @@
               <w:jc w:val="left"/>
             </w:pPr>
             <w:r>
-              <w:t xml:space="preserve">Three-way band</w:t>
+              <w:t xml:space="preserve">Three-way band flip</w:t>
             </w:r>
           </w:p>
         </w:tc>
@@ -6153,7 +6820,7 @@
               <w:jc w:val="left"/>
             </w:pPr>
             <w:r>
-              <w:t xml:space="preserve">Band accuracy vs. Altman</w:t>
+              <w:t xml:space="preserve">Design-label recovery vs Altman</w:t>
             </w:r>
           </w:p>
         </w:tc>
@@ -6249,17 +6916,466 @@
           <w:p/>
         </w:tc>
       </w:tr>
+      <w:tr>
+        <w:tc>
+          <w:p/>
+        </w:tc>
+        <w:tc>
+          <w:p/>
+        </w:tc>
+        <w:tc>
+          <w:p/>
+        </w:tc>
+        <w:tc>
+          <w:p/>
+        </w:tc>
+      </w:tr>
+      <w:tr>
+        <w:tc>
+          <w:p/>
+        </w:tc>
+        <w:tc>
+          <w:p/>
+        </w:tc>
+        <w:tc>
+          <w:p/>
+        </w:tc>
+        <w:tc>
+          <w:p/>
+        </w:tc>
+      </w:tr>
     </w:tbl>
-    <w:bookmarkEnd w:id="44"/>
+    <w:bookmarkEnd w:id="45"/>
     <w:p>
       <w:pPr>
         <w:pStyle w:val="Heading2"/>
       </w:pPr>
-      <w:bookmarkStart w:id="45" w:name="sec:selfcons"/>
+      <w:bookmarkStart w:id="46" w:name="sec:reasoning"/>
+      <w:r>
+        <w:t xml:space="preserve">Model class robustness: a reasoning architecture (post-hoc)</w:t>
+      </w:r>
+      <w:bookmarkEnd w:id="46"/>
+    </w:p>
+    <w:p>
+      <w:pPr>
+        <w:pStyle w:val="FirstParagraph"/>
+      </w:pPr>
+      <w:r>
+        <w:t xml:space="preserve">This analysis is</w:t>
+      </w:r>
+      <w:r>
+        <w:t xml:space="preserve"> </w:t>
+      </w:r>
+      <w:r>
+        <w:rPr>
+          <w:i/>
+        </w:rPr>
+        <w:t xml:space="preserve">post-hoc</w:t>
+      </w:r>
+      <w:r>
+        <w:t xml:space="preserve">: it was not pre-registered and was collected in a separate run to address</w:t>
+      </w:r>
+      <w:r>
+        <w:t xml:space="preserve"> </w:t>
+      </w:r>
+      <w:r>
+        <w:t xml:space="preserve">the worry that instability could be resolved by an explicit reasoning pipeline. We ran the frozen</w:t>
+      </w:r>
+      <w:r>
+        <w:t xml:space="preserve"> </w:t>
+      </w:r>
+      <w:r>
+        <w:t xml:space="preserve">12-specification grid over the 45 credit-health profiles at three seeds on an open-weight model with a</w:t>
+      </w:r>
+      <w:r>
+        <w:t xml:space="preserve"> </w:t>
+      </w:r>
+      <w:r>
+        <w:t xml:space="preserve">native chain-of-thought, DeepSeek-R1 (via the OpenRouter API; frozen under</w:t>
+      </w:r>
+      <w:r>
+        <w:t xml:space="preserve"> </w:t>
+      </w:r>
+      <w:r>
+        <w:rPr>
+          <w:rStyle w:val="VerbatimChar"/>
+        </w:rPr>
+        <w:t xml:space="preserve">MANIFEST_REASONING.sha256</w:t>
+      </w:r>
+      <w:r>
+        <w:t xml:space="preserve">), adding a third model family and reasoning architecture. Because a</w:t>
+      </w:r>
+      <w:r>
+        <w:t xml:space="preserve"> </w:t>
+      </w:r>
+      <w:r>
+        <w:t xml:space="preserve">single model instantiates the grid, this arm exercises the three non-provider axes (paraphrase, output</w:t>
+      </w:r>
+      <w:r>
+        <w:t xml:space="preserve"> </w:t>
+      </w:r>
+      <w:r>
+        <w:t xml:space="preserve">format, presentation) and holds the fourth grid axis, provider, constant.</w:t>
+      </w:r>
+    </w:p>
+    <w:p>
+      <w:pPr>
+        <w:pStyle w:val="BodyText"/>
+      </w:pPr>
+      <w:r>
+        <w:t xml:space="preserve">The per-comparison IG/HY flip is 25.5% (95% CI 20.9–30.1%), and the paired difference against the</w:t>
+      </w:r>
+      <w:r>
+        <w:t xml:space="preserve"> </w:t>
+      </w:r>
+      <w:r>
+        <w:t xml:space="preserve">nano/flash tier is</w:t>
+      </w:r>
+      <w:r>
+        <w:t xml:space="preserve"> </w:t>
+      </w:r>
+      <m:oMath>
+        <m:r>
+          <m:t>+</m:t>
+        </m:r>
+        <m:r>
+          <m:t>0.9</m:t>
+        </m:r>
+      </m:oMath>
+      <w:r>
+        <w:t xml:space="preserve"> </w:t>
+      </w:r>
+      <w:r>
+        <w:t xml:space="preserve">percentage points (95% CI</w:t>
+      </w:r>
+      <w:r>
+        <w:t xml:space="preserve"> </w:t>
+      </w:r>
+      <m:oMath>
+        <m:r>
+          <m:t>−</m:t>
+        </m:r>
+        <m:r>
+          <m:t>7.0</m:t>
+        </m:r>
+      </m:oMath>
+      <w:r>
+        <w:t xml:space="preserve"> </w:t>
+      </w:r>
+      <w:r>
+        <w:t xml:space="preserve">to</w:t>
+      </w:r>
+      <w:r>
+        <w:t xml:space="preserve"> </w:t>
+      </w:r>
+      <m:oMath>
+        <m:r>
+          <m:t>+</m:t>
+        </m:r>
+        <m:r>
+          <m:t>8.8</m:t>
+        </m:r>
+      </m:oMath>
+      <w:r>
+        <w:t xml:space="preserve">), indistinguishable from zero</w:t>
+      </w:r>
+      <w:r>
+        <w:t xml:space="preserve"> </w:t>
+      </w:r>
+      <w:r>
+        <w:t xml:space="preserve">(Table </w:t>
+      </w:r>
+      <w:hyperlink w:anchor="tab:reason">
+        <w:r>
+          <w:rPr>
+            <w:rStyle w:val="Hyperlink"/>
+          </w:rPr>
+          <w:t xml:space="preserve">6</w:t>
+        </w:r>
+      </w:hyperlink>
+      <w:r>
+        <w:t xml:space="preserve">). Two design differences qualify the comparison rather than make it strictly</w:t>
+      </w:r>
+      <w:r>
+        <w:t xml:space="preserve"> </w:t>
+      </w:r>
+      <w:r>
+        <w:t xml:space="preserve">like-for-like: the reasoning arm shows no cross-provider variation (the largest single agreement gap,</w:t>
+      </w:r>
+      <w:r>
+        <w:t xml:space="preserve"> </w:t>
+      </w:r>
+      <w:r>
+        <w:t xml:space="preserve">Section </w:t>
+      </w:r>
+      <w:hyperlink w:anchor="sec:agreement">
+        <w:r>
+          <w:rPr>
+            <w:rStyle w:val="Hyperlink"/>
+          </w:rPr>
+          <w:t xml:space="preserve">3.3</w:t>
+        </w:r>
+      </w:hyperlink>
+      <w:r>
+        <w:t xml:space="preserve">), and DeepSeek-R1 has a much more skewed marginal, giving</w:t>
+      </w:r>
+      <w:r>
+        <w:t xml:space="preserve"> </w:t>
+      </w:r>
+      <w:r>
+        <w:t xml:space="preserve">investment grade to only 31.4% of elicitations, compared with 79.9% for the flagship tier. We therefore read</w:t>
+      </w:r>
+      <w:r>
+        <w:t xml:space="preserve"> </w:t>
+      </w:r>
+      <w:r>
+        <w:t xml:space="preserve">the 25.5% flip as evidence of specification sensitivity within the evaluated reasoning model. In this arm,</w:t>
+      </w:r>
+      <w:r>
+        <w:t xml:space="preserve"> </w:t>
+      </w:r>
+      <w:r>
+        <w:t xml:space="preserve">we do not detect attenuation of elicitation sensitivity under chain-of-thought reasoning.</w:t>
+      </w:r>
+    </w:p>
+    <w:bookmarkStart w:id="47" w:name="tab:reason"/>
+    <w:p>
+      <w:pPr>
+        <w:pStyle w:val="TableCaption"/>
+      </w:pPr>
+      <w:r>
+        <w:t xml:space="preserve">Reasoning-architecture arm (post-hoc; not pre-registered): per-comparison IG/HY flip on the</w:t>
+      </w:r>
+      <w:r>
+        <w:t xml:space="preserve"> </w:t>
+      </w:r>
+      <w:r>
+        <w:t xml:space="preserve">frozen 12-specification grid (45 credit-health items, three seeds), and two-provider tiers for</w:t>
+      </w:r>
+      <w:r>
+        <w:t xml:space="preserve"> </w:t>
+      </w:r>
+      <w:r>
+        <w:t xml:space="preserve">reference. The reasoning arm holds provider constant (single model); the paired difference is item-wise.</w:t>
+      </w:r>
+    </w:p>
+    <w:tbl>
+      <w:tblPr>
+        <w:tblStyle w:val="Table"/>
+        <w:tblW w:type="pct" w:w="0.0"/>
+        <w:tblLook w:firstRow="1"/>
+        <w:tblCaption w:val="Reasoning-architecture arm (post-hoc; not pre-registered): per-comparison IG/HY flip on the frozen 12-specification grid (45 credit-health items, three seeds), and two-provider tiers for reference. The reasoning arm holds provider constant (single model); the paired difference is item-wise."/>
+      </w:tblPr>
+      <w:tblGrid/>
+      <w:tr>
+        <w:trPr>
+          <w:cnfStyle w:firstRow="1"/>
+        </w:trPr>
+        <w:tc>
+          <w:tcPr>
+            <w:tcBorders>
+              <w:bottom w:val="single"/>
+            </w:tcBorders>
+            <w:vAlign w:val="bottom"/>
+          </w:tcPr>
+          <w:p>
+            <w:pPr>
+              <w:pStyle w:val="Compact"/>
+              <w:jc w:val="left"/>
+            </w:pPr>
+            <w:r>
+              <w:t xml:space="preserve">Tier</w:t>
+            </w:r>
+          </w:p>
+        </w:tc>
+        <w:tc>
+          <w:tcPr>
+            <w:tcBorders>
+              <w:bottom w:val="single"/>
+            </w:tcBorders>
+            <w:vAlign w:val="bottom"/>
+          </w:tcPr>
+          <w:p>
+            <w:pPr>
+              <w:pStyle w:val="Compact"/>
+              <w:jc w:val="center"/>
+            </w:pPr>
+            <w:r>
+              <w:t xml:space="preserve">IG/HY flip (95% CI)</w:t>
+            </w:r>
+          </w:p>
+        </w:tc>
+        <w:tc>
+          <w:tcPr>
+            <w:tcBorders>
+              <w:bottom w:val="single"/>
+            </w:tcBorders>
+            <w:vAlign w:val="bottom"/>
+          </w:tcPr>
+          <w:p>
+            <w:pPr>
+              <w:pStyle w:val="Compact"/>
+              <w:jc w:val="center"/>
+            </w:pPr>
+            <w:r>
+              <w:t xml:space="preserve">IG rate</w:t>
+            </w:r>
+          </w:p>
+        </w:tc>
+      </w:tr>
+      <w:tr>
+        <w:tc>
+          <w:p>
+            <w:pPr>
+              <w:pStyle w:val="Compact"/>
+              <w:jc w:val="left"/>
+            </w:pPr>
+            <w:r>
+              <w:t xml:space="preserve">Nano/flash (two providers)</w:t>
+            </w:r>
+          </w:p>
+        </w:tc>
+        <w:tc>
+          <w:p>
+            <w:pPr>
+              <w:pStyle w:val="Compact"/>
+              <w:jc w:val="center"/>
+            </w:pPr>
+            <w:r>
+              <w:t xml:space="preserve">24.7% (19.1–30.6)</w:t>
+            </w:r>
+          </w:p>
+        </w:tc>
+        <w:tc>
+          <w:p>
+            <w:pPr>
+              <w:pStyle w:val="Compact"/>
+              <w:jc w:val="center"/>
+            </w:pPr>
+            <w:r>
+              <w:t xml:space="preserve">58.6%</w:t>
+            </w:r>
+          </w:p>
+        </w:tc>
+      </w:tr>
+      <w:tr>
+        <w:tc>
+          <w:p>
+            <w:pPr>
+              <w:pStyle w:val="Compact"/>
+              <w:jc w:val="left"/>
+            </w:pPr>
+            <w:r>
+              <w:t xml:space="preserve">Flagship (two providers)</w:t>
+            </w:r>
+          </w:p>
+        </w:tc>
+        <w:tc>
+          <w:p>
+            <w:pPr>
+              <w:pStyle w:val="Compact"/>
+              <w:jc w:val="center"/>
+            </w:pPr>
+            <w:r>
+              <w:t xml:space="preserve">23.6% (19.4–27.8)</w:t>
+            </w:r>
+          </w:p>
+        </w:tc>
+        <w:tc>
+          <w:p>
+            <w:pPr>
+              <w:pStyle w:val="Compact"/>
+              <w:jc w:val="center"/>
+            </w:pPr>
+            <w:r>
+              <w:t xml:space="preserve">79.9%</w:t>
+            </w:r>
+          </w:p>
+        </w:tc>
+      </w:tr>
+      <w:tr>
+        <w:tc>
+          <w:p>
+            <w:pPr>
+              <w:pStyle w:val="Compact"/>
+              <w:jc w:val="left"/>
+            </w:pPr>
+            <w:r>
+              <w:t xml:space="preserve">Reasoning</w:t>
+            </w:r>
+            <w:r>
+              <w:t xml:space="preserve"> </w:t>
+            </w:r>
+            <w:r>
+              <w:rPr>
+                <w:rStyle w:val="VerbatimChar"/>
+              </w:rPr>
+              <w:t xml:space="preserve">deepseek-r1</w:t>
+            </w:r>
+            <w:r>
+              <w:t xml:space="preserve"> </w:t>
+            </w:r>
+            <w:r>
+              <w:t xml:space="preserve">(single model)</w:t>
+            </w:r>
+          </w:p>
+        </w:tc>
+        <w:tc>
+          <w:p>
+            <w:pPr>
+              <w:pStyle w:val="Compact"/>
+              <w:jc w:val="center"/>
+            </w:pPr>
+            <w:r>
+              <w:t xml:space="preserve">25.5% (20.9–30.1)</w:t>
+            </w:r>
+          </w:p>
+        </w:tc>
+        <w:tc>
+          <w:p>
+            <w:pPr>
+              <w:pStyle w:val="Compact"/>
+              <w:jc w:val="center"/>
+            </w:pPr>
+            <w:r>
+              <w:t xml:space="preserve">31.4%</w:t>
+            </w:r>
+          </w:p>
+        </w:tc>
+      </w:tr>
+      <w:tr>
+        <w:tc>
+          <w:p/>
+        </w:tc>
+        <w:tc>
+          <w:p/>
+        </w:tc>
+        <w:tc>
+          <w:p/>
+        </w:tc>
+      </w:tr>
+      <w:tr>
+        <w:tc>
+          <w:p/>
+        </w:tc>
+        <w:tc>
+          <w:p/>
+        </w:tc>
+        <w:tc>
+          <w:p/>
+        </w:tc>
+      </w:tr>
+    </w:tbl>
+    <w:bookmarkEnd w:id="47"/>
+    <w:p>
+      <w:pPr>
+        <w:pStyle w:val="Heading2"/>
+      </w:pPr>
+      <w:bookmarkStart w:id="48" w:name="sec:selfcons"/>
       <w:r>
         <w:t xml:space="preserve">Self-consistency: does aggregation remove the instability? (post-hoc)</w:t>
       </w:r>
-      <w:bookmarkEnd w:id="45"/>
+      <w:bookmarkEnd w:id="48"/>
     </w:p>
     <w:p>
       <w:pPr>
@@ -6502,24 +7618,24 @@
       <w:pPr>
         <w:pStyle w:val="CaptionedFigure"/>
       </w:pPr>
-      <w:bookmarkStart w:id="47" w:name="fig:selfcons"/>
+      <w:bookmarkStart w:id="50" w:name="fig:selfcons"/>
       <w:r>
         <w:drawing>
           <wp:inline>
-            <wp:extent cx="5146371" cy="3124582"/>
+            <wp:extent cx="5118100" cy="3098800"/>
             <wp:effectExtent b="0" l="0" r="0" t="0"/>
             <wp:docPr descr="Self-consistency curve: residual per-comparison IG/HY flip after aggregating k elicitations per issuer by majority vote. Aggregation lowers instability with diminishing returns and does not eliminate it, about 11% of matched assessments still cross the boundary at k=15." title="" id="1" name="Picture"/>
             <a:graphic>
               <a:graphicData uri="http://schemas.openxmlformats.org/drawingml/2006/picture">
                 <pic:pic>
                   <pic:nvPicPr>
-                    <pic:cNvPr descr="fig_selfconsistency.png" id="0" name="Picture"/>
+                    <pic:cNvPr descr="fig_selfconsistency.pdf" id="0" name="Picture"/>
                     <pic:cNvPicPr>
                       <a:picLocks noChangeArrowheads="1" noChangeAspect="1"/>
                     </pic:cNvPicPr>
                   </pic:nvPicPr>
                   <pic:blipFill>
-                    <a:blip r:embed="rId46"/>
+                    <a:blip r:embed="rId49"/>
                     <a:stretch>
                       <a:fillRect/>
                     </a:stretch>
@@ -6527,7 +7643,7 @@
                   <pic:spPr bwMode="auto">
                     <a:xfrm>
                       <a:off x="0" y="0"/>
-                      <a:ext cx="5146371" cy="3124582"/>
+                      <a:ext cx="5118100" cy="3098800"/>
                     </a:xfrm>
                     <a:prstGeom prst="rect">
                       <a:avLst/>
@@ -6545,7 +7661,7 @@
           </wp:inline>
         </w:drawing>
       </w:r>
-      <w:bookmarkEnd w:id="47"/>
+      <w:bookmarkEnd w:id="50"/>
     </w:p>
     <w:p>
       <w:pPr>
@@ -6602,11 +7718,11 @@
       <w:pPr>
         <w:pStyle w:val="Heading1"/>
       </w:pPr>
-      <w:bookmarkStart w:id="48" w:name="sec:sis"/>
+      <w:bookmarkStart w:id="51" w:name="sec:sis"/>
       <w:r>
         <w:t xml:space="preserve">A specification-instability score for model-risk control</w:t>
       </w:r>
-      <w:bookmarkEnd w:id="48"/>
+      <w:bookmarkEnd w:id="51"/>
     </w:p>
     <w:p>
       <w:pPr>
@@ -6644,11 +7760,11 @@
       <w:pPr>
         <w:pStyle w:val="Heading2"/>
       </w:pPr>
-      <w:bookmarkStart w:id="49" w:name="definition"/>
+      <w:bookmarkStart w:id="52" w:name="definition"/>
       <w:r>
         <w:t xml:space="preserve">Definition</w:t>
       </w:r>
-      <w:bookmarkEnd w:id="49"/>
+      <w:bookmarkEnd w:id="52"/>
     </w:p>
     <w:p>
       <w:pPr>
@@ -7026,7 +8142,7 @@
         <w:t xml:space="preserve"> </w:t>
       </w:r>
       <w:r>
-        <w:t xml:space="preserve">contribution here is not a new mathematical index but its use as a deployable credit-model-risk control,</w:t>
+        <w:t xml:space="preserve">contribution here is not a new mathematical index but its use as a candidate operational credit-model-risk control,</w:t>
       </w:r>
       <w:r>
         <w:t xml:space="preserve"> </w:t>
@@ -7039,11 +8155,11 @@
       <w:pPr>
         <w:pStyle w:val="Heading2"/>
       </w:pPr>
-      <w:bookmarkStart w:id="50" w:name="sec:sis-val"/>
+      <w:bookmarkStart w:id="53" w:name="sec:sis-val"/>
       <w:r>
         <w:t xml:space="preserve">Post-hoc validation on held-out specifications</w:t>
       </w:r>
-      <w:bookmarkEnd w:id="50"/>
+      <w:bookmarkEnd w:id="53"/>
     </w:p>
     <w:p>
       <w:pPr>
@@ -7176,7 +8292,7 @@
         </m:r>
       </m:oMath>
       <w:r>
-        <w:t xml:space="preserve">), the calibration score achieves an ROC-AUC of</w:t>
+        <w:t xml:space="preserve">), the calibration score has a ROC-AUC of</w:t>
       </w:r>
       <w:r>
         <w:t xml:space="preserve"> </w:t>
@@ -7190,7 +8306,7 @@
         <w:t xml:space="preserve"> </w:t>
       </w:r>
       <w:r>
-        <w:t xml:space="preserve">(issuer-clustered bootstrap 95%</w:t>
+        <w:t xml:space="preserve">(profile-clustered bootstrap 95%</w:t>
       </w:r>
       <w:r>
         <w:t xml:space="preserve"> </w:t>
@@ -7296,7 +8412,7 @@
         <w:t xml:space="preserve"> </w:t>
       </w:r>
       <w:r>
-        <w:t xml:space="preserve">tried, the screening function required of a deployable model-risk control.</w:t>
+        <w:t xml:space="preserve">tried; these results support the score as a candidate operational screening control for the evaluated model/specification setting.</w:t>
       </w:r>
     </w:p>
     <w:p>
@@ -7310,7 +8426,7 @@
         <w:t xml:space="preserve"> </w:t>
       </w:r>
       <w:r>
-        <w:t xml:space="preserve">31 decontaminated</w:t>
+        <w:t xml:space="preserve">31 perturbed and fingerprint-screened</w:t>
       </w:r>
       <w:r>
         <w:t xml:space="preserve"> </w:t>
@@ -7389,24 +8505,517 @@
         <w:t xml:space="preserve"> </w:t>
       </w:r>
       <w:r>
-        <w:t xml:space="preserve">We nonetheless emphasize that the validation is across held-out specifications; a fully out-of-sample</w:t>
-      </w:r>
-      <w:r>
-        <w:t xml:space="preserve"> </w:t>
-      </w:r>
-      <w:r>
-        <w:t xml:space="preserve">external issuer population remains future work.</w:t>
+        <w:t xml:space="preserve">We nonetheless emphasize that</w:t>
+      </w:r>
+      <w:r>
+        <w:t xml:space="preserve"> </w:t>
+      </w:r>
+      <w:r>
+        <w:t xml:space="preserve">“</w:t>
+      </w:r>
+      <w:r>
+        <w:t xml:space="preserve">external</w:t>
+      </w:r>
+      <w:r>
+        <w:t xml:space="preserve">”</w:t>
+      </w:r>
+      <w:r>
+        <w:t xml:space="preserve"> </w:t>
+      </w:r>
+      <w:r>
+        <w:t xml:space="preserve">here means external</w:t>
+      </w:r>
+      <w:r>
+        <w:t xml:space="preserve"> </w:t>
+      </w:r>
+      <w:r>
+        <w:rPr>
+          <w:i/>
+        </w:rPr>
+        <w:t xml:space="preserve">issuers</w:t>
+      </w:r>
+      <w:r>
+        <w:t xml:space="preserve">, not external</w:t>
+      </w:r>
+      <w:r>
+        <w:t xml:space="preserve"> </w:t>
+      </w:r>
+      <w:r>
+        <w:t xml:space="preserve">specifications; a fully out-of-sample external issuer</w:t>
+      </w:r>
+      <w:r>
+        <w:t xml:space="preserve"> </w:t>
+      </w:r>
+      <w:r>
+        <w:rPr>
+          <w:i/>
+        </w:rPr>
+        <w:t xml:space="preserve">population</w:t>
+      </w:r>
+      <w:r>
+        <w:t xml:space="preserve"> </w:t>
+      </w:r>
+      <w:r>
+        <w:t xml:space="preserve">remains future work. We also</w:t>
+      </w:r>
+      <w:r>
+        <w:t xml:space="preserve"> </w:t>
+      </w:r>
+      <w:r>
+        <w:t xml:space="preserve">report the recalibration requirement for a new model directly: cross-model transfer of the score is</w:t>
+      </w:r>
+      <w:r>
+        <w:t xml:space="preserve"> </w:t>
+      </w:r>
+      <w:r>
+        <w:t xml:space="preserve">moderate but inconsistent across model pairs (per-item Spearman between one model’s score and another’s</w:t>
+      </w:r>
+      <w:r>
+        <w:t xml:space="preserve"> </w:t>
+      </w:r>
+      <w:r>
+        <w:t xml:space="preserve">ranges from</w:t>
+      </w:r>
+      <w:r>
+        <w:t xml:space="preserve"> </w:t>
+      </w:r>
+      <m:oMath>
+        <m:r>
+          <m:t>0.14</m:t>
+        </m:r>
+      </m:oMath>
+      <w:r>
+        <w:t xml:space="preserve"> </w:t>
+      </w:r>
+      <w:r>
+        <w:t xml:space="preserve">to</w:t>
+      </w:r>
+      <w:r>
+        <w:t xml:space="preserve"> </w:t>
+      </w:r>
+      <m:oMath>
+        <m:r>
+          <m:t>0.73</m:t>
+        </m:r>
+      </m:oMath>
+      <w:r>
+        <w:t xml:space="preserve">, median</w:t>
+      </w:r>
+      <w:r>
+        <w:t xml:space="preserve"> </w:t>
+      </w:r>
+      <m:oMath>
+        <m:r>
+          <m:t>≈</m:t>
+        </m:r>
+        <m:r>
+          <m:t>0.45</m:t>
+        </m:r>
+      </m:oMath>
+      <w:r>
+        <w:t xml:space="preserve">, and</w:t>
+      </w:r>
+      <w:r>
+        <w:t xml:space="preserve"> </w:t>
+      </w:r>
+      <m:oMath>
+        <m:r>
+          <m:t>≈</m:t>
+        </m:r>
+        <m:r>
+          <m:t>0.55</m:t>
+        </m:r>
+      </m:oMath>
+      <w:r>
+        <w:t xml:space="preserve"> </w:t>
+      </w:r>
+      <w:r>
+        <w:t xml:space="preserve">across provider families; the AUC of</w:t>
+      </w:r>
+      <w:r>
+        <w:t xml:space="preserve"> </w:t>
+      </w:r>
+      <w:r>
+        <w:t xml:space="preserve">one model’s score for flagging another’s above-median-instability items has median</w:t>
+      </w:r>
+      <w:r>
+        <w:t xml:space="preserve"> </w:t>
+      </w:r>
+      <m:oMath>
+        <m:r>
+          <m:t>≈</m:t>
+        </m:r>
+        <m:r>
+          <m:t>0.72</m:t>
+        </m:r>
+      </m:oMath>
+      <w:r>
+        <w:t xml:space="preserve">). Because</w:t>
+      </w:r>
+      <w:r>
+        <w:t xml:space="preserve"> </w:t>
+      </w:r>
+      <w:r>
+        <w:t xml:space="preserve">this transfer is too variable to rely on, a new model should be re-scored on the grid rather than reusing</w:t>
+      </w:r>
+      <w:r>
+        <w:t xml:space="preserve"> </w:t>
+      </w:r>
+      <w:r>
+        <w:t xml:space="preserve">another model’s scores, at about $7.43 per 1</w:t>
+      </w:r>
+      <w:r>
+        <w:t xml:space="preserve">,</w:t>
+      </w:r>
+      <w:r>
+        <w:t xml:space="preserve">000 issuers at</w:t>
+      </w:r>
+      <w:r>
+        <w:t xml:space="preserve"> </w:t>
+      </w:r>
+      <m:oMath>
+        <m:r>
+          <m:t>k</m:t>
+        </m:r>
+        <m:r>
+          <m:t>=</m:t>
+        </m:r>
+        <m:r>
+          <m:t>9</m:t>
+        </m:r>
+      </m:oMath>
+      <w:r>
+        <w:t xml:space="preserve"> </w:t>
+      </w:r>
+      <w:r>
+        <w:t xml:space="preserve">on a</w:t>
+      </w:r>
+      <w:r>
+        <w:t xml:space="preserve"> </w:t>
+      </w:r>
+      <w:r>
+        <w:t xml:space="preserve">nano/flash tier (Table </w:t>
+      </w:r>
+      <w:hyperlink w:anchor="tab:cost">
+        <w:r>
+          <w:rPr>
+            <w:rStyle w:val="Hyperlink"/>
+          </w:rPr>
+          <w:t xml:space="preserve">7</w:t>
+        </w:r>
+      </w:hyperlink>
+      <w:r>
+        <w:t xml:space="preserve">).</w:t>
+      </w:r>
+    </w:p>
+    <w:p>
+      <w:pPr>
+        <w:pStyle w:val="BodyText"/>
+      </w:pPr>
+      <w:r>
+        <w:t xml:space="preserve">A practical operating threshold must recognize that at</w:t>
+      </w:r>
+      <w:r>
+        <w:t xml:space="preserve"> </w:t>
+      </w:r>
+      <m:oMath>
+        <m:r>
+          <m:t>k</m:t>
+        </m:r>
+        <m:r>
+          <m:t>=</m:t>
+        </m:r>
+        <m:r>
+          <m:t>16</m:t>
+        </m:r>
+      </m:oMath>
+      <w:r>
+        <w:t xml:space="preserve"> </w:t>
+      </w:r>
+      <w:r>
+        <w:t xml:space="preserve">the achievable score values are discrete:</w:t>
+      </w:r>
+      <w:r>
+        <w:t xml:space="preserve"> </w:t>
+      </w:r>
+      <w:r>
+        <w:t xml:space="preserve">for a binary IG/HY outcome</w:t>
+      </w:r>
+      <w:r>
+        <w:t xml:space="preserve"> </w:t>
+      </w:r>
+      <m:oMath>
+        <m:r>
+          <m:rPr>
+            <m:sty m:val="p"/>
+          </m:rPr>
+          <m:t>S</m:t>
+        </m:r>
+        <m:r>
+          <m:rPr>
+            <m:sty m:val="p"/>
+          </m:rPr>
+          <m:t>I</m:t>
+        </m:r>
+        <m:r>
+          <m:rPr>
+            <m:sty m:val="p"/>
+          </m:rPr>
+          <m:t>S</m:t>
+        </m:r>
+      </m:oMath>
+      <w:r>
+        <w:t xml:space="preserve"> </w:t>
+      </w:r>
+      <w:r>
+        <w:t xml:space="preserve">jumps from</w:t>
+      </w:r>
+      <w:r>
+        <w:t xml:space="preserve"> </w:t>
+      </w:r>
+      <m:oMath>
+        <m:r>
+          <m:t>0</m:t>
+        </m:r>
+      </m:oMath>
+      <w:r>
+        <w:t xml:space="preserve"> </w:t>
+      </w:r>
+      <w:r>
+        <w:t xml:space="preserve">(unanimous) to</w:t>
+      </w:r>
+      <w:r>
+        <w:t xml:space="preserve"> </w:t>
+      </w:r>
+      <m:oMath>
+        <m:r>
+          <m:t>0.117</m:t>
+        </m:r>
+      </m:oMath>
+      <w:r>
+        <w:t xml:space="preserve"> </w:t>
+      </w:r>
+      <w:r>
+        <w:t xml:space="preserve">(one dissenter), with</w:t>
+      </w:r>
+      <w:r>
+        <w:t xml:space="preserve"> </w:t>
+      </w:r>
+      <w:r>
+        <w:t xml:space="preserve">nothing between. The threshold that maximizes Youden’s</w:t>
+      </w:r>
+      <w:r>
+        <w:t xml:space="preserve"> </w:t>
+      </w:r>
+      <m:oMath>
+        <m:r>
+          <m:t>J</m:t>
+        </m:r>
+      </m:oMath>
+      <w:r>
+        <w:t xml:space="preserve"> </w:t>
+      </w:r>
+      <w:r>
+        <w:t xml:space="preserve">on the held-out split,</w:t>
+      </w:r>
+      <w:r>
+        <w:t xml:space="preserve"> </w:t>
+      </w:r>
+      <m:oMath>
+        <m:r>
+          <m:t>τ</m:t>
+        </m:r>
+        <m:r>
+          <m:t>=</m:t>
+        </m:r>
+        <m:r>
+          <m:t>0.08</m:t>
+        </m:r>
+      </m:oMath>
+      <w:r>
+        <w:t xml:space="preserve">, therefore</w:t>
+      </w:r>
+      <w:r>
+        <w:t xml:space="preserve"> </w:t>
+      </w:r>
+      <w:r>
+        <w:t xml:space="preserve">is less than</w:t>
+      </w:r>
+      <w:r>
+        <w:t xml:space="preserve"> </w:t>
+      </w:r>
+      <m:oMath>
+        <m:r>
+          <m:t>0.117</m:t>
+        </m:r>
+      </m:oMath>
+      <w:r>
+        <w:t xml:space="preserve"> </w:t>
+      </w:r>
+      <w:r>
+        <w:t xml:space="preserve">and reduces to a rule that flags any issuer with at least one disagreeing calibration</w:t>
+      </w:r>
+      <w:r>
+        <w:t xml:space="preserve"> </w:t>
+      </w:r>
+      <w:r>
+        <w:t xml:space="preserve">elicitation, at which held-out precision is</w:t>
+      </w:r>
+      <w:r>
+        <w:t xml:space="preserve"> </w:t>
+      </w:r>
+      <m:oMath>
+        <m:r>
+          <m:t>1.00</m:t>
+        </m:r>
+      </m:oMath>
+      <w:r>
+        <w:t xml:space="preserve"> </w:t>
+      </w:r>
+      <w:r>
+        <w:t xml:space="preserve">and recall</w:t>
+      </w:r>
+      <w:r>
+        <w:t xml:space="preserve"> </w:t>
+      </w:r>
+      <m:oMath>
+        <m:r>
+          <m:t>0.88</m:t>
+        </m:r>
+      </m:oMath>
+      <w:r>
+        <w:t xml:space="preserve">; we report it as a descriptive</w:t>
+      </w:r>
+      <w:r>
+        <w:t xml:space="preserve"> </w:t>
+      </w:r>
+      <w:r>
+        <w:t xml:space="preserve">operating point (chosen and evaluated on the same split). Note that it is</w:t>
+      </w:r>
+      <w:r>
+        <w:t xml:space="preserve"> </w:t>
+      </w:r>
+      <m:oMath>
+        <m:r>
+          <m:t>k</m:t>
+        </m:r>
+      </m:oMath>
+      <w:r>
+        <w:t xml:space="preserve">-dependent (at the recommended</w:t>
+      </w:r>
+      <w:r>
+        <w:t xml:space="preserve"> </w:t>
+      </w:r>
+      <m:oMath>
+        <m:r>
+          <m:t>k</m:t>
+        </m:r>
+        <m:r>
+          <m:t>≈</m:t>
+        </m:r>
+        <m:r>
+          <m:t>9</m:t>
+        </m:r>
+      </m:oMath>
+      <w:r>
+        <w:t xml:space="preserve"> </w:t>
+      </w:r>
+      <w:r>
+        <w:t xml:space="preserve">the smallest non-zero score is</w:t>
+      </w:r>
+      <w:r>
+        <w:t xml:space="preserve"> </w:t>
+      </w:r>
+      <m:oMath>
+        <m:r>
+          <m:t>0.198</m:t>
+        </m:r>
+      </m:oMath>
+      <w:r>
+        <w:t xml:space="preserve">). This rule alone would cover some</w:t>
+      </w:r>
+      <w:r>
+        <w:t xml:space="preserve"> </w:t>
+      </w:r>
+      <m:oMath>
+        <m:r>
+          <m:t>67</m:t>
+        </m:r>
+        <m:r>
+          <m:t>%</m:t>
+        </m:r>
+      </m:oMath>
+      <w:r>
+        <w:t xml:space="preserve"> </w:t>
+      </w:r>
+      <w:r>
+        <w:t xml:space="preserve">of issuers,</w:t>
+      </w:r>
+      <w:r>
+        <w:t xml:space="preserve"> </w:t>
+      </w:r>
+      <w:r>
+        <w:t xml:space="preserve">a direct implication of the finding that most issuers disagree on at least one specification; Algorithm 1</w:t>
+      </w:r>
+      <w:r>
+        <w:t xml:space="preserve"> </w:t>
+      </w:r>
+      <w:r>
+        <w:t xml:space="preserve">therefore refers to issuers with a modal rating close to a decision boundary as well, which roughly halves</w:t>
+      </w:r>
+      <w:r>
+        <w:t xml:space="preserve"> </w:t>
+      </w:r>
+      <w:r>
+        <w:t xml:space="preserve">the referred set to about</w:t>
+      </w:r>
+      <w:r>
+        <w:t xml:space="preserve"> </w:t>
+      </w:r>
+      <m:oMath>
+        <m:r>
+          <m:t>33</m:t>
+        </m:r>
+        <m:r>
+          <m:t>%</m:t>
+        </m:r>
+      </m:oMath>
+      <w:r>
+        <w:t xml:space="preserve">. The continuous score is used for ranking and triage—its discrimination</w:t>
+      </w:r>
+      <w:r>
+        <w:t xml:space="preserve"> </w:t>
+      </w:r>
+      <w:r>
+        <w:t xml:space="preserve">(ROC-AUC</w:t>
+      </w:r>
+      <w:r>
+        <w:t xml:space="preserve"> </w:t>
+      </w:r>
+      <m:oMath>
+        <m:r>
+          <m:t>0.94</m:t>
+        </m:r>
+      </m:oMath>
+      <w:r>
+        <w:t xml:space="preserve">) scored on the full score, not the binary gate—so at finer resolutions than IG/HY it</w:t>
+      </w:r>
+      <w:r>
+        <w:t xml:space="preserve"> </w:t>
+      </w:r>
+      <w:r>
+        <w:t xml:space="preserve">has many values rather than collapsing to a flag indicating unanimity.</w:t>
       </w:r>
     </w:p>
     <w:p>
       <w:pPr>
         <w:pStyle w:val="Heading2"/>
       </w:pPr>
-      <w:bookmarkStart w:id="51" w:name="sec:sis-cost"/>
+      <w:bookmarkStart w:id="54" w:name="sec:sis-cost"/>
       <w:r>
         <w:t xml:space="preserve">Deployment: aggregation level and cost</w:t>
       </w:r>
-      <w:bookmarkEnd w:id="51"/>
+      <w:bookmarkEnd w:id="54"/>
     </w:p>
     <w:p>
       <w:pPr>
@@ -7440,7 +9049,7 @@
           <w:rPr>
             <w:rStyle w:val="Hyperlink"/>
           </w:rPr>
-          <w:t xml:space="preserve">3.8</w:t>
+          <w:t xml:space="preserve">3.9</w:t>
         </w:r>
       </w:hyperlink>
       <w:r>
@@ -7600,7 +9209,7 @@
           <w:rPr>
             <w:rStyle w:val="Hyperlink"/>
           </w:rPr>
-          <w:t xml:space="preserve">5</w:t>
+          <w:t xml:space="preserve">7</w:t>
         </w:r>
       </w:hyperlink>
       <w:r>
@@ -7639,7 +9248,7 @@
         <w:t xml:space="preserve">additional elicitations.</w:t>
       </w:r>
     </w:p>
-    <w:bookmarkStart w:id="52" w:name="tab:cost"/>
+    <w:bookmarkStart w:id="55" w:name="tab:cost"/>
     <w:p>
       <w:pPr>
         <w:pStyle w:val="TableCaption"/>
@@ -8021,7 +9630,7 @@
         </w:tc>
       </w:tr>
     </w:tbl>
-    <w:bookmarkEnd w:id="52"/>
+    <w:bookmarkEnd w:id="55"/>
     <w:p>
       <w:pPr>
         <w:pStyle w:val="BodyText"/>
@@ -8033,7 +9642,7 @@
         <w:t xml:space="preserve"> </w:t>
       </w:r>
       <w:r>
-        <w:t xml:space="preserve">pricing accessed 30 August 2026 from the OpenAI and Google API pricing pages and will change as pricing</w:t>
+        <w:t xml:space="preserve">pricing accessed August 2026 from the OpenAI and Google API pricing pages and will change as pricing</w:t>
       </w:r>
       <w:r>
         <w:t xml:space="preserve"> </w:t>
@@ -8046,11 +9655,11 @@
       <w:pPr>
         <w:pStyle w:val="Heading2"/>
       </w:pPr>
-      <w:bookmarkStart w:id="53" w:name="sec:sis-gov"/>
+      <w:bookmarkStart w:id="56" w:name="sec:sis-gov"/>
       <w:r>
         <w:t xml:space="preserve">Governance workflow</w:t>
       </w:r>
-      <w:bookmarkEnd w:id="53"/>
+      <w:bookmarkEnd w:id="56"/>
     </w:p>
     <w:p>
       <w:pPr>
@@ -8064,7 +9673,7 @@
           <w:rPr>
             <w:rStyle w:val="Hyperlink"/>
           </w:rPr>
-          <w:t xml:space="preserve">5</w:t>
+          <w:t xml:space="preserve">[fig:governance]</w:t>
         </w:r>
       </w:hyperlink>
       <w:r>
@@ -8132,90 +9741,13 @@
     </w:p>
     <w:p>
       <w:pPr>
-        <w:pStyle w:val="CaptionedFigure"/>
-      </w:pPr>
-      <w:bookmarkStart w:id="55" w:name="fig:governance"/>
-      <w:r>
-        <w:drawing>
-          <wp:inline>
-            <wp:extent cx="5275031" cy="1277403"/>
-            <wp:effectExtent b="0" l="0" r="0" t="0"/>
-            <wp:docPr descr="Governance workflow. Each issuer is elicited k times; the modal rating and specification-instability score are recorded; issuers that are both near a consequential boundary and unstable are routed to review." title="" id="1" name="Picture"/>
-            <a:graphic>
-              <a:graphicData uri="http://schemas.openxmlformats.org/drawingml/2006/picture">
-                <pic:pic>
-                  <pic:nvPicPr>
-                    <pic:cNvPr descr="fig_governance.png" id="0" name="Picture"/>
-                    <pic:cNvPicPr>
-                      <a:picLocks noChangeArrowheads="1" noChangeAspect="1"/>
-                    </pic:cNvPicPr>
-                  </pic:nvPicPr>
-                  <pic:blipFill>
-                    <a:blip r:embed="rId54"/>
-                    <a:stretch>
-                      <a:fillRect/>
-                    </a:stretch>
-                  </pic:blipFill>
-                  <pic:spPr bwMode="auto">
-                    <a:xfrm>
-                      <a:off x="0" y="0"/>
-                      <a:ext cx="5275031" cy="1277403"/>
-                    </a:xfrm>
-                    <a:prstGeom prst="rect">
-                      <a:avLst/>
-                    </a:prstGeom>
-                    <a:noFill/>
-                    <a:ln w="9525">
-                      <a:noFill/>
-                      <a:headEnd/>
-                      <a:tailEnd/>
-                    </a:ln>
-                  </pic:spPr>
-                </pic:pic>
-              </a:graphicData>
-            </a:graphic>
-          </wp:inline>
-        </w:drawing>
-      </w:r>
-      <w:bookmarkEnd w:id="55"/>
-    </w:p>
-    <w:p>
-      <w:pPr>
-        <w:pStyle w:val="ImageCaption"/>
-      </w:pPr>
-      <w:r>
-        <w:t xml:space="preserve">Governance workflow. Each issuer is elicited</w:t>
-      </w:r>
-      <w:r>
-        <w:t xml:space="preserve"> </w:t>
-      </w:r>
-      <m:oMath>
-        <m:r>
-          <m:t>k</m:t>
-        </m:r>
-      </m:oMath>
-      <w:r>
-        <w:t xml:space="preserve"> </w:t>
-      </w:r>
-      <w:r>
-        <w:t xml:space="preserve">times; the modal rating and specification-instability</w:t>
-      </w:r>
-      <w:r>
-        <w:t xml:space="preserve"> </w:t>
-      </w:r>
-      <w:r>
-        <w:t xml:space="preserve">score are recorded; issuers that are both near a consequential boundary and unstable are routed to review.</w:t>
-      </w:r>
-    </w:p>
-    <w:p>
-      <w:pPr>
         <w:pStyle w:val="Heading1"/>
       </w:pPr>
-      <w:bookmarkStart w:id="56" w:name="discussion"/>
+      <w:bookmarkStart w:id="57" w:name="discussion"/>
       <w:r>
         <w:t xml:space="preserve">Discussion</w:t>
       </w:r>
-      <w:bookmarkEnd w:id="56"/>
+      <w:bookmarkEnd w:id="57"/>
     </w:p>
     <w:p>
       <w:pPr>
@@ -8294,31 +9826,43 @@
         <w:t xml:space="preserve"> </w:t>
       </w:r>
       <w:r>
-        <w:t xml:space="preserve">OLS residual, only about 8% is pure run-to-run seed variation; the remainder is structured but unmodeled</w:t>
-      </w:r>
-      <w:r>
-        <w:t xml:space="preserve"> </w:t>
-      </w:r>
-      <w:r>
-        <w:t xml:space="preserve">sensitivity to the elicitation specification. This distinction matters because it implies that the</w:t>
-      </w:r>
-      <w:r>
-        <w:t xml:space="preserve"> </w:t>
-      </w:r>
-      <w:r>
-        <w:t xml:space="preserve">instability is neither reducible to a single tunable knob nor dismissible as mere sampling noise: the</w:t>
-      </w:r>
-      <w:r>
-        <w:t xml:space="preserve"> </w:t>
-      </w:r>
-      <w:r>
-        <w:t xml:space="preserve">same financial information produces meaningfully different credit assessments under multiple reasonable</w:t>
-      </w:r>
-      <w:r>
-        <w:t xml:space="preserve"> </w:t>
-      </w:r>
-      <w:r>
-        <w:t xml:space="preserve">specifications.</w:t>
+        <w:t xml:space="preserve">OLS residual, only about 8% is pure run-to-run seed variation; the rest is not identified as to</w:t>
+      </w:r>
+      <w:r>
+        <w:t xml:space="preserve"> </w:t>
+      </w:r>
+      <w:r>
+        <w:t xml:space="preserve">source under this resolution-limited design and is reported descriptively. The headline stability</w:t>
+      </w:r>
+      <w:r>
+        <w:t xml:space="preserve"> </w:t>
+      </w:r>
+      <w:r>
+        <w:t xml:space="preserve">conclusions do not depend on this decomposition. Under the descriptive main-effects decomposition no</w:t>
+      </w:r>
+      <w:r>
+        <w:t xml:space="preserve"> </w:t>
+      </w:r>
+      <w:r>
+        <w:t xml:space="preserve">measured main-effect share dominates; because interactions are not separately identified, this should not</w:t>
+      </w:r>
+      <w:r>
+        <w:t xml:space="preserve"> </w:t>
+      </w:r>
+      <w:r>
+        <w:t xml:space="preserve">be read as establishing that no individual design choice or interaction can have a larger causal effect.</w:t>
+      </w:r>
+      <w:r>
+        <w:t xml:space="preserve"> </w:t>
+      </w:r>
+      <w:r>
+        <w:t xml:space="preserve">The instability is nonetheless not dismissible as mere sampling noise (pure-seed variance is a minority of</w:t>
+      </w:r>
+      <w:r>
+        <w:t xml:space="preserve"> </w:t>
+      </w:r>
+      <w:r>
+        <w:t xml:space="preserve">the residual), and the headline flip and agreement results are model-free.</w:t>
       </w:r>
     </w:p>
     <w:p>
@@ -8347,7 +9891,13 @@
         <w:t xml:space="preserve"> </w:t>
       </w:r>
       <w:r>
-        <w:t xml:space="preserve">prompt template when a system is designed: each design choice carries up to about 5% of variance and the</w:t>
+        <w:t xml:space="preserve">prompt template when a system is designed: under the descriptive main-effects decomposition no individual</w:t>
+      </w:r>
+      <w:r>
+        <w:t xml:space="preserve"> </w:t>
+      </w:r>
+      <w:r>
+        <w:t xml:space="preserve">design axis accounts for more than about 5% of variance (these shares are not identified causal effects) and the</w:t>
       </w:r>
       <w:r>
         <w:t xml:space="preserve"> </w:t>
@@ -8424,7 +9974,7 @@
           <w:rPr>
             <w:rStyle w:val="Hyperlink"/>
           </w:rPr>
-          <w:t xml:space="preserve">3.8</w:t>
+          <w:t xml:space="preserve">3.9</w:t>
         </w:r>
       </w:hyperlink>
       <w:r>
@@ -8472,30 +10022,24 @@
         <w:t xml:space="preserve"> </w:t>
       </w:r>
       <w:r>
-        <w:t xml:space="preserve">specification instability is still observed. The real and constructed estimates are not shown to be</w:t>
-      </w:r>
-      <w:r>
-        <w:t xml:space="preserve"> </w:t>
-      </w:r>
-      <w:r>
-        <w:t xml:space="preserve">quantitatively equivalent, and the sample is too small to support such a claim; nevertheless, the</w:t>
-      </w:r>
-      <w:r>
-        <w:t xml:space="preserve"> </w:t>
-      </w:r>
-      <w:r>
-        <w:t xml:space="preserve">qualitative pattern persists and suggests that the main finding is not confined to the controlled battery.</w:t>
+        <w:t xml:space="preserve">specification variation is still observed. The real-issuer arm is therefore treated as an illustrative</w:t>
+      </w:r>
+      <w:r>
+        <w:t xml:space="preserve"> </w:t>
+      </w:r>
+      <w:r>
+        <w:t xml:space="preserve">descriptive check; its sample size does not support quantitative equivalence with the controlled battery.</w:t>
       </w:r>
     </w:p>
     <w:p>
       <w:pPr>
         <w:pStyle w:val="Heading2"/>
       </w:pPr>
-      <w:bookmarkStart w:id="57" w:name="a-reusable-decontamination-protocol"/>
-      <w:r>
-        <w:t xml:space="preserve">A reusable decontamination protocol</w:t>
-      </w:r>
-      <w:bookmarkEnd w:id="57"/>
+      <w:bookmarkStart w:id="58" w:name="X2bebcfc129584344eb51db502bf03f0d16b8b0d"/>
+      <w:r>
+        <w:t xml:space="preserve">Mitigating exact-figure recognition in real-issuer evaluations</w:t>
+      </w:r>
+      <w:bookmarkEnd w:id="58"/>
     </w:p>
     <w:p>
       <w:pPr>
@@ -8583,11 +10127,11 @@
       <w:pPr>
         <w:pStyle w:val="Heading2"/>
       </w:pPr>
-      <w:bookmarkStart w:id="58" w:name="limitations"/>
+      <w:bookmarkStart w:id="59" w:name="limitations"/>
       <w:r>
         <w:t xml:space="preserve">Limitations</w:t>
       </w:r>
-      <w:bookmarkEnd w:id="58"/>
+      <w:bookmarkEnd w:id="59"/>
     </w:p>
     <w:p>
       <w:pPr>
@@ -8613,7 +10157,7 @@
           <w:rPr>
             <w:rStyle w:val="Hyperlink"/>
           </w:rPr>
-          <w:t xml:space="preserve">7</w:t>
+          <w:t xml:space="preserve">9</w:t>
         </w:r>
       </w:hyperlink>
       <w:r>
@@ -8665,7 +10209,7 @@
         <w:t xml:space="preserve"> </w:t>
       </w:r>
       <w:r>
-        <w:t xml:space="preserve">is directly tested in Section </w:t>
+        <w:t xml:space="preserve">is examined in Section </w:t>
       </w:r>
       <w:hyperlink w:anchor="sec:tier">
         <w:r>
@@ -8676,10 +10220,7 @@
         </w:r>
       </w:hyperlink>
       <w:r>
-        <w:t xml:space="preserve"> </w:t>
-      </w:r>
-      <w:r>
-        <w:t xml:space="preserve">above: on the same grid, flagship models</w:t>
+        <w:t xml:space="preserve">: on the same grid, flagship models</w:t>
       </w:r>
       <w:r>
         <w:t xml:space="preserve"> </w:t>
@@ -8712,19 +10253,42 @@
         <w:t xml:space="preserve"> </w:t>
       </w:r>
       <w:r>
-        <w:t xml:space="preserve">from the nano/flash tier, so the instability is not an artifact of model scale. The flagship comparison</w:t>
-      </w:r>
-      <w:r>
-        <w:t xml:space="preserve"> </w:t>
-      </w:r>
-      <w:r>
-        <w:t xml:space="preserve">nonetheless covers one model per provider on a reduced grid, and a fuller frontier sweep remains a useful</w:t>
-      </w:r>
-      <w:r>
-        <w:t xml:space="preserve"> </w:t>
-      </w:r>
-      <w:r>
-        <w:t xml:space="preserve">extension.</w:t>
+        <w:t xml:space="preserve">from the nano/flash tier. We interpret this as not detecting attenuation (wide interval, absence of evidence</w:t>
+      </w:r>
+      <w:r>
+        <w:t xml:space="preserve"> </w:t>
+      </w:r>
+      <w:r>
+        <w:t xml:space="preserve">result) rather than as proof that scale does not matter; the reasoning-architecture arm</w:t>
+      </w:r>
+      <w:r>
+        <w:t xml:space="preserve"> </w:t>
+      </w:r>
+      <w:r>
+        <w:t xml:space="preserve">(Section </w:t>
+      </w:r>
+      <w:hyperlink w:anchor="sec:reasoning">
+        <w:r>
+          <w:rPr>
+            <w:rStyle w:val="Hyperlink"/>
+          </w:rPr>
+          <w:t xml:space="preserve">3.8</w:t>
+        </w:r>
+      </w:hyperlink>
+      <w:r>
+        <w:t xml:space="preserve">) also shows specification sensitivity remains in another model</w:t>
+      </w:r>
+      <w:r>
+        <w:t xml:space="preserve"> </w:t>
+      </w:r>
+      <w:r>
+        <w:t xml:space="preserve">class. The flagship comparison is based on one model per provider on a reduced grid, and a fuller frontier</w:t>
+      </w:r>
+      <w:r>
+        <w:t xml:space="preserve"> </w:t>
+      </w:r>
+      <w:r>
+        <w:t xml:space="preserve">sweep remains a useful extension.</w:t>
       </w:r>
     </w:p>
     <w:p>
@@ -8756,7 +10320,7 @@
         <w:t xml:space="preserve"> </w:t>
       </w:r>
       <w:r>
-        <w:t xml:space="preserve">issuer-clustered confidence intervals throughout to make this uncertainty explicit.</w:t>
+        <w:t xml:space="preserve">profile-clustered confidence intervals throughout to make this uncertainty explicit.</w:t>
       </w:r>
     </w:p>
     <w:p>
@@ -8770,25 +10334,19 @@
         <w:t xml:space="preserve"> </w:t>
       </w:r>
       <w:r>
-        <w:t xml:space="preserve">decontamination design. This sample checks external validity but is much smaller than the controlled</w:t>
-      </w:r>
-      <w:r>
-        <w:t xml:space="preserve"> </w:t>
-      </w:r>
-      <w:r>
-        <w:t xml:space="preserve">battery at the relevant strata; in particular, the WATCH-stratum comparison lacks the power to detect the</w:t>
-      </w:r>
-      <w:r>
-        <w:t xml:space="preserve"> </w:t>
-      </w:r>
-      <w:r>
-        <w:t xml:space="preserve">pre-specified equivalence margin, and quantitative equivalence between the constructed and real-firm</w:t>
-      </w:r>
-      <w:r>
-        <w:t xml:space="preserve"> </w:t>
-      </w:r>
-      <w:r>
-        <w:t xml:space="preserve">estimates is not established.</w:t>
+        <w:t xml:space="preserve">perturbation-and-fingerprint-screening design. This sample explores external validity descriptively but is much smaller than the</w:t>
+      </w:r>
+      <w:r>
+        <w:t xml:space="preserve"> </w:t>
+      </w:r>
+      <w:r>
+        <w:t xml:space="preserve">controlled battery at the relevant strata. The WATCH-stratum sample is small, and quantitative equivalence</w:t>
+      </w:r>
+      <w:r>
+        <w:t xml:space="preserve"> </w:t>
+      </w:r>
+      <w:r>
+        <w:t xml:space="preserve">between the real and constructed estimates is not established.</w:t>
       </w:r>
     </w:p>
     <w:p>
@@ -8915,42 +10473,30 @@
         <w:pStyle w:val="BodyText"/>
       </w:pPr>
       <w:r>
-        <w:t xml:space="preserve">Finally, the spread and regulatory-capital translations are post-hoc calibrations that express observed</w:t>
-      </w:r>
-      <w:r>
-        <w:t xml:space="preserve"> </w:t>
-      </w:r>
-      <w:r>
-        <w:t xml:space="preserve">rating dispersion in economically interpretable units. They are not pre-registered tests and are not</w:t>
-      </w:r>
-      <w:r>
-        <w:t xml:space="preserve"> </w:t>
-      </w:r>
-      <w:r>
-        <w:t xml:space="preserve">intended as simulations of a real regulatory or institutional implementation. Within these bounds, the</w:t>
-      </w:r>
-      <w:r>
-        <w:t xml:space="preserve"> </w:t>
-      </w:r>
-      <w:r>
-        <w:t xml:space="preserve">main stability finding is robust across the specification curve, the deterministic subgrid, the provider</w:t>
-      </w:r>
-      <w:r>
-        <w:t xml:space="preserve"> </w:t>
-      </w:r>
-      <w:r>
-        <w:t xml:space="preserve">comparison, the rating-resolution analysis, and the decontaminated real-firm arm.</w:t>
+        <w:t xml:space="preserve">Within these bounds, the main stability finding is robust across the specification curve, the</w:t>
+      </w:r>
+      <w:r>
+        <w:t xml:space="preserve"> </w:t>
+      </w:r>
+      <w:r>
+        <w:t xml:space="preserve">temperature-0-honored subgrid, the provider comparison, and the rating-resolution analysis, and is further</w:t>
+      </w:r>
+      <w:r>
+        <w:t xml:space="preserve"> </w:t>
+      </w:r>
+      <w:r>
+        <w:t xml:space="preserve">illustrated descriptively by the perturbed and fingerprint-screened real-firm arm.</w:t>
       </w:r>
     </w:p>
     <w:p>
       <w:pPr>
         <w:pStyle w:val="Heading2"/>
       </w:pPr>
-      <w:bookmarkStart w:id="59" w:name="future-directions"/>
+      <w:bookmarkStart w:id="60" w:name="future-directions"/>
       <w:r>
         <w:t xml:space="preserve">Future directions</w:t>
       </w:r>
-      <w:bookmarkEnd w:id="59"/>
+      <w:bookmarkEnd w:id="60"/>
     </w:p>
     <w:p>
       <w:pPr>
@@ -8987,7 +10533,7 @@
         <w:t xml:space="preserve"> </w:t>
       </w:r>
       <w:r>
-        <w:t xml:space="preserve">decision quality and integrated into human-in-the-loop workflows. More broadly, the decontamination</w:t>
+        <w:t xml:space="preserve">decision quality and integrated into human-in-the-loop workflows. More broadly, the perturbation-and-fingerprint-screening</w:t>
       </w:r>
       <w:r>
         <w:t xml:space="preserve"> </w:t>
@@ -9025,7 +10571,13 @@
         <w:t xml:space="preserve"> </w:t>
       </w:r>
       <w:r>
-        <w:t xml:space="preserve">elicitation. Across a pre-registered specification curve, firm fundamentals explain most of the total</w:t>
+        <w:t xml:space="preserve">elicitation. We present these findings as a case study of the evaluated systems rather than as a universal</w:t>
+      </w:r>
+      <w:r>
+        <w:t xml:space="preserve"> </w:t>
+      </w:r>
+      <w:r>
+        <w:t xml:space="preserve">numerical constant. Across a pre-registered specification curve, firm fundamentals explain most of the total</w:t>
       </w:r>
       <w:r>
         <w:t xml:space="preserve"> </w:t>
@@ -9068,21 +10620,21 @@
       <w:pPr>
         <w:pStyle w:val="Heading1"/>
       </w:pPr>
-      <w:bookmarkStart w:id="60" w:name="methods"/>
+      <w:bookmarkStart w:id="61" w:name="methods"/>
       <w:r>
         <w:t xml:space="preserve">Methods</w:t>
       </w:r>
-      <w:bookmarkEnd w:id="60"/>
+      <w:bookmarkEnd w:id="61"/>
     </w:p>
     <w:p>
       <w:pPr>
         <w:pStyle w:val="Heading2"/>
       </w:pPr>
-      <w:bookmarkStart w:id="61" w:name="design-battery-and-benchmark"/>
+      <w:bookmarkStart w:id="62" w:name="design-battery-and-benchmark"/>
       <w:r>
         <w:t xml:space="preserve">Design, battery, and benchmark</w:t>
       </w:r>
-      <w:bookmarkEnd w:id="61"/>
+      <w:bookmarkEnd w:id="62"/>
     </w:p>
     <w:p>
       <w:pPr>
@@ -9163,13 +10715,13 @@
         <w:t xml:space="preserve"> </w:t>
       </w:r>
       <w:r>
-        <w:t xml:space="preserve">therefore use the controlled battery for the main analysis and a separately decontaminated real-firm</w:t>
-      </w:r>
-      <w:r>
-        <w:t xml:space="preserve"> </w:t>
-      </w:r>
-      <w:r>
-        <w:t xml:space="preserve">sample for a complementary external-validity test.</w:t>
+        <w:t xml:space="preserve">therefore use the controlled battery for the main analysis and a separately perturbed and fingerprint-screened real-firm</w:t>
+      </w:r>
+      <w:r>
+        <w:t xml:space="preserve"> </w:t>
+      </w:r>
+      <w:r>
+        <w:t xml:space="preserve">sample for a complementary descriptive external-validity check.</w:t>
       </w:r>
     </w:p>
     <w:p>
@@ -9201,13 +10753,13 @@
         <w:t xml:space="preserve"> </w:t>
       </w:r>
       <w:r>
-        <w:t xml:space="preserve">buy/hold/sell call. All credit-rating agreement and investment-grade/high-yield analyses use the 45</w:t>
-      </w:r>
-      <w:r>
-        <w:t xml:space="preserve"> </w:t>
-      </w:r>
-      <w:r>
-        <w:t xml:space="preserve">credit-health profiles; the directional profiles are used only for the portfolio-turnover translation.</w:t>
+        <w:t xml:space="preserve">buy/hold/sell call. All analyses in this paper use the 45 credit-health profiles; the 45 directional</w:t>
+      </w:r>
+      <w:r>
+        <w:t xml:space="preserve"> </w:t>
+      </w:r>
+      <w:r>
+        <w:t xml:space="preserve">profiles are part of the pre-registered battery but are not analyzed here.</w:t>
       </w:r>
     </w:p>
     <w:p>
@@ -9232,7 +10784,13 @@
         <w:t xml:space="preserve"> </w:t>
       </w:r>
       <w:r>
-        <w:t xml:space="preserve">reference (Altman, 1968), computed with coefficients 6.56, 3.26, 6.72, and 1.05 and cutoffs 2.60 and</w:t>
+        <w:t xml:space="preserve">reference</w:t>
+      </w:r>
+      <w:r>
+        <w:t xml:space="preserve"> </w:t>
+      </w:r>
+      <w:r>
+        <w:t xml:space="preserve">, computed with coefficients 6.56, 3.26, 6.72, and 1.05 and cutoffs 2.60 and</w:t>
       </w:r>
       <w:r>
         <w:t xml:space="preserve"> </w:t>
@@ -9331,7 +10889,7 @@
           <w:rPr>
             <w:rStyle w:val="Hyperlink"/>
           </w:rPr>
-          <w:t xml:space="preserve">6</w:t>
+          <w:t xml:space="preserve">8</w:t>
         </w:r>
       </w:hyperlink>
       <w:r>
@@ -9368,7 +10926,7 @@
         <w:t xml:space="preserve">classifications.</w:t>
       </w:r>
     </w:p>
-    <w:bookmarkStart w:id="62" w:name="tab:map"/>
+    <w:bookmarkStart w:id="63" w:name="tab:map"/>
     <w:p>
       <w:pPr>
         <w:pStyle w:val="TableCaption"/>
@@ -10502,7 +12060,7 @@
         </w:tc>
       </w:tr>
     </w:tbl>
-    <w:bookmarkEnd w:id="62"/>
+    <w:bookmarkEnd w:id="63"/>
     <w:p>
       <w:pPr>
         <w:pStyle w:val="BodyText"/>
@@ -10628,11 +12186,11 @@
       <w:pPr>
         <w:pStyle w:val="Heading2"/>
       </w:pPr>
-      <w:bookmarkStart w:id="63" w:name="specification-grid-and-data-collection"/>
+      <w:bookmarkStart w:id="64" w:name="specification-grid-and-data-collection"/>
       <w:r>
         <w:t xml:space="preserve">Specification grid and data collection</w:t>
       </w:r>
-      <w:bookmarkEnd w:id="63"/>
+      <w:bookmarkEnd w:id="64"/>
     </w:p>
     <w:p>
       <w:pPr>
@@ -10670,7 +12228,7 @@
           <w:rPr>
             <w:rStyle w:val="Hyperlink"/>
           </w:rPr>
-          <w:t xml:space="preserve">7</w:t>
+          <w:t xml:space="preserve">9</w:t>
         </w:r>
       </w:hyperlink>
       <w:r>
@@ -10826,7 +12384,7 @@
         <w:t xml:space="preserve">corpus and do not re-query any model.</w:t>
       </w:r>
     </w:p>
-    <w:bookmarkStart w:id="64" w:name="tab:models"/>
+    <w:bookmarkStart w:id="65" w:name="tab:models"/>
     <w:p>
       <w:pPr>
         <w:pStyle w:val="TableCaption"/>
@@ -11173,37 +12731,102 @@
           </w:p>
         </w:tc>
       </w:tr>
+      <w:tr>
+        <w:tc>
+          <w:p>
+            <w:pPr>
+              <w:pStyle w:val="Compact"/>
+              <w:jc w:val="left"/>
+            </w:pPr>
+            <w:r>
+              <w:t xml:space="preserve">DeepSeek</w:t>
+            </w:r>
+          </w:p>
+        </w:tc>
+        <w:tc>
+          <w:p>
+            <w:pPr>
+              <w:pStyle w:val="Compact"/>
+              <w:jc w:val="left"/>
+            </w:pPr>
+            <w:r>
+              <w:rPr>
+                <w:rStyle w:val="VerbatimChar"/>
+              </w:rPr>
+              <w:t xml:space="preserve">deepseek-r1</w:t>
+            </w:r>
+            <w:r>
+              <w:t xml:space="preserve"> </w:t>
+            </w:r>
+            <w:r>
+              <w:t xml:space="preserve">(OpenRouter)</w:t>
+            </w:r>
+          </w:p>
+        </w:tc>
+        <w:tc>
+          <w:p>
+            <w:pPr>
+              <w:pStyle w:val="Compact"/>
+              <w:jc w:val="left"/>
+            </w:pPr>
+            <w:r>
+              <w:t xml:space="preserve">reasoning (robustness)</w:t>
+            </w:r>
+          </w:p>
+        </w:tc>
+      </w:tr>
     </w:tbl>
-    <w:bookmarkEnd w:id="64"/>
+    <w:bookmarkEnd w:id="65"/>
     <w:p>
       <w:pPr>
         <w:pStyle w:val="BodyText"/>
       </w:pPr>
       <w:r>
-        <w:t xml:space="preserve">The four confirmatory snapshots were queried once in the frozen run of</w:t>
-      </w:r>
-      <w:r>
-        <w:t xml:space="preserve"> </w:t>
-      </w:r>
-      <w:r>
-        <w:t xml:space="preserve">7 July 2026; the two flagship snapshots in the robustness run of 30 August 2026. All were used offline</w:t>
-      </w:r>
-      <w:r>
-        <w:t xml:space="preserve"> </w:t>
-      </w:r>
-      <w:r>
-        <w:t xml:space="preserve">thereafter; aliases without an embedded date stamp are pinned by these query dates.</w:t>
+        <w:t xml:space="preserve">The four confirmatory snapshots were queried once in the frozen</w:t>
+      </w:r>
+      <w:r>
+        <w:t xml:space="preserve"> </w:t>
+      </w:r>
+      <w:r>
+        <w:t xml:space="preserve">confirmatory run (July 2026); the two flagship snapshots in the later robustness run (August 2026); and the reasoning</w:t>
+      </w:r>
+      <w:r>
+        <w:t xml:space="preserve"> </w:t>
+      </w:r>
+      <w:r>
+        <w:t xml:space="preserve">snapshot (</w:t>
+      </w:r>
+      <w:r>
+        <w:rPr>
+          <w:rStyle w:val="VerbatimChar"/>
+        </w:rPr>
+        <w:t xml:space="preserve">deepseek-r1</w:t>
+      </w:r>
+      <w:r>
+        <w:t xml:space="preserve">, served via the OpenRouter API) in a separate reasoning run (September 2026). All were</w:t>
+      </w:r>
+      <w:r>
+        <w:t xml:space="preserve"> </w:t>
+      </w:r>
+      <w:r>
+        <w:t xml:space="preserve">used offline thereafter; aliases without an embedded date stamp are pinned by these query months, with the exact dates recorded in the frozen manifests. The</w:t>
+      </w:r>
+      <w:r>
+        <w:t xml:space="preserve"> </w:t>
+      </w:r>
+      <w:r>
+        <w:t xml:space="preserve">reasoning model is API-served, so its temperature and seed are request parameters, not self-hosted determinism.</w:t>
       </w:r>
     </w:p>
     <w:p>
       <w:pPr>
         <w:pStyle w:val="Heading2"/>
       </w:pPr>
-      <w:bookmarkStart w:id="65" w:name="X335739e5c0faa9978e4fea8c9e114a2f4c49f66"/>
+      <w:bookmarkStart w:id="66" w:name="X335739e5c0faa9978e4fea8c9e114a2f4c49f66"/>
       <w:r>
         <w:t xml:space="preserve">Outcome construction and statistical analysis</w:t>
       </w:r>
-      <w:bookmarkEnd w:id="65"/>
+      <w:bookmarkEnd w:id="66"/>
     </w:p>
     <w:p>
       <w:pPr>
@@ -11235,7 +12858,7 @@
           <w:rPr>
             <w:rStyle w:val="Hyperlink"/>
           </w:rPr>
-          <w:t xml:space="preserve">6</w:t>
+          <w:t xml:space="preserve">8</w:t>
         </w:r>
       </w:hyperlink>
       <w:r>
@@ -11361,7 +12984,7 @@
         <w:t xml:space="preserve"> </w:t>
       </w:r>
       <w:r>
-        <w:t xml:space="preserve">issuer-clustered percentile bootstrap resampling over the underlying firm profiles rather than over</w:t>
+        <w:t xml:space="preserve">profile-clustered percentile bootstrap resampling over the underlying firm profiles, instead of over</w:t>
       </w:r>
       <w:r>
         <w:t xml:space="preserve"> </w:t>
@@ -11373,7 +12996,7 @@
         <w:t xml:space="preserve"> </w:t>
       </w:r>
       <w:r>
-        <w:t xml:space="preserve">report the variance shares (item and pure-seed), the IG/HY flip rate, and the turnover estimate with</w:t>
+        <w:t xml:space="preserve">report the variance shares (item and pure-seed) and the IG/HY flip rate with</w:t>
       </w:r>
       <w:r>
         <w:t xml:space="preserve"> </w:t>
@@ -11385,7 +13008,7 @@
         <w:t xml:space="preserve">,</w:t>
       </w:r>
       <w:r>
-        <w:t xml:space="preserve">000 replicates for the economic quantities, 1</w:t>
+        <w:t xml:space="preserve">000 replicates for the flip rate, 1</w:t>
       </w:r>
       <w:r>
         <w:t xml:space="preserve">,</w:t>
@@ -11397,25 +13020,57 @@
         <w:t xml:space="preserve"> </w:t>
       </w:r>
       <w:r>
-        <w:t xml:space="preserve">variance-share and specification-curve quantities). Specification invariance under deterministic</w:t>
-      </w:r>
-      <w:r>
-        <w:t xml:space="preserve"> </w:t>
-      </w:r>
-      <w:r>
-        <w:t xml:space="preserve">execution is tested on the provider-setting combination whose metadata confirm that temperature was</w:t>
-      </w:r>
-      <w:r>
-        <w:t xml:space="preserve"> </w:t>
-      </w:r>
-      <w:r>
-        <w:t xml:space="preserve">honored (Google at temperature 0): the observed between-specification spread in credit-band accuracy is</w:t>
-      </w:r>
-      <w:r>
-        <w:t xml:space="preserve"> </w:t>
-      </w:r>
-      <w:r>
-        <w:t xml:space="preserve">compared with the distribution generated by 999 permutations in a one-sided label-permutation test,</w:t>
+        <w:t xml:space="preserve">variance-share and specification-curve quantities). Specification invariance under the temperature-0-honored</w:t>
+      </w:r>
+      <w:r>
+        <w:t xml:space="preserve"> </w:t>
+      </w:r>
+      <w:r>
+        <w:t xml:space="preserve">setting is tested on the provider-setting combination whose metadata confirm that temperature was</w:t>
+      </w:r>
+      <w:r>
+        <w:t xml:space="preserve"> </w:t>
+      </w:r>
+      <w:r>
+        <w:t xml:space="preserve">honored (Google at temperature 0). We test a rating-invariance null: specification-condition assignments</w:t>
+      </w:r>
+      <w:r>
+        <w:t xml:space="preserve"> </w:t>
+      </w:r>
+      <w:r>
+        <w:t xml:space="preserve">are permuted across profiles (rather than permuting accuracy labels), and the statistic is the</w:t>
+      </w:r>
+      <w:r>
+        <w:t xml:space="preserve"> </w:t>
+      </w:r>
+      <w:r>
+        <w:t xml:space="preserve">between-specification spread of the item-centred letter rating, compared with the distribution generated</w:t>
+      </w:r>
+      <w:r>
+        <w:t xml:space="preserve"> </w:t>
+      </w:r>
+      <w:r>
+        <w:t xml:space="preserve">by</w:t>
+      </w:r>
+      <w:r>
+        <w:t xml:space="preserve"> </w:t>
+      </w:r>
+      <m:oMath>
+        <m:r>
+          <m:t>2</m:t>
+        </m:r>
+        <m:r>
+          <m:t>,</m:t>
+        </m:r>
+        <m:r>
+          <m:t>000</m:t>
+        </m:r>
+      </m:oMath>
+      <w:r>
+        <w:t xml:space="preserve"> </w:t>
+      </w:r>
+      <w:r>
+        <w:t xml:space="preserve">such permutations in a one-sided test,</w:t>
       </w:r>
       <w:r>
         <w:t xml:space="preserve"> </w:t>
@@ -11476,13 +13131,13 @@
         <w:t xml:space="preserve"> </w:t>
       </w:r>
       <w:r>
-        <w:t xml:space="preserve">is the number of permuted statistics at least as extreme as the observed</w:t>
-      </w:r>
-      <w:r>
-        <w:t xml:space="preserve"> </w:t>
-      </w:r>
-      <w:r>
-        <w:t xml:space="preserve">statistic and</w:t>
+        <w:t xml:space="preserve">is the number of</w:t>
+      </w:r>
+      <w:r>
+        <w:t xml:space="preserve"> </w:t>
+      </w:r>
+      <w:r>
+        <w:t xml:space="preserve">permuted statistics at least as extreme as observed and</w:t>
       </w:r>
       <w:r>
         <w:t xml:space="preserve"> </w:t>
@@ -11495,49 +13150,41 @@
           <m:t>=</m:t>
         </m:r>
         <m:r>
-          <m:t>999</m:t>
-        </m:r>
-      </m:oMath>
-      <w:r>
-        <w:t xml:space="preserve">. The test is one-sided because only an observed spread larger than the permutation</w:t>
-      </w:r>
-      <w:r>
-        <w:t xml:space="preserve"> </w:t>
-      </w:r>
-      <w:r>
-        <w:t xml:space="preserve">distribution constitutes evidence against specification invariance. For the real-firm robustness</w:t>
-      </w:r>
-      <w:r>
-        <w:t xml:space="preserve"> </w:t>
-      </w:r>
-      <w:r>
-        <w:t xml:space="preserve">analysis, quantitative equivalence of the real-firm and constructed-battery WATCH-stratum flip shares is</w:t>
-      </w:r>
-      <w:r>
-        <w:t xml:space="preserve"> </w:t>
-      </w:r>
-      <w:r>
-        <w:t xml:space="preserve">assessed with two one-sided tests (TOST) against a pre-registered margin of</w:t>
-      </w:r>
-      <w:r>
-        <w:t xml:space="preserve"> </w:t>
-      </w:r>
-      <m:oMath>
-        <m:r>
-          <m:t>±</m:t>
-        </m:r>
-        <m:r>
-          <m:t>0.15</m:t>
-        </m:r>
-      </m:oMath>
-      <w:r>
-        <w:t xml:space="preserve">, based on 16</w:t>
-      </w:r>
-      <w:r>
-        <w:t xml:space="preserve"> </w:t>
-      </w:r>
-      <w:r>
-        <w:t xml:space="preserve">real-firm and 15 constructed WATCH observations. The significance threshold is</w:t>
+          <m:t>2</m:t>
+        </m:r>
+        <m:r>
+          <m:t>,</m:t>
+        </m:r>
+        <m:r>
+          <m:t>000</m:t>
+        </m:r>
+      </m:oMath>
+      <w:r>
+        <w:t xml:space="preserve">. The test is one-sided in that only an</w:t>
+      </w:r>
+      <w:r>
+        <w:t xml:space="preserve"> </w:t>
+      </w:r>
+      <w:r>
+        <w:t xml:space="preserve">observed spread greater than the permutation distribution provides evidence against specification</w:t>
+      </w:r>
+      <w:r>
+        <w:t xml:space="preserve"> </w:t>
+      </w:r>
+      <w:r>
+        <w:t xml:space="preserve">invariance. The real-firm arm is presented descriptively: the real-firm and constructed-battery</w:t>
+      </w:r>
+      <w:r>
+        <w:t xml:space="preserve"> </w:t>
+      </w:r>
+      <w:r>
+        <w:t xml:space="preserve">WATCH-stratum flip shares are compared by their issuer-clustered bootstrap difference and interval, with</w:t>
+      </w:r>
+      <w:r>
+        <w:t xml:space="preserve"> </w:t>
+      </w:r>
+      <w:r>
+        <w:t xml:space="preserve">no equivalence claim. The significance threshold is</w:t>
       </w:r>
       <w:r>
         <w:t xml:space="preserve"> </w:t>
@@ -11678,370 +13325,384 @@
         <w:t xml:space="preserve"> </w:t>
       </w:r>
       <w:r>
-        <w:t xml:space="preserve">the specification-instability score proposed in the Discussion.</w:t>
+        <w:t xml:space="preserve">the specification-instability score developed in Section </w:t>
+      </w:r>
+      <w:hyperlink w:anchor="sec:sis">
+        <w:r>
+          <w:rPr>
+            <w:rStyle w:val="Hyperlink"/>
+          </w:rPr>
+          <w:t xml:space="preserve">4</w:t>
+        </w:r>
+      </w:hyperlink>
+      <w:r>
+        <w:t xml:space="preserve">.</w:t>
+      </w:r>
+    </w:p>
+    <w:p>
+      <w:pPr>
+        <w:pStyle w:val="BodyText"/>
+      </w:pPr>
+      <w:r>
+        <w:t xml:space="preserve">The revision is supported by three post-hoc analyses, which are run offline from the frozen corpora. The</w:t>
+      </w:r>
+      <w:r>
+        <w:t xml:space="preserve"> </w:t>
+      </w:r>
+      <w:r>
+        <w:t xml:space="preserve">specification-instability score is validated on a 16/16 held-out-specification split with an operating</w:t>
+      </w:r>
+      <w:r>
+        <w:t xml:space="preserve"> </w:t>
+      </w:r>
+      <w:r>
+        <w:t xml:space="preserve">threshold selected by Youden’s</w:t>
+      </w:r>
+      <w:r>
+        <w:t xml:space="preserve"> </w:t>
+      </w:r>
+      <m:oMath>
+        <m:r>
+          <m:t>J</m:t>
+        </m:r>
+      </m:oMath>
+      <w:r>
+        <w:t xml:space="preserve"> </w:t>
+      </w:r>
+      <w:r>
+        <w:t xml:space="preserve">(reported descriptively); the range of variance explained by the</w:t>
+      </w:r>
+      <w:r>
+        <w:t xml:space="preserve"> </w:t>
+      </w:r>
+      <w:r>
+        <w:t xml:space="preserve">elicitation axes is described in a main effects model, a main plus two-way interaction model, and an</w:t>
+      </w:r>
+      <w:r>
+        <w:t xml:space="preserve"> </w:t>
+      </w:r>
+      <w:r>
+        <w:t xml:space="preserve">issuer-out-of-sample regularized model; and the real-firm external-benchmark specification curve is tested</w:t>
+      </w:r>
+      <w:r>
+        <w:t xml:space="preserve"> </w:t>
+      </w:r>
+      <w:r>
+        <w:t xml:space="preserve">with an issuer-preserving permutation (specification labels permuted within issuer). The</w:t>
+      </w:r>
+      <w:r>
+        <w:t xml:space="preserve"> </w:t>
+      </w:r>
+      <w:r>
+        <w:t xml:space="preserve">reasoning-architecture arm (Section </w:t>
+      </w:r>
+      <w:hyperlink w:anchor="sec:reasoning">
+        <w:r>
+          <w:rPr>
+            <w:rStyle w:val="Hyperlink"/>
+          </w:rPr>
+          <w:t xml:space="preserve">3.8</w:t>
+        </w:r>
+      </w:hyperlink>
+      <w:r>
+        <w:t xml:space="preserve">) is frozen under</w:t>
+      </w:r>
+      <w:r>
+        <w:t xml:space="preserve"> </w:t>
+      </w:r>
+      <w:r>
+        <w:rPr>
+          <w:rStyle w:val="VerbatimChar"/>
+        </w:rPr>
+        <w:t xml:space="preserve">MANIFEST_REASONING.sha256</w:t>
+      </w:r>
+      <w:r>
+        <w:t xml:space="preserve">.</w:t>
       </w:r>
     </w:p>
     <w:p>
       <w:pPr>
         <w:pStyle w:val="Heading2"/>
       </w:pPr>
-      <w:bookmarkStart w:id="66" w:name="economic-translation"/>
-      <w:r>
-        <w:t xml:space="preserve">Economic translation</w:t>
-      </w:r>
-      <w:bookmarkEnd w:id="66"/>
+      <w:bookmarkStart w:id="67" w:name="real-firm-arm"/>
+      <w:r>
+        <w:t xml:space="preserve">Real-firm arm</w:t>
+      </w:r>
+      <w:bookmarkEnd w:id="67"/>
     </w:p>
     <w:p>
       <w:pPr>
         <w:pStyle w:val="FirstParagraph"/>
       </w:pPr>
       <w:r>
-        <w:t xml:space="preserve">The economic translations are post-hoc calibrations that express the magnitude of rating instability in</w:t>
-      </w:r>
-      <w:r>
-        <w:t xml:space="preserve"> </w:t>
-      </w:r>
-      <w:r>
-        <w:t xml:space="preserve">decision-relevant units; they are not confirmatory tests. Portfolio turnover is computed from the 45</w:t>
-      </w:r>
-      <w:r>
-        <w:t xml:space="preserve"> </w:t>
-      </w:r>
-      <w:r>
-        <w:t xml:space="preserve">directional profiles as the share of positions whose modal buy/hold/sell decision changes across</w:t>
-      </w:r>
-      <w:r>
-        <w:t xml:space="preserve"> </w:t>
-      </w:r>
-      <w:r>
-        <w:t xml:space="preserve">elicitation specifications. Rating dispersion is transformed into indicative credit-spread variation</w:t>
-      </w:r>
-      <w:r>
-        <w:t xml:space="preserve"> </w:t>
-      </w:r>
-      <w:r>
-        <w:t xml:space="preserve">using the rating-spread schedule of Cornaggia et al. (2018) and a cached daily option-adjusted-spread</w:t>
-      </w:r>
-      <w:r>
-        <w:t xml:space="preserve"> </w:t>
-      </w:r>
-      <w:r>
-        <w:t xml:space="preserve">series. For the regulatory-capital illustration, each specification’s rating is mapped through the Basel</w:t>
-      </w:r>
-      <w:r>
-        <w:t xml:space="preserve"> </w:t>
-      </w:r>
-      <w:r>
-        <w:t xml:space="preserve">CRE20 standardized external-ratings risk-weight schedule (Basel Committee on Banking Supervision, 2019) and applied to the same</w:t>
-      </w:r>
-      <w:r>
-        <w:t xml:space="preserve"> </w:t>
-      </w:r>
-      <w:r>
-        <w:t xml:space="preserve">hypothetical $45 billion equal-weight corporate portfolio, so that the capital range reflects only</w:t>
-      </w:r>
-      <w:r>
-        <w:t xml:space="preserve"> </w:t>
-      </w:r>
-      <w:r>
-        <w:t xml:space="preserve">differences in the elicited rating. The comparison with the Basel Regulatory Consistency Assessment</w:t>
-      </w:r>
-      <w:r>
-        <w:t xml:space="preserve"> </w:t>
-      </w:r>
-      <w:r>
-        <w:t xml:space="preserve">Programme (Basel Committee on Banking Supervision, 2013) is used only as a magnitude calibration, not as an identity between the two</w:t>
-      </w:r>
-      <w:r>
-        <w:t xml:space="preserve"> </w:t>
-      </w:r>
-      <w:r>
-        <w:t xml:space="preserve">settings.</w:t>
+        <w:t xml:space="preserve">To test the persistence of specification instability outside the constructed battery, we assemble a</w:t>
+      </w:r>
+      <w:r>
+        <w:t xml:space="preserve"> </w:t>
+      </w:r>
+      <w:r>
+        <w:t xml:space="preserve">complementary sample of 31 U.S. business-to-business issuers with market capitalizations between $2</w:t>
+      </w:r>
+      <w:r>
+        <w:t xml:space="preserve"> </w:t>
+      </w:r>
+      <w:r>
+        <w:t xml:space="preserve">billion and $15 billion whose most recent Form 10-K discloses a current long-term agency credit rating.</w:t>
+      </w:r>
+      <w:r>
+        <w:t xml:space="preserve"> </w:t>
+      </w:r>
+      <w:r>
+        <w:t xml:space="preserve">S&amp;P is the primary rating source; where S&amp;P ratings are unavailable, Moody’s or Fitch ratings are</w:t>
+      </w:r>
+      <w:r>
+        <w:t xml:space="preserve"> </w:t>
+      </w:r>
+      <w:r>
+        <w:t xml:space="preserve">mapped to a common scale. Each rating is preserved with a verbatim filing quotation, a permanent SEC</w:t>
+      </w:r>
+      <w:r>
+        <w:t xml:space="preserve"> </w:t>
+      </w:r>
+      <w:r>
+        <w:t xml:space="preserve">document URL, and a document hash.</w:t>
+      </w:r>
+    </w:p>
+    <w:p>
+      <w:pPr>
+        <w:pStyle w:val="BodyText"/>
+      </w:pPr>
+      <w:r>
+        <w:t xml:space="preserve">Because these figures are publicly reported by real issuers, there is a risk of contamination if a model</w:t>
+      </w:r>
+      <w:r>
+        <w:t xml:space="preserve"> </w:t>
+      </w:r>
+      <w:r>
+        <w:t xml:space="preserve">can identify a company. We therefore first perform a pre-registered fingerprinting test in which the</w:t>
+      </w:r>
+      <w:r>
+        <w:t xml:space="preserve"> </w:t>
+      </w:r>
+      <w:r>
+        <w:t xml:space="preserve">models are asked to identify issuers from anonymized financial profiles; Gemini-Flash identifies about</w:t>
+      </w:r>
+      <w:r>
+        <w:t xml:space="preserve"> </w:t>
+      </w:r>
+      <w:r>
+        <w:t xml:space="preserve">22% of the selected issuers from the original figures, confirming that removing the company name does not</w:t>
+      </w:r>
+      <w:r>
+        <w:t xml:space="preserve"> </w:t>
+      </w:r>
+      <w:r>
+        <w:t xml:space="preserve">guarantee independence from memorized issuer information. To reduce this risk, every dollar-denominated</w:t>
+      </w:r>
+      <w:r>
+        <w:t xml:space="preserve"> </w:t>
+      </w:r>
+      <w:r>
+        <w:t xml:space="preserve">quantity for an issuer is multiplied by a single issuer-specific factor sampled from a log-uniform</w:t>
+      </w:r>
+      <w:r>
+        <w:t xml:space="preserve"> </w:t>
+      </w:r>
+      <w:r>
+        <w:t xml:space="preserve">distribution over</w:t>
+      </w:r>
+      <w:r>
+        <w:t xml:space="preserve"> </w:t>
+      </w:r>
+      <m:oMath>
+        <m:r>
+          <m:t>[</m:t>
+        </m:r>
+        <m:r>
+          <m:t>0.6</m:t>
+        </m:r>
+        <m:r>
+          <m:t>,</m:t>
+        </m:r>
+        <m:r>
+          <m:t>1.7</m:t>
+        </m:r>
+        <m:r>
+          <m:t>]</m:t>
+        </m:r>
+      </m:oMath>
+      <w:r>
+        <w:t xml:space="preserve">. The same factor applies to all monetary amounts, so the credit-health</w:t>
+      </w:r>
+      <w:r>
+        <w:t xml:space="preserve"> </w:t>
+      </w:r>
+      <w:r>
+        <w:t xml:space="preserve">analysis retains the financial-ratio structure while disrupting exact-figure lookup. We also</w:t>
+      </w:r>
+      <w:r>
+        <w:t xml:space="preserve"> </w:t>
+      </w:r>
+      <w:r>
+        <w:t xml:space="preserve">exclude consumer-facing companies to reduce recognition from highly distinctive public profiles. The</w:t>
+      </w:r>
+      <w:r>
+        <w:t xml:space="preserve"> </w:t>
+      </w:r>
+      <w:r>
+        <w:t xml:space="preserve">fingerprint-identification rate falls to 2.9% after perturbation, below the pre-registered 5%</w:t>
+      </w:r>
+      <w:r>
+        <w:t xml:space="preserve"> </w:t>
+      </w:r>
+      <w:r>
+        <w:t xml:space="preserve">fingerprint-identification threshold.</w:t>
+      </w:r>
+    </w:p>
+    <w:p>
+      <w:pPr>
+        <w:pStyle w:val="BodyText"/>
+      </w:pPr>
+      <w:r>
+        <w:t xml:space="preserve">Each retained perturbed issuer is then scored on a fixed 12-specification grid spanning presentation,</w:t>
+      </w:r>
+      <w:r>
+        <w:t xml:space="preserve"> </w:t>
+      </w:r>
+      <w:r>
+        <w:t xml:space="preserve">provider, prompt paraphrase, and output format, at three seeds, and the constructed battery is re-scored</w:t>
+      </w:r>
+      <w:r>
+        <w:t xml:space="preserve"> </w:t>
+      </w:r>
+      <w:r>
+        <w:t xml:space="preserve">under the same grid for a matched comparison on the WATCH stratum. This arm uses disclosed agency ratings</w:t>
+      </w:r>
+      <w:r>
+        <w:t xml:space="preserve"> </w:t>
+      </w:r>
+      <w:r>
+        <w:t xml:space="preserve">as a descriptive real-world reference; the primary comparison is stability across specifications.</w:t>
       </w:r>
     </w:p>
     <w:p>
       <w:pPr>
         <w:pStyle w:val="Heading2"/>
       </w:pPr>
-      <w:bookmarkStart w:id="67" w:name="real-firm-arm"/>
-      <w:r>
-        <w:t xml:space="preserve">Real-firm arm</w:t>
-      </w:r>
-      <w:bookmarkEnd w:id="67"/>
+      <w:bookmarkStart w:id="68" w:name="reproducibility"/>
+      <w:r>
+        <w:t xml:space="preserve">Reproducibility</w:t>
+      </w:r>
+      <w:bookmarkEnd w:id="68"/>
     </w:p>
     <w:p>
       <w:pPr>
         <w:pStyle w:val="FirstParagraph"/>
       </w:pPr>
       <w:r>
-        <w:t xml:space="preserve">To test the persistence of specification instability outside the constructed battery, we assemble a</w:t>
-      </w:r>
-      <w:r>
-        <w:t xml:space="preserve"> </w:t>
-      </w:r>
-      <w:r>
-        <w:t xml:space="preserve">complementary sample of 31 U.S. business-to-business issuers with market capitalizations between $2</w:t>
-      </w:r>
-      <w:r>
-        <w:t xml:space="preserve"> </w:t>
-      </w:r>
-      <w:r>
-        <w:t xml:space="preserve">billion and $15 billion whose most recent Form 10-K discloses a current long-term agency credit rating.</w:t>
-      </w:r>
-      <w:r>
-        <w:t xml:space="preserve"> </w:t>
-      </w:r>
-      <w:r>
-        <w:t xml:space="preserve">S&amp;P is the primary rating source; where S&amp;P ratings are unavailable, Moody’s or Fitch ratings are</w:t>
-      </w:r>
-      <w:r>
-        <w:t xml:space="preserve"> </w:t>
-      </w:r>
-      <w:r>
-        <w:t xml:space="preserve">mapped to a common scale. Each rating is preserved with a verbatim filing quotation, a permanent SEC</w:t>
-      </w:r>
-      <w:r>
-        <w:t xml:space="preserve"> </w:t>
-      </w:r>
-      <w:r>
-        <w:t xml:space="preserve">document URL, and a document hash.</w:t>
-      </w:r>
-    </w:p>
-    <w:p>
-      <w:pPr>
-        <w:pStyle w:val="BodyText"/>
-      </w:pPr>
-      <w:r>
-        <w:t xml:space="preserve">Because these figures are publicly reported by real issuers, there is a risk of contamination if a model</w:t>
-      </w:r>
-      <w:r>
-        <w:t xml:space="preserve"> </w:t>
-      </w:r>
-      <w:r>
-        <w:t xml:space="preserve">can identify a company. We therefore first perform a pre-registered fingerprinting test in which the</w:t>
-      </w:r>
-      <w:r>
-        <w:t xml:space="preserve"> </w:t>
-      </w:r>
-      <w:r>
-        <w:t xml:space="preserve">models are asked to identify issuers from anonymized financial profiles; Gemini-Flash identifies about</w:t>
-      </w:r>
-      <w:r>
-        <w:t xml:space="preserve"> </w:t>
-      </w:r>
-      <w:r>
-        <w:t xml:space="preserve">22% of the selected issuers from the original figures, confirming that removing the company name does not</w:t>
-      </w:r>
-      <w:r>
-        <w:t xml:space="preserve"> </w:t>
-      </w:r>
-      <w:r>
-        <w:t xml:space="preserve">guarantee independence from memorized issuer information. To reduce this risk, every dollar-denominated</w:t>
-      </w:r>
-      <w:r>
-        <w:t xml:space="preserve"> </w:t>
-      </w:r>
-      <w:r>
-        <w:t xml:space="preserve">quantity for an issuer is multiplied by a single issuer-specific factor sampled from a log-uniform</w:t>
-      </w:r>
-      <w:r>
-        <w:t xml:space="preserve"> </w:t>
-      </w:r>
-      <w:r>
-        <w:t xml:space="preserve">distribution over</w:t>
-      </w:r>
-      <w:r>
-        <w:t xml:space="preserve"> </w:t>
-      </w:r>
-      <m:oMath>
-        <m:r>
-          <m:t>[</m:t>
-        </m:r>
-        <m:r>
-          <m:t>0.6</m:t>
-        </m:r>
-        <m:r>
-          <m:t>,</m:t>
-        </m:r>
-        <m:r>
-          <m:t>1.7</m:t>
-        </m:r>
-        <m:r>
-          <m:t>]</m:t>
-        </m:r>
-      </m:oMath>
-      <w:r>
-        <w:t xml:space="preserve">. The same factor applies to all monetary amounts, so the credit-health</w:t>
-      </w:r>
-      <w:r>
-        <w:t xml:space="preserve"> </w:t>
-      </w:r>
-      <w:r>
-        <w:t xml:space="preserve">analysis retains the financial-ratio structure while disrupting exact-figure lookup. We also</w:t>
-      </w:r>
-      <w:r>
-        <w:t xml:space="preserve"> </w:t>
-      </w:r>
-      <w:r>
-        <w:t xml:space="preserve">exclude consumer-facing companies to reduce recognition from highly distinctive public profiles. The</w:t>
-      </w:r>
-      <w:r>
-        <w:t xml:space="preserve"> </w:t>
-      </w:r>
-      <w:r>
-        <w:t xml:space="preserve">fingerprint-identification rate falls to 2.9% after perturbation, below the pre-registered 5%</w:t>
-      </w:r>
-      <w:r>
-        <w:t xml:space="preserve"> </w:t>
-      </w:r>
-      <w:r>
-        <w:t xml:space="preserve">decontamination threshold.</w:t>
-      </w:r>
-    </w:p>
-    <w:p>
-      <w:pPr>
-        <w:pStyle w:val="BodyText"/>
-      </w:pPr>
-      <w:r>
-        <w:t xml:space="preserve">Each decontaminated issuer is then scored on a fixed 12-specification grid spanning presentation,</w:t>
-      </w:r>
-      <w:r>
-        <w:t xml:space="preserve"> </w:t>
-      </w:r>
-      <w:r>
-        <w:t xml:space="preserve">provider, prompt paraphrase, and output format, at three seeds, and the constructed battery is re-scored</w:t>
-      </w:r>
-      <w:r>
-        <w:t xml:space="preserve"> </w:t>
-      </w:r>
-      <w:r>
-        <w:t xml:space="preserve">under the same grid for a matched comparison on the WATCH stratum. This arm uses disclosed agency ratings</w:t>
-      </w:r>
-      <w:r>
-        <w:t xml:space="preserve"> </w:t>
-      </w:r>
-      <w:r>
-        <w:t xml:space="preserve">as a descriptive real-world reference; the primary comparison is stability across specifications.</w:t>
-      </w:r>
-    </w:p>
-    <w:p>
-      <w:pPr>
-        <w:pStyle w:val="Heading2"/>
-      </w:pPr>
-      <w:bookmarkStart w:id="68" w:name="reproducibility"/>
-      <w:r>
-        <w:t xml:space="preserve">Reproducibility</w:t>
-      </w:r>
-      <w:bookmarkEnd w:id="68"/>
+        <w:t xml:space="preserve">The entire experimental pipeline is archived so that the reported results can be reproduced without</w:t>
+      </w:r>
+      <w:r>
+        <w:t xml:space="preserve"> </w:t>
+      </w:r>
+      <w:r>
+        <w:t xml:space="preserve">further model calls. The frozen materials comprise the 90-item battery, the specification grid, the</w:t>
+      </w:r>
+      <w:r>
+        <w:t xml:space="preserve"> </w:t>
+      </w:r>
+      <w:r>
+        <w:t xml:space="preserve">prompt templates, the rating scale, the frozen response corpus, the analysis panel, the real-firm arm,</w:t>
+      </w:r>
+      <w:r>
+        <w:t xml:space="preserve"> </w:t>
+      </w:r>
+      <w:r>
+        <w:t xml:space="preserve">the analysis code, the generated outputs, and SHA-256 integrity manifests. The complete set of</w:t>
+      </w:r>
+      <w:r>
+        <w:t xml:space="preserve"> </w:t>
+      </w:r>
+      <w:r>
+        <w:t xml:space="preserve">confirmatory tables, figures, and reported statistics regenerates from a single offline entry point.</w:t>
+      </w:r>
+      <w:r>
+        <w:t xml:space="preserve"> </w:t>
+      </w:r>
+      <w:r>
+        <w:t xml:space="preserve">Provider API credentials are required only to collect new model responses and are not needed to reproduce</w:t>
+      </w:r>
+      <w:r>
+        <w:t xml:space="preserve"> </w:t>
+      </w:r>
+      <w:r>
+        <w:t xml:space="preserve">any result reported in this study.</w:t>
+      </w:r>
+    </w:p>
+    <w:p>
+      <w:pPr>
+        <w:pStyle w:val="Heading1"/>
+      </w:pPr>
+      <w:bookmarkStart w:id="69" w:name="X1f74eb43af444059c7518034463b6c89b1cacf4"/>
+      <w:r>
+        <w:t xml:space="preserve">Declaration of generative AI and AI-assisted technologies in the manuscript preparation process</w:t>
+      </w:r>
+      <w:bookmarkEnd w:id="69"/>
     </w:p>
     <w:p>
       <w:pPr>
         <w:pStyle w:val="FirstParagraph"/>
       </w:pPr>
       <w:r>
-        <w:t xml:space="preserve">The entire experimental pipeline is archived so that the reported results can be reproduced without</w:t>
-      </w:r>
-      <w:r>
-        <w:t xml:space="preserve"> </w:t>
-      </w:r>
-      <w:r>
-        <w:t xml:space="preserve">further model calls. The frozen materials comprise the 90-item battery, the specification grid, the</w:t>
-      </w:r>
-      <w:r>
-        <w:t xml:space="preserve"> </w:t>
-      </w:r>
-      <w:r>
-        <w:t xml:space="preserve">prompt templates, the rating scale, the frozen response corpus, the analysis panel, the real-firm arm,</w:t>
-      </w:r>
-      <w:r>
-        <w:t xml:space="preserve"> </w:t>
-      </w:r>
-      <w:r>
-        <w:t xml:space="preserve">the analysis code, the generated outputs, and SHA-256 integrity manifests. The complete set of</w:t>
-      </w:r>
-      <w:r>
-        <w:t xml:space="preserve"> </w:t>
-      </w:r>
-      <w:r>
-        <w:t xml:space="preserve">confirmatory tables, figures, and reported statistics regenerates from a single offline entry point.</w:t>
-      </w:r>
-      <w:r>
-        <w:t xml:space="preserve"> </w:t>
-      </w:r>
-      <w:r>
-        <w:t xml:space="preserve">Provider API credentials are required only to collect new model responses and are not needed to reproduce</w:t>
-      </w:r>
-      <w:r>
-        <w:t xml:space="preserve"> </w:t>
-      </w:r>
-      <w:r>
-        <w:t xml:space="preserve">any result reported in this study.</w:t>
+        <w:t xml:space="preserve">Generative AI was used to assist with grammar correction and minor language edits of the authors’ own</w:t>
+      </w:r>
+      <w:r>
+        <w:t xml:space="preserve"> </w:t>
+      </w:r>
+      <w:r>
+        <w:t xml:space="preserve">text, and with software scaffolding, development, and coding of the analysis and reproducibility pipeline</w:t>
+      </w:r>
+      <w:r>
+        <w:t xml:space="preserve"> </w:t>
+      </w:r>
+      <w:r>
+        <w:t xml:space="preserve">(Anthropic Claude), in all cases under the authors’ direction. Separately, large language models are the</w:t>
+      </w:r>
+      <w:r>
+        <w:t xml:space="preserve"> </w:t>
+      </w:r>
+      <w:r>
+        <w:t xml:space="preserve">object of study in this work, the credit-rating elicitations under analysis, as described above; every</w:t>
+      </w:r>
+      <w:r>
+        <w:t xml:space="preserve"> </w:t>
+      </w:r>
+      <w:r>
+        <w:t xml:space="preserve">such elicitation is recorded in the specification grid and frozen corpus. The authors reviewed and</w:t>
+      </w:r>
+      <w:r>
+        <w:t xml:space="preserve"> </w:t>
+      </w:r>
+      <w:r>
+        <w:t xml:space="preserve">verified all such output and take full responsibility for the content.</w:t>
       </w:r>
     </w:p>
     <w:p>
       <w:pPr>
         <w:pStyle w:val="Heading1"/>
       </w:pPr>
-      <w:bookmarkStart w:id="69" w:name="X1f74eb43af444059c7518034463b6c89b1cacf4"/>
-      <w:r>
-        <w:t xml:space="preserve">Declaration of generative AI and AI-assisted technologies in the manuscript preparation process</w:t>
-      </w:r>
-      <w:bookmarkEnd w:id="69"/>
+      <w:bookmarkStart w:id="70" w:name="declaration-of-competing-interest"/>
+      <w:r>
+        <w:t xml:space="preserve">Declaration of competing interest</w:t>
+      </w:r>
+      <w:bookmarkEnd w:id="70"/>
     </w:p>
     <w:p>
       <w:pPr>
         <w:pStyle w:val="FirstParagraph"/>
       </w:pPr>
       <w:r>
-        <w:t xml:space="preserve">Generative AI was used to assist with grammar correction and minor language edits of the authors’ own</w:t>
-      </w:r>
-      <w:r>
-        <w:t xml:space="preserve"> </w:t>
-      </w:r>
-      <w:r>
-        <w:t xml:space="preserve">text, and with software scaffolding, development, and coding of the analysis and reproducibility pipeline</w:t>
-      </w:r>
-      <w:r>
-        <w:t xml:space="preserve"> </w:t>
-      </w:r>
-      <w:r>
-        <w:t xml:space="preserve">(Anthropic Claude), in all cases under the authors’ direction. Separately, large language models are the</w:t>
-      </w:r>
-      <w:r>
-        <w:t xml:space="preserve"> </w:t>
-      </w:r>
-      <w:r>
-        <w:t xml:space="preserve">object of study in this work, the credit-rating elicitations under analysis, as described above; every</w:t>
-      </w:r>
-      <w:r>
-        <w:t xml:space="preserve"> </w:t>
-      </w:r>
-      <w:r>
-        <w:t xml:space="preserve">such elicitation is recorded in the specification grid and frozen corpus. The authors reviewed and</w:t>
-      </w:r>
-      <w:r>
-        <w:t xml:space="preserve"> </w:t>
-      </w:r>
-      <w:r>
-        <w:t xml:space="preserve">verified all such output and take full responsibility for the content.</w:t>
-      </w:r>
-    </w:p>
-    <w:p>
-      <w:pPr>
-        <w:pStyle w:val="Heading1"/>
-      </w:pPr>
-      <w:bookmarkStart w:id="70" w:name="declaration-of-competing-interest"/>
-      <w:r>
-        <w:t xml:space="preserve">Declaration of competing interest</w:t>
-      </w:r>
-      <w:bookmarkEnd w:id="70"/>
-    </w:p>
-    <w:p>
-      <w:pPr>
-        <w:pStyle w:val="FirstParagraph"/>
-      </w:pPr>
-      <w:r>
-        <w:t xml:space="preserve">The authors declare no competing interests.</w:t>
+        <w:t xml:space="preserve">S.C. and R.C. each declare no competing interests.</w:t>
       </w:r>
     </w:p>
     <w:p>
@@ -12187,7 +13848,7 @@
         <w:t xml:space="preserve"> </w:t>
       </w:r>
       <w:r>
-        <w:t xml:space="preserve">paraphrases, the rating scale, and the Basel capital map;</w:t>
+        <w:t xml:space="preserve">paraphrases, and the rating scale;</w:t>
       </w:r>
       <w:r>
         <w:t xml:space="preserve"> </w:t>
@@ -12253,7 +13914,7 @@
         <w:t xml:space="preserve"> </w:t>
       </w:r>
       <w:r>
-        <w:t xml:space="preserve">contain the decontaminated real-firm arm</w:t>
+        <w:t xml:space="preserve">contain the perturbed and fingerprint-screened real-firm arm</w:t>
       </w:r>
       <w:r>
         <w:t xml:space="preserve"> </w:t>
@@ -12330,6 +13991,54 @@
         <w:t xml:space="preserve">MANIFEST_FLAGSHIP.sha256</w:t>
       </w:r>
       <w:r>
+        <w:t xml:space="preserve">;</w:t>
+      </w:r>
+      <w:r>
+        <w:t xml:space="preserve"> </w:t>
+      </w:r>
+      <w:r>
+        <w:t xml:space="preserve">the reasoning-architecture arm (</w:t>
+      </w:r>
+      <w:r>
+        <w:rPr>
+          <w:rStyle w:val="VerbatimChar"/>
+        </w:rPr>
+        <w:t xml:space="preserve">deepseek-r1</w:t>
+      </w:r>
+      <w:r>
+        <w:t xml:space="preserve"> </w:t>
+      </w:r>
+      <w:r>
+        <w:t xml:space="preserve">on the same grid) is in</w:t>
+      </w:r>
+      <w:r>
+        <w:t xml:space="preserve"> </w:t>
+      </w:r>
+      <w:r>
+        <w:rPr>
+          <w:rStyle w:val="VerbatimChar"/>
+        </w:rPr>
+        <w:t xml:space="preserve">capture/reasoning_runs/</w:t>
+      </w:r>
+      <w:r>
+        <w:t xml:space="preserve">,</w:t>
+      </w:r>
+      <w:r>
+        <w:t xml:space="preserve"> </w:t>
+      </w:r>
+      <w:r>
+        <w:t xml:space="preserve">fixed by</w:t>
+      </w:r>
+      <w:r>
+        <w:t xml:space="preserve"> </w:t>
+      </w:r>
+      <w:r>
+        <w:rPr>
+          <w:rStyle w:val="VerbatimChar"/>
+        </w:rPr>
+        <w:t xml:space="preserve">MANIFEST_REASONING.sha256</w:t>
+      </w:r>
+      <w:r>
         <w:t xml:space="preserve">.</w:t>
       </w:r>
       <w:r>
@@ -12390,7 +14099,10 @@
         <w:t xml:space="preserve"> </w:t>
       </w:r>
       <w:r>
-        <w:t xml:space="preserve">number, table, and figure, with no model calls and no API keys. A self-contained companion document (</w:t>
+        <w:t xml:space="preserve">number, table, and figure, with no model calls and no API keys. A self-contained companion,</w:t>
+      </w:r>
+      <w:r>
+        <w:t xml:space="preserve"> </w:t>
       </w:r>
       <w:r>
         <w:rPr>
@@ -12399,353 +14111,34 @@
         <w:t xml:space="preserve">REPRODUCIBILITY_DOCUMENTATION.pdf</w:t>
       </w:r>
       <w:r>
-        <w:t xml:space="preserve">, provided with this</w:t>
-      </w:r>
-      <w:r>
-        <w:t xml:space="preserve"> </w:t>
-      </w:r>
-      <w:r>
-        <w:t xml:space="preserve">submission) describes the complete archive—data inputs and provenance, every analysis script and its</w:t>
-      </w:r>
-      <w:r>
-        <w:t xml:space="preserve"> </w:t>
-      </w:r>
-      <w:r>
-        <w:t xml:space="preserve">outputs, the one-command reproduction, the verification and determinism procedure, and the pinned</w:t>
-      </w:r>
-      <w:r>
-        <w:t xml:space="preserve"> </w:t>
-      </w:r>
-      <w:r>
-        <w:t xml:space="preserve">environment—so that the study can be understood and re-run from that single file. The underlying SEC filings (Form 10-K and</w:t>
+        <w:t xml:space="preserve"> </w:t>
+      </w:r>
+      <w:r>
+        <w:t xml:space="preserve">(provided with this submission), documents the</w:t>
+      </w:r>
+      <w:r>
+        <w:t xml:space="preserve"> </w:t>
+      </w:r>
+      <w:r>
+        <w:t xml:space="preserve">complete archive—data inputs and provenance, every analysis script and its outputs, the one-command</w:t>
+      </w:r>
+      <w:r>
+        <w:t xml:space="preserve"> </w:t>
+      </w:r>
+      <w:r>
+        <w:t xml:space="preserve">reproduction, the verification and determinism procedure, and the pinned environment—so that the study</w:t>
+      </w:r>
+      <w:r>
+        <w:t xml:space="preserve"> </w:t>
+      </w:r>
+      <w:r>
+        <w:t xml:space="preserve">can be understood and re-run from that single file. The underlying SEC filings (Form 10-K and</w:t>
       </w:r>
       <w:r>
         <w:t xml:space="preserve"> </w:t>
       </w:r>
       <w:r>
         <w:t xml:space="preserve">company-facts XBRL) are publicly available through the SEC EDGAR system.</w:t>
-      </w:r>
-    </w:p>
-    <w:p>
-      <w:pPr>
-        <w:pStyle w:val="Heading1"/>
-      </w:pPr>
-      <w:bookmarkStart w:id="74" w:name="references"/>
-      <w:r>
-        <w:t xml:space="preserve">References</w:t>
-      </w:r>
-      <w:bookmarkEnd w:id="74"/>
-    </w:p>
-    <w:p>
-      <w:pPr>
-        <w:pStyle w:val="FirstParagraph"/>
-      </w:pPr>
-      <w:r>
-        <w:t xml:space="preserve">Altman (1968). Financial ratios, discriminant analysis and the prediction of corporate bankruptcy. The Journal of Finance.</w:t>
-      </w:r>
-    </w:p>
-    <w:p>
-      <w:pPr>
-        <w:pStyle w:val="BodyText"/>
-      </w:pPr>
-      <w:r>
-        <w:t xml:space="preserve">Atil, Aykent, Chittams, Fu, Passonneau, Radcliffe, Rajagopal, Sloan, Tudrej, Ture, Wu, Xu, Baldwin (2024). Non-determinism of</w:t>
-      </w:r>
-      <w:r>
-        <w:t xml:space="preserve"> </w:t>
-      </w:r>
-      <w:r>
-        <w:t xml:space="preserve">“</w:t>
-      </w:r>
-      <w:r>
-        <w:t xml:space="preserve">deterministic</w:t>
-      </w:r>
-      <w:r>
-        <w:t xml:space="preserve">”</w:t>
-      </w:r>
-      <w:r>
-        <w:t xml:space="preserve"> </w:t>
-      </w:r>
-      <w:r>
-        <w:t xml:space="preserve">LLM settings. arXiv:2408.04667.</w:t>
-      </w:r>
-    </w:p>
-    <w:p>
-      <w:pPr>
-        <w:pStyle w:val="BodyText"/>
-      </w:pPr>
-      <w:r>
-        <w:t xml:space="preserve">Basel Committee on Banking Supervision (2013). Regulatory Consistency Assessment Programme (RCAP): Analysis of risk-weighted assets for credit risk in the banking book. Bank for International Settlements.</w:t>
-      </w:r>
-    </w:p>
-    <w:p>
-      <w:pPr>
-        <w:pStyle w:val="BodyText"/>
-      </w:pPr>
-      <w:r>
-        <w:t xml:space="preserve">Basel Committee on Banking Supervision (2019). CRE20: Standardised approach: individual exposures. Basel Framework, Bank for International Settlements.</w:t>
-      </w:r>
-    </w:p>
-    <w:p>
-      <w:pPr>
-        <w:pStyle w:val="BodyText"/>
-      </w:pPr>
-      <w:r>
-        <w:t xml:space="preserve">Board of Governors of the Federal Reserve System, Currency (2011). Supervisory guidance on model risk management. SR Letter 11-7 / OCC Bulletin 2011-12.</w:t>
-      </w:r>
-    </w:p>
-    <w:p>
-      <w:pPr>
-        <w:pStyle w:val="BodyText"/>
-      </w:pPr>
-      <w:r>
-        <w:t xml:space="preserve">Bommasani, others (2021). On the opportunities and risks of foundation models. arXiv preprint arXiv:2108.07258.</w:t>
-      </w:r>
-    </w:p>
-    <w:p>
-      <w:pPr>
-        <w:pStyle w:val="BodyText"/>
-      </w:pPr>
-      <w:r>
-        <w:t xml:space="preserve">Brown, others (2020). Language models are few-shot learners. Advances in Neural Information Processing Systems (NeurIPS).</w:t>
-      </w:r>
-    </w:p>
-    <w:p>
-      <w:pPr>
-        <w:pStyle w:val="BodyText"/>
-      </w:pPr>
-      <w:r>
-        <w:t xml:space="preserve">Camuffo, Gambardella, Kazemi, Malachowski, Pandey (2026). Variance-aware LLM annotation for strategy research: Sources, diagnostics, and a protocol for reliable measurement. arXiv:2601.02370.</w:t>
-      </w:r>
-    </w:p>
-    <w:p>
-      <w:pPr>
-        <w:pStyle w:val="BodyText"/>
-      </w:pPr>
-      <w:r>
-        <w:t xml:space="preserve">Cantor, Packer (1997). Differences of opinion and selection bias in the credit rating industry. Journal of Banking</w:t>
-      </w:r>
-      <w:r>
-        <w:br/>
-      </w:r>
-      <w:r>
-        <w:t xml:space="preserve">&amp; Finance.</w:t>
-      </w:r>
-    </w:p>
-    <w:p>
-      <w:pPr>
-        <w:pStyle w:val="BodyText"/>
-      </w:pPr>
-      <w:r>
-        <w:t xml:space="preserve">Chon, Kim, Kim (2025). Multifaceted variability in LLM-driven stock recommendations. Finance Research Letters.</w:t>
-      </w:r>
-    </w:p>
-    <w:p>
-      <w:pPr>
-        <w:pStyle w:val="BodyText"/>
-      </w:pPr>
-      <w:r>
-        <w:t xml:space="preserve">Cornaggia, Cornaggia, Israelsen (2018). Credit ratings and the cost of municipal financing. Review of Financial Studies.</w:t>
-      </w:r>
-    </w:p>
-    <w:p>
-      <w:pPr>
-        <w:pStyle w:val="BodyText"/>
-      </w:pPr>
-      <w:r>
-        <w:t xml:space="preserve">Devlin, Chang, Lee, Toutanova (2019). BERT: Pre-training of deep bidirectional transformers for language understanding. Proceedings of NAACL-HLT.</w:t>
-      </w:r>
-    </w:p>
-    <w:p>
-      <w:pPr>
-        <w:pStyle w:val="BodyText"/>
-      </w:pPr>
-      <w:r>
-        <w:t xml:space="preserve">Drinkall, Pierrehumbert, Zohren (2025). Forecasting credit ratings: A case study where traditional methods outperform generative LLMs. Proceedings of the Joint Workshop of FinNLP, FNP, and LLMFinLegal (COLING 2025).</w:t>
-      </w:r>
-    </w:p>
-    <w:p>
-      <w:pPr>
-        <w:pStyle w:val="BodyText"/>
-      </w:pPr>
-      <w:r>
-        <w:t xml:space="preserve">García-Llorente, Olmeda (2026). Large language models for banking supervision: Reliability evidence from European systemic banks. Finance Research Letters.</w:t>
-      </w:r>
-    </w:p>
-    <w:p>
-      <w:pPr>
-        <w:pStyle w:val="BodyText"/>
-      </w:pPr>
-      <w:r>
-        <w:t xml:space="preserve">Gelman, Loken (2014). The statistical crisis in science. American Scientist.</w:t>
-      </w:r>
-    </w:p>
-    <w:p>
-      <w:pPr>
-        <w:pStyle w:val="BodyText"/>
-      </w:pPr>
-      <w:r>
-        <w:t xml:space="preserve">Hansen, Kazinnik (2024). Can ChatGPT decipher Fedspeak?. SSRN Electronic Journal.</w:t>
-      </w:r>
-    </w:p>
-    <w:p>
-      <w:pPr>
-        <w:pStyle w:val="BodyText"/>
-      </w:pPr>
-      <w:r>
-        <w:t xml:space="preserve">Hens, Nordlie (2025). How good are LLMs in risk profiling?. Finance Research Letters.</w:t>
-      </w:r>
-    </w:p>
-    <w:p>
-      <w:pPr>
-        <w:pStyle w:val="BodyText"/>
-      </w:pPr>
-      <w:r>
-        <w:t xml:space="preserve">Kadavath, Conerly, Askell, Henighan, others (2022). Language Models (Mostly) Know What They Know. arXiv preprint arXiv:2207.05221.</w:t>
-      </w:r>
-    </w:p>
-    <w:p>
-      <w:pPr>
-        <w:pStyle w:val="BodyText"/>
-      </w:pPr>
-      <w:r>
-        <w:t xml:space="preserve">Kaplan, McCandlish, Henighan, Brown, Chess, Child, Gray, Radford, Wu, Amodei (2020). Scaling laws for neural language models. arXiv preprint arXiv:2001.08361.</w:t>
-      </w:r>
-    </w:p>
-    <w:p>
-      <w:pPr>
-        <w:pStyle w:val="BodyText"/>
-      </w:pPr>
-      <w:r>
-        <w:t xml:space="preserve">Kliger, Sarig (2000). The information value of bond ratings. Journal of Finance.</w:t>
-      </w:r>
-    </w:p>
-    <w:p>
-      <w:pPr>
-        <w:pStyle w:val="BodyText"/>
-      </w:pPr>
-      <w:r>
-        <w:t xml:space="preserve">Kuhn, Gal, Farquhar (2023). Semantic Uncertainty: Linguistic Invariances for Uncertainty Estimation in Natural Language Generation. International Conference on Learning Representations (ICLR).</w:t>
-      </w:r>
-    </w:p>
-    <w:p>
-      <w:pPr>
-        <w:pStyle w:val="BodyText"/>
-      </w:pPr>
-      <w:r>
-        <w:t xml:space="preserve">Lin, Hilton, Evans (2022). Teaching Models to Express Their Uncertainty in Words. Transactions on Machine Learning Research (TMLR).</w:t>
-      </w:r>
-    </w:p>
-    <w:p>
-      <w:pPr>
-        <w:pStyle w:val="BodyText"/>
-      </w:pPr>
-      <w:r>
-        <w:t xml:space="preserve">Lopez-Lira, Tang (2023). Can ChatGPT forecast stock price movements? Return predictability and large language models. arXiv preprint arXiv:2304.07619.</w:t>
-      </w:r>
-    </w:p>
-    <w:p>
-      <w:pPr>
-        <w:pStyle w:val="BodyText"/>
-      </w:pPr>
-      <w:r>
-        <w:t xml:space="preserve">Mizrahi, Kaplan, Malkin, Dror, Shahaf, Stanovsky (2024). State of what art? A call for multi-prompt LLM evaluation. Transactions of the Association for Computational Linguistics.</w:t>
-      </w:r>
-    </w:p>
-    <w:p>
-      <w:pPr>
-        <w:pStyle w:val="BodyText"/>
-      </w:pPr>
-      <w:r>
-        <w:t xml:space="preserve">Ohlson (1980). Financial ratios and the probabilistic prediction of bankruptcy. Journal of Accounting Research.</w:t>
-      </w:r>
-    </w:p>
-    <w:p>
-      <w:pPr>
-        <w:pStyle w:val="BodyText"/>
-      </w:pPr>
-      <w:r>
-        <w:t xml:space="preserve">OpenAI (2023). GPT-4 technical report. arXiv preprint arXiv:2303.08774.</w:t>
-      </w:r>
-    </w:p>
-    <w:p>
-      <w:pPr>
-        <w:pStyle w:val="BodyText"/>
-      </w:pPr>
-      <w:r>
-        <w:t xml:space="preserve">Ouyang, others (2022). Training language models to follow instructions with human feedback. Advances in Neural Information Processing Systems (NeurIPS).</w:t>
-      </w:r>
-    </w:p>
-    <w:p>
-      <w:pPr>
-        <w:pStyle w:val="BodyText"/>
-      </w:pPr>
-      <w:r>
-        <w:t xml:space="preserve">Sclar, Choi, Tsvetkov, Suhr (2024). Quantifying language models’ sensitivity to spurious features in prompt design. International Conference on Learning Representations (ICLR).</w:t>
-      </w:r>
-    </w:p>
-    <w:p>
-      <w:pPr>
-        <w:pStyle w:val="BodyText"/>
-      </w:pPr>
-      <w:r>
-        <w:t xml:space="preserve">Simmons, Nelson, Simonsohn (2011). False-positive psychology: Undisclosed flexibility in data collection and analysis allows presenting anything as significant. Psychological Science.</w:t>
-      </w:r>
-    </w:p>
-    <w:p>
-      <w:pPr>
-        <w:pStyle w:val="BodyText"/>
-      </w:pPr>
-      <w:r>
-        <w:t xml:space="preserve">Simonsohn, Simmons, Nelson (2020). Specification curve analysis. Nature Human Behaviour.</w:t>
-      </w:r>
-    </w:p>
-    <w:p>
-      <w:pPr>
-        <w:pStyle w:val="BodyText"/>
-      </w:pPr>
-      <w:r>
-        <w:t xml:space="preserve">Steegen, Tuerlinckx, Gelman, Vanpaemel (2016). Increasing transparency through a multiverse analysis. Perspectives on Psychological Science.</w:t>
-      </w:r>
-    </w:p>
-    <w:p>
-      <w:pPr>
-        <w:pStyle w:val="BodyText"/>
-      </w:pPr>
-      <w:r>
-        <w:t xml:space="preserve">Tang (2009). Information asymmetry and firms’ credit market access: Evidence from Moody’s credit rating format refinement. Journal of Financial Economics.</w:t>
-      </w:r>
-    </w:p>
-    <w:p>
-      <w:pPr>
-        <w:pStyle w:val="BodyText"/>
-      </w:pPr>
-      <w:r>
-        <w:t xml:space="preserve">Vaswani, Shazeer, Parmar, Uszkoreit, Jones, Gomez, Kaiser, Polosukhin (2017). Attention is all you need. Advances in Neural Information Processing Systems (NeurIPS).</w:t>
-      </w:r>
-    </w:p>
-    <w:p>
-      <w:pPr>
-        <w:pStyle w:val="BodyText"/>
-      </w:pPr>
-      <w:r>
-        <w:t xml:space="preserve">Wang, Wei, Schuurmans, Le, Chi, Narang, Chowdhery, Zhou (2023). Self-Consistency Improves Chain of Thought Reasoning in Language Models. International Conference on Learning Representations (ICLR).</w:t>
-      </w:r>
-    </w:p>
-    <w:p>
-      <w:pPr>
-        <w:pStyle w:val="BodyText"/>
-      </w:pPr>
-      <w:r>
-        <w:t xml:space="preserve">Wu, Irsoy, Lu, Dabravolski, Dredze, Gehrmann, Kambadur, Rosenberg, Mann (2023). BloombergGPT: A large language model for finance. arXiv preprint arXiv:2303.17564.</w:t>
-      </w:r>
-    </w:p>
-    <w:p>
-      <w:pPr>
-        <w:pStyle w:val="BodyText"/>
-      </w:pPr>
-      <w:r>
-        <w:t xml:space="preserve">Xie, Han, Zhang, Lai, Peng, Lopez-Lira, Huang (2023). PIXIU: A large language model, instruction data and evaluation benchmark for finance. Advances in Neural Information Processing Systems (NeurIPS).</w:t>
       </w:r>
     </w:p>
     <w:sectPr/>
